--- a/tools/informes/consejo-profesores/_build/salida/Informe-02-Transformaciones-ensenanza-universitaria.docx
+++ b/tools/informes/consejo-profesores/_build/salida/Informe-02-Transformaciones-ensenanza-universitaria.docx
@@ -150,7 +150,7 @@
     <w:sdt>
       <w:sdtPr>
         <w:alias w:val="Índice"/>
-        <w:id w:val="60566829"/>
+        <w:id w:val="61883829"/>
       </w:sdtPr>
       <w:sdtContent>
         <w:p>
@@ -173,7 +173,7 @@
           <w:r>
             <w:fldChar w:fldCharType="separate"/>
           </w:r>
-          <w:hyperlink w:anchor="_Toc240419302" w:history="1">
+          <w:hyperlink w:anchor="_Toc240420639" w:history="1">
             <w:r>
               <w:rPr>
                 <w:rStyle w:val="Hipervnculo"/>
@@ -197,7 +197,7 @@
               <w:rPr>
                 <w:noProof/>
               </w:rPr>
-              <w:instrText xml:space="preserve"> PAGEREF _Toc240419302 \h </w:instrText>
+              <w:instrText xml:space="preserve"> PAGEREF _Toc240420639 \h </w:instrText>
             </w:r>
             <w:r>
               <w:rPr>
@@ -214,7 +214,7 @@
               <w:rPr>
                 <w:noProof/>
               </w:rPr>
-              <w:t>4</w:t>
+              <w:t>5</w:t>
             </w:r>
             <w:r>
               <w:rPr>
@@ -235,7 +235,7 @@
               <w:noProof/>
             </w:rPr>
           </w:pPr>
-          <w:hyperlink w:anchor="_Toc240419303" w:history="1">
+          <w:hyperlink w:anchor="_Toc240420640" w:history="1">
             <w:r>
               <w:rPr>
                 <w:rStyle w:val="Hipervnculo"/>
@@ -259,7 +259,7 @@
               <w:rPr>
                 <w:noProof/>
               </w:rPr>
-              <w:instrText xml:space="preserve"> PAGEREF _Toc240419303 \h </w:instrText>
+              <w:instrText xml:space="preserve"> PAGEREF _Toc240420640 \h </w:instrText>
             </w:r>
             <w:r>
               <w:rPr>
@@ -276,7 +276,7 @@
               <w:rPr>
                 <w:noProof/>
               </w:rPr>
-              <w:t>4</w:t>
+              <w:t>5</w:t>
             </w:r>
             <w:r>
               <w:rPr>
@@ -297,7 +297,7 @@
               <w:noProof/>
             </w:rPr>
           </w:pPr>
-          <w:hyperlink w:anchor="_Toc240419304" w:history="1">
+          <w:hyperlink w:anchor="_Toc240420641" w:history="1">
             <w:r>
               <w:rPr>
                 <w:rStyle w:val="Hipervnculo"/>
@@ -321,7 +321,7 @@
               <w:rPr>
                 <w:noProof/>
               </w:rPr>
-              <w:instrText xml:space="preserve"> PAGEREF _Toc240419304 \h </w:instrText>
+              <w:instrText xml:space="preserve"> PAGEREF _Toc240420641 \h </w:instrText>
             </w:r>
             <w:r>
               <w:rPr>
@@ -338,7 +338,7 @@
               <w:rPr>
                 <w:noProof/>
               </w:rPr>
-              <w:t>4</w:t>
+              <w:t>5</w:t>
             </w:r>
             <w:r>
               <w:rPr>
@@ -359,7 +359,7 @@
               <w:noProof/>
             </w:rPr>
           </w:pPr>
-          <w:hyperlink w:anchor="_Toc240419305" w:history="1">
+          <w:hyperlink w:anchor="_Toc240420642" w:history="1">
             <w:r>
               <w:rPr>
                 <w:rStyle w:val="Hipervnculo"/>
@@ -383,7 +383,7 @@
               <w:rPr>
                 <w:noProof/>
               </w:rPr>
-              <w:instrText xml:space="preserve"> PAGEREF _Toc240419305 \h </w:instrText>
+              <w:instrText xml:space="preserve"> PAGEREF _Toc240420642 \h </w:instrText>
             </w:r>
             <w:r>
               <w:rPr>
@@ -400,7 +400,7 @@
               <w:rPr>
                 <w:noProof/>
               </w:rPr>
-              <w:t>4</w:t>
+              <w:t>5</w:t>
             </w:r>
             <w:r>
               <w:rPr>
@@ -421,7 +421,7 @@
               <w:noProof/>
             </w:rPr>
           </w:pPr>
-          <w:hyperlink w:anchor="_Toc240419306" w:history="1">
+          <w:hyperlink w:anchor="_Toc240420643" w:history="1">
             <w:r>
               <w:rPr>
                 <w:rStyle w:val="Hipervnculo"/>
@@ -445,7 +445,7 @@
               <w:rPr>
                 <w:noProof/>
               </w:rPr>
-              <w:instrText xml:space="preserve"> PAGEREF _Toc240419306 \h </w:instrText>
+              <w:instrText xml:space="preserve"> PAGEREF _Toc240420643 \h </w:instrText>
             </w:r>
             <w:r>
               <w:rPr>
@@ -462,7 +462,7 @@
               <w:rPr>
                 <w:noProof/>
               </w:rPr>
-              <w:t>5</w:t>
+              <w:t>6</w:t>
             </w:r>
             <w:r>
               <w:rPr>
@@ -483,7 +483,7 @@
               <w:noProof/>
             </w:rPr>
           </w:pPr>
-          <w:hyperlink w:anchor="_Toc240419307" w:history="1">
+          <w:hyperlink w:anchor="_Toc240420644" w:history="1">
             <w:r>
               <w:rPr>
                 <w:rStyle w:val="Hipervnculo"/>
@@ -507,7 +507,7 @@
               <w:rPr>
                 <w:noProof/>
               </w:rPr>
-              <w:instrText xml:space="preserve"> PAGEREF _Toc240419307 \h </w:instrText>
+              <w:instrText xml:space="preserve"> PAGEREF _Toc240420644 \h </w:instrText>
             </w:r>
             <w:r>
               <w:rPr>
@@ -524,7 +524,7 @@
               <w:rPr>
                 <w:noProof/>
               </w:rPr>
-              <w:t>5</w:t>
+              <w:t>6</w:t>
             </w:r>
             <w:r>
               <w:rPr>
@@ -545,7 +545,7 @@
               <w:noProof/>
             </w:rPr>
           </w:pPr>
-          <w:hyperlink w:anchor="_Toc240419308" w:history="1">
+          <w:hyperlink w:anchor="_Toc240420645" w:history="1">
             <w:r>
               <w:rPr>
                 <w:rStyle w:val="Hipervnculo"/>
@@ -569,7 +569,7 @@
               <w:rPr>
                 <w:noProof/>
               </w:rPr>
-              <w:instrText xml:space="preserve"> PAGEREF _Toc240419308 \h </w:instrText>
+              <w:instrText xml:space="preserve"> PAGEREF _Toc240420645 \h </w:instrText>
             </w:r>
             <w:r>
               <w:rPr>
@@ -586,7 +586,7 @@
               <w:rPr>
                 <w:noProof/>
               </w:rPr>
-              <w:t>5</w:t>
+              <w:t>7</w:t>
             </w:r>
             <w:r>
               <w:rPr>
@@ -607,7 +607,7 @@
               <w:noProof/>
             </w:rPr>
           </w:pPr>
-          <w:hyperlink w:anchor="_Toc240419309" w:history="1">
+          <w:hyperlink w:anchor="_Toc240420646" w:history="1">
             <w:r>
               <w:rPr>
                 <w:rStyle w:val="Hipervnculo"/>
@@ -631,7 +631,7 @@
               <w:rPr>
                 <w:noProof/>
               </w:rPr>
-              <w:instrText xml:space="preserve"> PAGEREF _Toc240419309 \h </w:instrText>
+              <w:instrText xml:space="preserve"> PAGEREF _Toc240420646 \h </w:instrText>
             </w:r>
             <w:r>
               <w:rPr>
@@ -648,7 +648,7 @@
               <w:rPr>
                 <w:noProof/>
               </w:rPr>
-              <w:t>5</w:t>
+              <w:t>7</w:t>
             </w:r>
             <w:r>
               <w:rPr>
@@ -669,7 +669,7 @@
               <w:noProof/>
             </w:rPr>
           </w:pPr>
-          <w:hyperlink w:anchor="_Toc240419310" w:history="1">
+          <w:hyperlink w:anchor="_Toc240420647" w:history="1">
             <w:r>
               <w:rPr>
                 <w:rStyle w:val="Hipervnculo"/>
@@ -693,7 +693,7 @@
               <w:rPr>
                 <w:noProof/>
               </w:rPr>
-              <w:instrText xml:space="preserve"> PAGEREF _Toc240419310 \h </w:instrText>
+              <w:instrText xml:space="preserve"> PAGEREF _Toc240420647 \h </w:instrText>
             </w:r>
             <w:r>
               <w:rPr>
@@ -710,7 +710,7 @@
               <w:rPr>
                 <w:noProof/>
               </w:rPr>
-              <w:t>6</w:t>
+              <w:t>7</w:t>
             </w:r>
             <w:r>
               <w:rPr>
@@ -731,7 +731,7 @@
               <w:noProof/>
             </w:rPr>
           </w:pPr>
-          <w:hyperlink w:anchor="_Toc240419311" w:history="1">
+          <w:hyperlink w:anchor="_Toc240420648" w:history="1">
             <w:r>
               <w:rPr>
                 <w:rStyle w:val="Hipervnculo"/>
@@ -755,7 +755,7 @@
               <w:rPr>
                 <w:noProof/>
               </w:rPr>
-              <w:instrText xml:space="preserve"> PAGEREF _Toc240419311 \h </w:instrText>
+              <w:instrText xml:space="preserve"> PAGEREF _Toc240420648 \h </w:instrText>
             </w:r>
             <w:r>
               <w:rPr>
@@ -772,7 +772,7 @@
               <w:rPr>
                 <w:noProof/>
               </w:rPr>
-              <w:t>6</w:t>
+              <w:t>7</w:t>
             </w:r>
             <w:r>
               <w:rPr>
@@ -793,7 +793,7 @@
               <w:noProof/>
             </w:rPr>
           </w:pPr>
-          <w:hyperlink w:anchor="_Toc240419312" w:history="1">
+          <w:hyperlink w:anchor="_Toc240420649" w:history="1">
             <w:r>
               <w:rPr>
                 <w:rStyle w:val="Hipervnculo"/>
@@ -817,7 +817,7 @@
               <w:rPr>
                 <w:noProof/>
               </w:rPr>
-              <w:instrText xml:space="preserve"> PAGEREF _Toc240419312 \h </w:instrText>
+              <w:instrText xml:space="preserve"> PAGEREF _Toc240420649 \h </w:instrText>
             </w:r>
             <w:r>
               <w:rPr>
@@ -834,7 +834,7 @@
               <w:rPr>
                 <w:noProof/>
               </w:rPr>
-              <w:t>6</w:t>
+              <w:t>8</w:t>
             </w:r>
             <w:r>
               <w:rPr>
@@ -855,7 +855,7 @@
               <w:noProof/>
             </w:rPr>
           </w:pPr>
-          <w:hyperlink w:anchor="_Toc240419313" w:history="1">
+          <w:hyperlink w:anchor="_Toc240420650" w:history="1">
             <w:r>
               <w:rPr>
                 <w:rStyle w:val="Hipervnculo"/>
@@ -879,7 +879,7 @@
               <w:rPr>
                 <w:noProof/>
               </w:rPr>
-              <w:instrText xml:space="preserve"> PAGEREF _Toc240419313 \h </w:instrText>
+              <w:instrText xml:space="preserve"> PAGEREF _Toc240420650 \h </w:instrText>
             </w:r>
             <w:r>
               <w:rPr>
@@ -896,7 +896,7 @@
               <w:rPr>
                 <w:noProof/>
               </w:rPr>
-              <w:t>7</w:t>
+              <w:t>8</w:t>
             </w:r>
             <w:r>
               <w:rPr>
@@ -917,7 +917,7 @@
               <w:noProof/>
             </w:rPr>
           </w:pPr>
-          <w:hyperlink w:anchor="_Toc240419314" w:history="1">
+          <w:hyperlink w:anchor="_Toc240420651" w:history="1">
             <w:r>
               <w:rPr>
                 <w:rStyle w:val="Hipervnculo"/>
@@ -941,7 +941,7 @@
               <w:rPr>
                 <w:noProof/>
               </w:rPr>
-              <w:instrText xml:space="preserve"> PAGEREF _Toc240419314 \h </w:instrText>
+              <w:instrText xml:space="preserve"> PAGEREF _Toc240420651 \h </w:instrText>
             </w:r>
             <w:r>
               <w:rPr>
@@ -958,7 +958,7 @@
               <w:rPr>
                 <w:noProof/>
               </w:rPr>
-              <w:t>7</w:t>
+              <w:t>9</w:t>
             </w:r>
             <w:r>
               <w:rPr>
@@ -979,7 +979,7 @@
               <w:noProof/>
             </w:rPr>
           </w:pPr>
-          <w:hyperlink w:anchor="_Toc240419315" w:history="1">
+          <w:hyperlink w:anchor="_Toc240420652" w:history="1">
             <w:r>
               <w:rPr>
                 <w:rStyle w:val="Hipervnculo"/>
@@ -1003,7 +1003,7 @@
               <w:rPr>
                 <w:noProof/>
               </w:rPr>
-              <w:instrText xml:space="preserve"> PAGEREF _Toc240419315 \h </w:instrText>
+              <w:instrText xml:space="preserve"> PAGEREF _Toc240420652 \h </w:instrText>
             </w:r>
             <w:r>
               <w:rPr>
@@ -1020,7 +1020,7 @@
               <w:rPr>
                 <w:noProof/>
               </w:rPr>
-              <w:t>7</w:t>
+              <w:t>9</w:t>
             </w:r>
             <w:r>
               <w:rPr>
@@ -1041,7 +1041,7 @@
               <w:noProof/>
             </w:rPr>
           </w:pPr>
-          <w:hyperlink w:anchor="_Toc240419316" w:history="1">
+          <w:hyperlink w:anchor="_Toc240420653" w:history="1">
             <w:r>
               <w:rPr>
                 <w:rStyle w:val="Hipervnculo"/>
@@ -1065,7 +1065,7 @@
               <w:rPr>
                 <w:noProof/>
               </w:rPr>
-              <w:instrText xml:space="preserve"> PAGEREF _Toc240419316 \h </w:instrText>
+              <w:instrText xml:space="preserve"> PAGEREF _Toc240420653 \h </w:instrText>
             </w:r>
             <w:r>
               <w:rPr>
@@ -1082,7 +1082,7 @@
               <w:rPr>
                 <w:noProof/>
               </w:rPr>
-              <w:t>8</w:t>
+              <w:t>9</w:t>
             </w:r>
             <w:r>
               <w:rPr>
@@ -1103,7 +1103,7 @@
               <w:noProof/>
             </w:rPr>
           </w:pPr>
-          <w:hyperlink w:anchor="_Toc240419317" w:history="1">
+          <w:hyperlink w:anchor="_Toc240420654" w:history="1">
             <w:r>
               <w:rPr>
                 <w:rStyle w:val="Hipervnculo"/>
@@ -1127,7 +1127,7 @@
               <w:rPr>
                 <w:noProof/>
               </w:rPr>
-              <w:instrText xml:space="preserve"> PAGEREF _Toc240419317 \h </w:instrText>
+              <w:instrText xml:space="preserve"> PAGEREF _Toc240420654 \h </w:instrText>
             </w:r>
             <w:r>
               <w:rPr>
@@ -1144,7 +1144,7 @@
               <w:rPr>
                 <w:noProof/>
               </w:rPr>
-              <w:t>8</w:t>
+              <w:t>10</w:t>
             </w:r>
             <w:r>
               <w:rPr>
@@ -1165,7 +1165,7 @@
               <w:noProof/>
             </w:rPr>
           </w:pPr>
-          <w:hyperlink w:anchor="_Toc240419318" w:history="1">
+          <w:hyperlink w:anchor="_Toc240420655" w:history="1">
             <w:r>
               <w:rPr>
                 <w:rStyle w:val="Hipervnculo"/>
@@ -1189,7 +1189,7 @@
               <w:rPr>
                 <w:noProof/>
               </w:rPr>
-              <w:instrText xml:space="preserve"> PAGEREF _Toc240419318 \h </w:instrText>
+              <w:instrText xml:space="preserve"> PAGEREF _Toc240420655 \h </w:instrText>
             </w:r>
             <w:r>
               <w:rPr>
@@ -1206,7 +1206,7 @@
               <w:rPr>
                 <w:noProof/>
               </w:rPr>
-              <w:t>9</w:t>
+              <w:t>10</w:t>
             </w:r>
             <w:r>
               <w:rPr>
@@ -1227,7 +1227,7 @@
               <w:noProof/>
             </w:rPr>
           </w:pPr>
-          <w:hyperlink w:anchor="_Toc240419319" w:history="1">
+          <w:hyperlink w:anchor="_Toc240420656" w:history="1">
             <w:r>
               <w:rPr>
                 <w:rStyle w:val="Hipervnculo"/>
@@ -1251,7 +1251,7 @@
               <w:rPr>
                 <w:noProof/>
               </w:rPr>
-              <w:instrText xml:space="preserve"> PAGEREF _Toc240419319 \h </w:instrText>
+              <w:instrText xml:space="preserve"> PAGEREF _Toc240420656 \h </w:instrText>
             </w:r>
             <w:r>
               <w:rPr>
@@ -1268,7 +1268,7 @@
               <w:rPr>
                 <w:noProof/>
               </w:rPr>
-              <w:t>9</w:t>
+              <w:t>11</w:t>
             </w:r>
             <w:r>
               <w:rPr>
@@ -1289,7 +1289,7 @@
               <w:noProof/>
             </w:rPr>
           </w:pPr>
-          <w:hyperlink w:anchor="_Toc240419320" w:history="1">
+          <w:hyperlink w:anchor="_Toc240420657" w:history="1">
             <w:r>
               <w:rPr>
                 <w:rStyle w:val="Hipervnculo"/>
@@ -1313,7 +1313,7 @@
               <w:rPr>
                 <w:noProof/>
               </w:rPr>
-              <w:instrText xml:space="preserve"> PAGEREF _Toc240419320 \h </w:instrText>
+              <w:instrText xml:space="preserve"> PAGEREF _Toc240420657 \h </w:instrText>
             </w:r>
             <w:r>
               <w:rPr>
@@ -1330,7 +1330,7 @@
               <w:rPr>
                 <w:noProof/>
               </w:rPr>
-              <w:t>9</w:t>
+              <w:t>11</w:t>
             </w:r>
             <w:r>
               <w:rPr>
@@ -1351,7 +1351,7 @@
               <w:noProof/>
             </w:rPr>
           </w:pPr>
-          <w:hyperlink w:anchor="_Toc240419321" w:history="1">
+          <w:hyperlink w:anchor="_Toc240420658" w:history="1">
             <w:r>
               <w:rPr>
                 <w:rStyle w:val="Hipervnculo"/>
@@ -1375,7 +1375,7 @@
               <w:rPr>
                 <w:noProof/>
               </w:rPr>
-              <w:instrText xml:space="preserve"> PAGEREF _Toc240419321 \h </w:instrText>
+              <w:instrText xml:space="preserve"> PAGEREF _Toc240420658 \h </w:instrText>
             </w:r>
             <w:r>
               <w:rPr>
@@ -1392,7 +1392,7 @@
               <w:rPr>
                 <w:noProof/>
               </w:rPr>
-              <w:t>9</w:t>
+              <w:t>11</w:t>
             </w:r>
             <w:r>
               <w:rPr>
@@ -1413,7 +1413,7 @@
               <w:noProof/>
             </w:rPr>
           </w:pPr>
-          <w:hyperlink w:anchor="_Toc240419322" w:history="1">
+          <w:hyperlink w:anchor="_Toc240420659" w:history="1">
             <w:r>
               <w:rPr>
                 <w:rStyle w:val="Hipervnculo"/>
@@ -1437,7 +1437,7 @@
               <w:rPr>
                 <w:noProof/>
               </w:rPr>
-              <w:instrText xml:space="preserve"> PAGEREF _Toc240419322 \h </w:instrText>
+              <w:instrText xml:space="preserve"> PAGEREF _Toc240420659 \h </w:instrText>
             </w:r>
             <w:r>
               <w:rPr>
@@ -1454,7 +1454,7 @@
               <w:rPr>
                 <w:noProof/>
               </w:rPr>
-              <w:t>10</w:t>
+              <w:t>11</w:t>
             </w:r>
             <w:r>
               <w:rPr>
@@ -1475,7 +1475,7 @@
               <w:noProof/>
             </w:rPr>
           </w:pPr>
-          <w:hyperlink w:anchor="_Toc240419323" w:history="1">
+          <w:hyperlink w:anchor="_Toc240420660" w:history="1">
             <w:r>
               <w:rPr>
                 <w:rStyle w:val="Hipervnculo"/>
@@ -1499,7 +1499,7 @@
               <w:rPr>
                 <w:noProof/>
               </w:rPr>
-              <w:instrText xml:space="preserve"> PAGEREF _Toc240419323 \h </w:instrText>
+              <w:instrText xml:space="preserve"> PAGEREF _Toc240420660 \h </w:instrText>
             </w:r>
             <w:r>
               <w:rPr>
@@ -1516,7 +1516,7 @@
               <w:rPr>
                 <w:noProof/>
               </w:rPr>
-              <w:t>10</w:t>
+              <w:t>12</w:t>
             </w:r>
             <w:r>
               <w:rPr>
@@ -1537,7 +1537,7 @@
               <w:noProof/>
             </w:rPr>
           </w:pPr>
-          <w:hyperlink w:anchor="_Toc240419324" w:history="1">
+          <w:hyperlink w:anchor="_Toc240420661" w:history="1">
             <w:r>
               <w:rPr>
                 <w:rStyle w:val="Hipervnculo"/>
@@ -1561,7 +1561,7 @@
               <w:rPr>
                 <w:noProof/>
               </w:rPr>
-              <w:instrText xml:space="preserve"> PAGEREF _Toc240419324 \h </w:instrText>
+              <w:instrText xml:space="preserve"> PAGEREF _Toc240420661 \h </w:instrText>
             </w:r>
             <w:r>
               <w:rPr>
@@ -1578,7 +1578,7 @@
               <w:rPr>
                 <w:noProof/>
               </w:rPr>
-              <w:t>11</w:t>
+              <w:t>12</w:t>
             </w:r>
             <w:r>
               <w:rPr>
@@ -1599,7 +1599,7 @@
               <w:noProof/>
             </w:rPr>
           </w:pPr>
-          <w:hyperlink w:anchor="_Toc240419325" w:history="1">
+          <w:hyperlink w:anchor="_Toc240420662" w:history="1">
             <w:r>
               <w:rPr>
                 <w:rStyle w:val="Hipervnculo"/>
@@ -1623,7 +1623,7 @@
               <w:rPr>
                 <w:noProof/>
               </w:rPr>
-              <w:instrText xml:space="preserve"> PAGEREF _Toc240419325 \h </w:instrText>
+              <w:instrText xml:space="preserve"> PAGEREF _Toc240420662 \h </w:instrText>
             </w:r>
             <w:r>
               <w:rPr>
@@ -1640,7 +1640,7 @@
               <w:rPr>
                 <w:noProof/>
               </w:rPr>
-              <w:t>11</w:t>
+              <w:t>14</w:t>
             </w:r>
             <w:r>
               <w:rPr>
@@ -1661,7 +1661,7 @@
               <w:noProof/>
             </w:rPr>
           </w:pPr>
-          <w:hyperlink w:anchor="_Toc240419326" w:history="1">
+          <w:hyperlink w:anchor="_Toc240420663" w:history="1">
             <w:r>
               <w:rPr>
                 <w:rStyle w:val="Hipervnculo"/>
@@ -1685,7 +1685,7 @@
               <w:rPr>
                 <w:noProof/>
               </w:rPr>
-              <w:instrText xml:space="preserve"> PAGEREF _Toc240419326 \h </w:instrText>
+              <w:instrText xml:space="preserve"> PAGEREF _Toc240420663 \h </w:instrText>
             </w:r>
             <w:r>
               <w:rPr>
@@ -1702,7 +1702,7 @@
               <w:rPr>
                 <w:noProof/>
               </w:rPr>
-              <w:t>11</w:t>
+              <w:t>14</w:t>
             </w:r>
             <w:r>
               <w:rPr>
@@ -1723,7 +1723,7 @@
               <w:noProof/>
             </w:rPr>
           </w:pPr>
-          <w:hyperlink w:anchor="_Toc240419327" w:history="1">
+          <w:hyperlink w:anchor="_Toc240420664" w:history="1">
             <w:r>
               <w:rPr>
                 <w:rStyle w:val="Hipervnculo"/>
@@ -1747,7 +1747,7 @@
               <w:rPr>
                 <w:noProof/>
               </w:rPr>
-              <w:instrText xml:space="preserve"> PAGEREF _Toc240419327 \h </w:instrText>
+              <w:instrText xml:space="preserve"> PAGEREF _Toc240420664 \h </w:instrText>
             </w:r>
             <w:r>
               <w:rPr>
@@ -1764,7 +1764,7 @@
               <w:rPr>
                 <w:noProof/>
               </w:rPr>
-              <w:t>12</w:t>
+              <w:t>14</w:t>
             </w:r>
             <w:r>
               <w:rPr>
@@ -1785,7 +1785,7 @@
               <w:noProof/>
             </w:rPr>
           </w:pPr>
-          <w:hyperlink w:anchor="_Toc240419328" w:history="1">
+          <w:hyperlink w:anchor="_Toc240420665" w:history="1">
             <w:r>
               <w:rPr>
                 <w:rStyle w:val="Hipervnculo"/>
@@ -1809,7 +1809,7 @@
               <w:rPr>
                 <w:noProof/>
               </w:rPr>
-              <w:instrText xml:space="preserve"> PAGEREF _Toc240419328 \h </w:instrText>
+              <w:instrText xml:space="preserve"> PAGEREF _Toc240420665 \h </w:instrText>
             </w:r>
             <w:r>
               <w:rPr>
@@ -1826,7 +1826,7 @@
               <w:rPr>
                 <w:noProof/>
               </w:rPr>
-              <w:t>12</w:t>
+              <w:t>14</w:t>
             </w:r>
             <w:r>
               <w:rPr>
@@ -1847,7 +1847,7 @@
               <w:noProof/>
             </w:rPr>
           </w:pPr>
-          <w:hyperlink w:anchor="_Toc240419329" w:history="1">
+          <w:hyperlink w:anchor="_Toc240420666" w:history="1">
             <w:r>
               <w:rPr>
                 <w:rStyle w:val="Hipervnculo"/>
@@ -1871,7 +1871,7 @@
               <w:rPr>
                 <w:noProof/>
               </w:rPr>
-              <w:instrText xml:space="preserve"> PAGEREF _Toc240419329 \h </w:instrText>
+              <w:instrText xml:space="preserve"> PAGEREF _Toc240420666 \h </w:instrText>
             </w:r>
             <w:r>
               <w:rPr>
@@ -1888,7 +1888,7 @@
               <w:rPr>
                 <w:noProof/>
               </w:rPr>
-              <w:t>12</w:t>
+              <w:t>15</w:t>
             </w:r>
             <w:r>
               <w:rPr>
@@ -1909,7 +1909,7 @@
               <w:noProof/>
             </w:rPr>
           </w:pPr>
-          <w:hyperlink w:anchor="_Toc240419330" w:history="1">
+          <w:hyperlink w:anchor="_Toc240420667" w:history="1">
             <w:r>
               <w:rPr>
                 <w:rStyle w:val="Hipervnculo"/>
@@ -1933,7 +1933,7 @@
               <w:rPr>
                 <w:noProof/>
               </w:rPr>
-              <w:instrText xml:space="preserve"> PAGEREF _Toc240419330 \h </w:instrText>
+              <w:instrText xml:space="preserve"> PAGEREF _Toc240420667 \h </w:instrText>
             </w:r>
             <w:r>
               <w:rPr>
@@ -1950,7 +1950,7 @@
               <w:rPr>
                 <w:noProof/>
               </w:rPr>
-              <w:t>13</w:t>
+              <w:t>15</w:t>
             </w:r>
             <w:r>
               <w:rPr>
@@ -1971,7 +1971,7 @@
               <w:noProof/>
             </w:rPr>
           </w:pPr>
-          <w:hyperlink w:anchor="_Toc240419331" w:history="1">
+          <w:hyperlink w:anchor="_Toc240420668" w:history="1">
             <w:r>
               <w:rPr>
                 <w:rStyle w:val="Hipervnculo"/>
@@ -1995,7 +1995,7 @@
               <w:rPr>
                 <w:noProof/>
               </w:rPr>
-              <w:instrText xml:space="preserve"> PAGEREF _Toc240419331 \h </w:instrText>
+              <w:instrText xml:space="preserve"> PAGEREF _Toc240420668 \h </w:instrText>
             </w:r>
             <w:r>
               <w:rPr>
@@ -2012,7 +2012,7 @@
               <w:rPr>
                 <w:noProof/>
               </w:rPr>
-              <w:t>13</w:t>
+              <w:t>15</w:t>
             </w:r>
             <w:r>
               <w:rPr>
@@ -2033,7 +2033,7 @@
               <w:noProof/>
             </w:rPr>
           </w:pPr>
-          <w:hyperlink w:anchor="_Toc240419332" w:history="1">
+          <w:hyperlink w:anchor="_Toc240420669" w:history="1">
             <w:r>
               <w:rPr>
                 <w:rStyle w:val="Hipervnculo"/>
@@ -2057,7 +2057,7 @@
               <w:rPr>
                 <w:noProof/>
               </w:rPr>
-              <w:instrText xml:space="preserve"> PAGEREF _Toc240419332 \h </w:instrText>
+              <w:instrText xml:space="preserve"> PAGEREF _Toc240420669 \h </w:instrText>
             </w:r>
             <w:r>
               <w:rPr>
@@ -2074,7 +2074,7 @@
               <w:rPr>
                 <w:noProof/>
               </w:rPr>
-              <w:t>14</w:t>
+              <w:t>17</w:t>
             </w:r>
             <w:r>
               <w:rPr>
@@ -2095,7 +2095,7 @@
               <w:noProof/>
             </w:rPr>
           </w:pPr>
-          <w:hyperlink w:anchor="_Toc240419333" w:history="1">
+          <w:hyperlink w:anchor="_Toc240420670" w:history="1">
             <w:r>
               <w:rPr>
                 <w:rStyle w:val="Hipervnculo"/>
@@ -2119,7 +2119,7 @@
               <w:rPr>
                 <w:noProof/>
               </w:rPr>
-              <w:instrText xml:space="preserve"> PAGEREF _Toc240419333 \h </w:instrText>
+              <w:instrText xml:space="preserve"> PAGEREF _Toc240420670 \h </w:instrText>
             </w:r>
             <w:r>
               <w:rPr>
@@ -2136,7 +2136,7 @@
               <w:rPr>
                 <w:noProof/>
               </w:rPr>
-              <w:t>14</w:t>
+              <w:t>17</w:t>
             </w:r>
             <w:r>
               <w:rPr>
@@ -2157,7 +2157,7 @@
               <w:noProof/>
             </w:rPr>
           </w:pPr>
-          <w:hyperlink w:anchor="_Toc240419334" w:history="1">
+          <w:hyperlink w:anchor="_Toc240420671" w:history="1">
             <w:r>
               <w:rPr>
                 <w:rStyle w:val="Hipervnculo"/>
@@ -2181,7 +2181,7 @@
               <w:rPr>
                 <w:noProof/>
               </w:rPr>
-              <w:instrText xml:space="preserve"> PAGEREF _Toc240419334 \h </w:instrText>
+              <w:instrText xml:space="preserve"> PAGEREF _Toc240420671 \h </w:instrText>
             </w:r>
             <w:r>
               <w:rPr>
@@ -2198,7 +2198,7 @@
               <w:rPr>
                 <w:noProof/>
               </w:rPr>
-              <w:t>14</w:t>
+              <w:t>17</w:t>
             </w:r>
             <w:r>
               <w:rPr>
@@ -2219,7 +2219,7 @@
               <w:noProof/>
             </w:rPr>
           </w:pPr>
-          <w:hyperlink w:anchor="_Toc240419335" w:history="1">
+          <w:hyperlink w:anchor="_Toc240420672" w:history="1">
             <w:r>
               <w:rPr>
                 <w:rStyle w:val="Hipervnculo"/>
@@ -2243,7 +2243,7 @@
               <w:rPr>
                 <w:noProof/>
               </w:rPr>
-              <w:instrText xml:space="preserve"> PAGEREF _Toc240419335 \h </w:instrText>
+              <w:instrText xml:space="preserve"> PAGEREF _Toc240420672 \h </w:instrText>
             </w:r>
             <w:r>
               <w:rPr>
@@ -2260,7 +2260,7 @@
               <w:rPr>
                 <w:noProof/>
               </w:rPr>
-              <w:t>15</w:t>
+              <w:t>18</w:t>
             </w:r>
             <w:r>
               <w:rPr>
@@ -2281,7 +2281,7 @@
               <w:noProof/>
             </w:rPr>
           </w:pPr>
-          <w:hyperlink w:anchor="_Toc240419336" w:history="1">
+          <w:hyperlink w:anchor="_Toc240420673" w:history="1">
             <w:r>
               <w:rPr>
                 <w:rStyle w:val="Hipervnculo"/>
@@ -2305,7 +2305,7 @@
               <w:rPr>
                 <w:noProof/>
               </w:rPr>
-              <w:instrText xml:space="preserve"> PAGEREF _Toc240419336 \h </w:instrText>
+              <w:instrText xml:space="preserve"> PAGEREF _Toc240420673 \h </w:instrText>
             </w:r>
             <w:r>
               <w:rPr>
@@ -2322,7 +2322,7 @@
               <w:rPr>
                 <w:noProof/>
               </w:rPr>
-              <w:t>15</w:t>
+              <w:t>18</w:t>
             </w:r>
             <w:r>
               <w:rPr>
@@ -2343,7 +2343,7 @@
               <w:noProof/>
             </w:rPr>
           </w:pPr>
-          <w:hyperlink w:anchor="_Toc240419337" w:history="1">
+          <w:hyperlink w:anchor="_Toc240420674" w:history="1">
             <w:r>
               <w:rPr>
                 <w:rStyle w:val="Hipervnculo"/>
@@ -2367,7 +2367,7 @@
               <w:rPr>
                 <w:noProof/>
               </w:rPr>
-              <w:instrText xml:space="preserve"> PAGEREF _Toc240419337 \h </w:instrText>
+              <w:instrText xml:space="preserve"> PAGEREF _Toc240420674 \h </w:instrText>
             </w:r>
             <w:r>
               <w:rPr>
@@ -2384,7 +2384,7 @@
               <w:rPr>
                 <w:noProof/>
               </w:rPr>
-              <w:t>15</w:t>
+              <w:t>18</w:t>
             </w:r>
             <w:r>
               <w:rPr>
@@ -2405,7 +2405,7 @@
               <w:noProof/>
             </w:rPr>
           </w:pPr>
-          <w:hyperlink w:anchor="_Toc240419338" w:history="1">
+          <w:hyperlink w:anchor="_Toc240420675" w:history="1">
             <w:r>
               <w:rPr>
                 <w:rStyle w:val="Hipervnculo"/>
@@ -2429,7 +2429,7 @@
               <w:rPr>
                 <w:noProof/>
               </w:rPr>
-              <w:instrText xml:space="preserve"> PAGEREF _Toc240419338 \h </w:instrText>
+              <w:instrText xml:space="preserve"> PAGEREF _Toc240420675 \h </w:instrText>
             </w:r>
             <w:r>
               <w:rPr>
@@ -2446,7 +2446,7 @@
               <w:rPr>
                 <w:noProof/>
               </w:rPr>
-              <w:t>16</w:t>
+              <w:t>20</w:t>
             </w:r>
             <w:r>
               <w:rPr>
@@ -2467,7 +2467,7 @@
               <w:noProof/>
             </w:rPr>
           </w:pPr>
-          <w:hyperlink w:anchor="_Toc240419339" w:history="1">
+          <w:hyperlink w:anchor="_Toc240420676" w:history="1">
             <w:r>
               <w:rPr>
                 <w:rStyle w:val="Hipervnculo"/>
@@ -2491,7 +2491,7 @@
               <w:rPr>
                 <w:noProof/>
               </w:rPr>
-              <w:instrText xml:space="preserve"> PAGEREF _Toc240419339 \h </w:instrText>
+              <w:instrText xml:space="preserve"> PAGEREF _Toc240420676 \h </w:instrText>
             </w:r>
             <w:r>
               <w:rPr>
@@ -2508,7 +2508,7 @@
               <w:rPr>
                 <w:noProof/>
               </w:rPr>
-              <w:t>16</w:t>
+              <w:t>20</w:t>
             </w:r>
             <w:r>
               <w:rPr>
@@ -2529,7 +2529,7 @@
               <w:noProof/>
             </w:rPr>
           </w:pPr>
-          <w:hyperlink w:anchor="_Toc240419340" w:history="1">
+          <w:hyperlink w:anchor="_Toc240420677" w:history="1">
             <w:r>
               <w:rPr>
                 <w:rStyle w:val="Hipervnculo"/>
@@ -2553,7 +2553,7 @@
               <w:rPr>
                 <w:noProof/>
               </w:rPr>
-              <w:instrText xml:space="preserve"> PAGEREF _Toc240419340 \h </w:instrText>
+              <w:instrText xml:space="preserve"> PAGEREF _Toc240420677 \h </w:instrText>
             </w:r>
             <w:r>
               <w:rPr>
@@ -2570,7 +2570,7 @@
               <w:rPr>
                 <w:noProof/>
               </w:rPr>
-              <w:t>16</w:t>
+              <w:t>20</w:t>
             </w:r>
             <w:r>
               <w:rPr>
@@ -2591,7 +2591,7 @@
               <w:noProof/>
             </w:rPr>
           </w:pPr>
-          <w:hyperlink w:anchor="_Toc240419341" w:history="1">
+          <w:hyperlink w:anchor="_Toc240420678" w:history="1">
             <w:r>
               <w:rPr>
                 <w:rStyle w:val="Hipervnculo"/>
@@ -2615,7 +2615,7 @@
               <w:rPr>
                 <w:noProof/>
               </w:rPr>
-              <w:instrText xml:space="preserve"> PAGEREF _Toc240419341 \h </w:instrText>
+              <w:instrText xml:space="preserve"> PAGEREF _Toc240420678 \h </w:instrText>
             </w:r>
             <w:r>
               <w:rPr>
@@ -2632,7 +2632,7 @@
               <w:rPr>
                 <w:noProof/>
               </w:rPr>
-              <w:t>17</w:t>
+              <w:t>21</w:t>
             </w:r>
             <w:r>
               <w:rPr>
@@ -2653,7 +2653,7 @@
               <w:noProof/>
             </w:rPr>
           </w:pPr>
-          <w:hyperlink w:anchor="_Toc240419342" w:history="1">
+          <w:hyperlink w:anchor="_Toc240420679" w:history="1">
             <w:r>
               <w:rPr>
                 <w:rStyle w:val="Hipervnculo"/>
@@ -2677,7 +2677,7 @@
               <w:rPr>
                 <w:noProof/>
               </w:rPr>
-              <w:instrText xml:space="preserve"> PAGEREF _Toc240419342 \h </w:instrText>
+              <w:instrText xml:space="preserve"> PAGEREF _Toc240420679 \h </w:instrText>
             </w:r>
             <w:r>
               <w:rPr>
@@ -2694,7 +2694,7 @@
               <w:rPr>
                 <w:noProof/>
               </w:rPr>
-              <w:t>17</w:t>
+              <w:t>21</w:t>
             </w:r>
             <w:r>
               <w:rPr>
@@ -2715,7 +2715,7 @@
               <w:noProof/>
             </w:rPr>
           </w:pPr>
-          <w:hyperlink w:anchor="_Toc240419343" w:history="1">
+          <w:hyperlink w:anchor="_Toc240420680" w:history="1">
             <w:r>
               <w:rPr>
                 <w:rStyle w:val="Hipervnculo"/>
@@ -2739,7 +2739,7 @@
               <w:rPr>
                 <w:noProof/>
               </w:rPr>
-              <w:instrText xml:space="preserve"> PAGEREF _Toc240419343 \h </w:instrText>
+              <w:instrText xml:space="preserve"> PAGEREF _Toc240420680 \h </w:instrText>
             </w:r>
             <w:r>
               <w:rPr>
@@ -2756,7 +2756,7 @@
               <w:rPr>
                 <w:noProof/>
               </w:rPr>
-              <w:t>18</w:t>
+              <w:t>22</w:t>
             </w:r>
             <w:r>
               <w:rPr>
@@ -2777,7 +2777,7 @@
               <w:noProof/>
             </w:rPr>
           </w:pPr>
-          <w:hyperlink w:anchor="_Toc240419344" w:history="1">
+          <w:hyperlink w:anchor="_Toc240420681" w:history="1">
             <w:r>
               <w:rPr>
                 <w:rStyle w:val="Hipervnculo"/>
@@ -2801,7 +2801,7 @@
               <w:rPr>
                 <w:noProof/>
               </w:rPr>
-              <w:instrText xml:space="preserve"> PAGEREF _Toc240419344 \h </w:instrText>
+              <w:instrText xml:space="preserve"> PAGEREF _Toc240420681 \h </w:instrText>
             </w:r>
             <w:r>
               <w:rPr>
@@ -2818,7 +2818,7 @@
               <w:rPr>
                 <w:noProof/>
               </w:rPr>
-              <w:t>18</w:t>
+              <w:t>23</w:t>
             </w:r>
             <w:r>
               <w:rPr>
@@ -2839,7 +2839,7 @@
               <w:noProof/>
             </w:rPr>
           </w:pPr>
-          <w:hyperlink w:anchor="_Toc240419345" w:history="1">
+          <w:hyperlink w:anchor="_Toc240420682" w:history="1">
             <w:r>
               <w:rPr>
                 <w:rStyle w:val="Hipervnculo"/>
@@ -2863,7 +2863,7 @@
               <w:rPr>
                 <w:noProof/>
               </w:rPr>
-              <w:instrText xml:space="preserve"> PAGEREF _Toc240419345 \h </w:instrText>
+              <w:instrText xml:space="preserve"> PAGEREF _Toc240420682 \h </w:instrText>
             </w:r>
             <w:r>
               <w:rPr>
@@ -2880,7 +2880,7 @@
               <w:rPr>
                 <w:noProof/>
               </w:rPr>
-              <w:t>18</w:t>
+              <w:t>23</w:t>
             </w:r>
             <w:r>
               <w:rPr>
@@ -2901,7 +2901,7 @@
               <w:noProof/>
             </w:rPr>
           </w:pPr>
-          <w:hyperlink w:anchor="_Toc240419346" w:history="1">
+          <w:hyperlink w:anchor="_Toc240420683" w:history="1">
             <w:r>
               <w:rPr>
                 <w:rStyle w:val="Hipervnculo"/>
@@ -2925,7 +2925,7 @@
               <w:rPr>
                 <w:noProof/>
               </w:rPr>
-              <w:instrText xml:space="preserve"> PAGEREF _Toc240419346 \h </w:instrText>
+              <w:instrText xml:space="preserve"> PAGEREF _Toc240420683 \h </w:instrText>
             </w:r>
             <w:r>
               <w:rPr>
@@ -2942,7 +2942,7 @@
               <w:rPr>
                 <w:noProof/>
               </w:rPr>
-              <w:t>18</w:t>
+              <w:t>23</w:t>
             </w:r>
             <w:r>
               <w:rPr>
@@ -2963,7 +2963,7 @@
               <w:noProof/>
             </w:rPr>
           </w:pPr>
-          <w:hyperlink w:anchor="_Toc240419347" w:history="1">
+          <w:hyperlink w:anchor="_Toc240420684" w:history="1">
             <w:r>
               <w:rPr>
                 <w:rStyle w:val="Hipervnculo"/>
@@ -2987,7 +2987,7 @@
               <w:rPr>
                 <w:noProof/>
               </w:rPr>
-              <w:instrText xml:space="preserve"> PAGEREF _Toc240419347 \h </w:instrText>
+              <w:instrText xml:space="preserve"> PAGEREF _Toc240420684 \h </w:instrText>
             </w:r>
             <w:r>
               <w:rPr>
@@ -3004,7 +3004,7 @@
               <w:rPr>
                 <w:noProof/>
               </w:rPr>
-              <w:t>19</w:t>
+              <w:t>23</w:t>
             </w:r>
             <w:r>
               <w:rPr>
@@ -3025,7 +3025,7 @@
               <w:noProof/>
             </w:rPr>
           </w:pPr>
-          <w:hyperlink w:anchor="_Toc240419348" w:history="1">
+          <w:hyperlink w:anchor="_Toc240420685" w:history="1">
             <w:r>
               <w:rPr>
                 <w:rStyle w:val="Hipervnculo"/>
@@ -3049,7 +3049,7 @@
               <w:rPr>
                 <w:noProof/>
               </w:rPr>
-              <w:instrText xml:space="preserve"> PAGEREF _Toc240419348 \h </w:instrText>
+              <w:instrText xml:space="preserve"> PAGEREF _Toc240420685 \h </w:instrText>
             </w:r>
             <w:r>
               <w:rPr>
@@ -3066,7 +3066,7 @@
               <w:rPr>
                 <w:noProof/>
               </w:rPr>
-              <w:t>19</w:t>
+              <w:t>24</w:t>
             </w:r>
             <w:r>
               <w:rPr>
@@ -3087,7 +3087,7 @@
               <w:noProof/>
             </w:rPr>
           </w:pPr>
-          <w:hyperlink w:anchor="_Toc240419349" w:history="1">
+          <w:hyperlink w:anchor="_Toc240420686" w:history="1">
             <w:r>
               <w:rPr>
                 <w:rStyle w:val="Hipervnculo"/>
@@ -3111,7 +3111,7 @@
               <w:rPr>
                 <w:noProof/>
               </w:rPr>
-              <w:instrText xml:space="preserve"> PAGEREF _Toc240419349 \h </w:instrText>
+              <w:instrText xml:space="preserve"> PAGEREF _Toc240420686 \h </w:instrText>
             </w:r>
             <w:r>
               <w:rPr>
@@ -3128,7 +3128,7 @@
               <w:rPr>
                 <w:noProof/>
               </w:rPr>
-              <w:t>19</w:t>
+              <w:t>25</w:t>
             </w:r>
             <w:r>
               <w:rPr>
@@ -3149,7 +3149,7 @@
               <w:noProof/>
             </w:rPr>
           </w:pPr>
-          <w:hyperlink w:anchor="_Toc240419350" w:history="1">
+          <w:hyperlink w:anchor="_Toc240420687" w:history="1">
             <w:r>
               <w:rPr>
                 <w:rStyle w:val="Hipervnculo"/>
@@ -3173,7 +3173,7 @@
               <w:rPr>
                 <w:noProof/>
               </w:rPr>
-              <w:instrText xml:space="preserve"> PAGEREF _Toc240419350 \h </w:instrText>
+              <w:instrText xml:space="preserve"> PAGEREF _Toc240420687 \h </w:instrText>
             </w:r>
             <w:r>
               <w:rPr>
@@ -3190,7 +3190,7 @@
               <w:rPr>
                 <w:noProof/>
               </w:rPr>
-              <w:t>20</w:t>
+              <w:t>25</w:t>
             </w:r>
             <w:r>
               <w:rPr>
@@ -3211,7 +3211,7 @@
               <w:noProof/>
             </w:rPr>
           </w:pPr>
-          <w:hyperlink w:anchor="_Toc240419351" w:history="1">
+          <w:hyperlink w:anchor="_Toc240420688" w:history="1">
             <w:r>
               <w:rPr>
                 <w:rStyle w:val="Hipervnculo"/>
@@ -3235,7 +3235,7 @@
               <w:rPr>
                 <w:noProof/>
               </w:rPr>
-              <w:instrText xml:space="preserve"> PAGEREF _Toc240419351 \h </w:instrText>
+              <w:instrText xml:space="preserve"> PAGEREF _Toc240420688 \h </w:instrText>
             </w:r>
             <w:r>
               <w:rPr>
@@ -3252,7 +3252,7 @@
               <w:rPr>
                 <w:noProof/>
               </w:rPr>
-              <w:t>20</w:t>
+              <w:t>26</w:t>
             </w:r>
             <w:r>
               <w:rPr>
@@ -3273,7 +3273,7 @@
               <w:noProof/>
             </w:rPr>
           </w:pPr>
-          <w:hyperlink w:anchor="_Toc240419352" w:history="1">
+          <w:hyperlink w:anchor="_Toc240420689" w:history="1">
             <w:r>
               <w:rPr>
                 <w:rStyle w:val="Hipervnculo"/>
@@ -3297,7 +3297,7 @@
               <w:rPr>
                 <w:noProof/>
               </w:rPr>
-              <w:instrText xml:space="preserve"> PAGEREF _Toc240419352 \h </w:instrText>
+              <w:instrText xml:space="preserve"> PAGEREF _Toc240420689 \h </w:instrText>
             </w:r>
             <w:r>
               <w:rPr>
@@ -3314,7 +3314,7 @@
               <w:rPr>
                 <w:noProof/>
               </w:rPr>
-              <w:t>21</w:t>
+              <w:t>26</w:t>
             </w:r>
             <w:r>
               <w:rPr>
@@ -3335,7 +3335,7 @@
               <w:noProof/>
             </w:rPr>
           </w:pPr>
-          <w:hyperlink w:anchor="_Toc240419353" w:history="1">
+          <w:hyperlink w:anchor="_Toc240420690" w:history="1">
             <w:r>
               <w:rPr>
                 <w:rStyle w:val="Hipervnculo"/>
@@ -3359,7 +3359,7 @@
               <w:rPr>
                 <w:noProof/>
               </w:rPr>
-              <w:instrText xml:space="preserve"> PAGEREF _Toc240419353 \h </w:instrText>
+              <w:instrText xml:space="preserve"> PAGEREF _Toc240420690 \h </w:instrText>
             </w:r>
             <w:r>
               <w:rPr>
@@ -3376,7 +3376,7 @@
               <w:rPr>
                 <w:noProof/>
               </w:rPr>
-              <w:t>21</w:t>
+              <w:t>27</w:t>
             </w:r>
             <w:r>
               <w:rPr>
@@ -3397,7 +3397,7 @@
               <w:noProof/>
             </w:rPr>
           </w:pPr>
-          <w:hyperlink w:anchor="_Toc240419354" w:history="1">
+          <w:hyperlink w:anchor="_Toc240420691" w:history="1">
             <w:r>
               <w:rPr>
                 <w:rStyle w:val="Hipervnculo"/>
@@ -3421,7 +3421,7 @@
               <w:rPr>
                 <w:noProof/>
               </w:rPr>
-              <w:instrText xml:space="preserve"> PAGEREF _Toc240419354 \h </w:instrText>
+              <w:instrText xml:space="preserve"> PAGEREF _Toc240420691 \h </w:instrText>
             </w:r>
             <w:r>
               <w:rPr>
@@ -3438,7 +3438,7 @@
               <w:rPr>
                 <w:noProof/>
               </w:rPr>
-              <w:t>21</w:t>
+              <w:t>27</w:t>
             </w:r>
             <w:r>
               <w:rPr>
@@ -3459,7 +3459,7 @@
               <w:noProof/>
             </w:rPr>
           </w:pPr>
-          <w:hyperlink w:anchor="_Toc240419355" w:history="1">
+          <w:hyperlink w:anchor="_Toc240420692" w:history="1">
             <w:r>
               <w:rPr>
                 <w:rStyle w:val="Hipervnculo"/>
@@ -3483,7 +3483,7 @@
               <w:rPr>
                 <w:noProof/>
               </w:rPr>
-              <w:instrText xml:space="preserve"> PAGEREF _Toc240419355 \h </w:instrText>
+              <w:instrText xml:space="preserve"> PAGEREF _Toc240420692 \h </w:instrText>
             </w:r>
             <w:r>
               <w:rPr>
@@ -3500,7 +3500,7 @@
               <w:rPr>
                 <w:noProof/>
               </w:rPr>
-              <w:t>21</w:t>
+              <w:t>27</w:t>
             </w:r>
             <w:r>
               <w:rPr>
@@ -3521,7 +3521,7 @@
               <w:noProof/>
             </w:rPr>
           </w:pPr>
-          <w:hyperlink w:anchor="_Toc240419356" w:history="1">
+          <w:hyperlink w:anchor="_Toc240420693" w:history="1">
             <w:r>
               <w:rPr>
                 <w:rStyle w:val="Hipervnculo"/>
@@ -3545,7 +3545,7 @@
               <w:rPr>
                 <w:noProof/>
               </w:rPr>
-              <w:instrText xml:space="preserve"> PAGEREF _Toc240419356 \h </w:instrText>
+              <w:instrText xml:space="preserve"> PAGEREF _Toc240420693 \h </w:instrText>
             </w:r>
             <w:r>
               <w:rPr>
@@ -3562,7 +3562,7 @@
               <w:rPr>
                 <w:noProof/>
               </w:rPr>
-              <w:t>22</w:t>
+              <w:t>27</w:t>
             </w:r>
             <w:r>
               <w:rPr>
@@ -3583,7 +3583,7 @@
               <w:noProof/>
             </w:rPr>
           </w:pPr>
-          <w:hyperlink w:anchor="_Toc240419357" w:history="1">
+          <w:hyperlink w:anchor="_Toc240420694" w:history="1">
             <w:r>
               <w:rPr>
                 <w:rStyle w:val="Hipervnculo"/>
@@ -3607,7 +3607,7 @@
               <w:rPr>
                 <w:noProof/>
               </w:rPr>
-              <w:instrText xml:space="preserve"> PAGEREF _Toc240419357 \h </w:instrText>
+              <w:instrText xml:space="preserve"> PAGEREF _Toc240420694 \h </w:instrText>
             </w:r>
             <w:r>
               <w:rPr>
@@ -3624,7 +3624,7 @@
               <w:rPr>
                 <w:noProof/>
               </w:rPr>
-              <w:t>22</w:t>
+              <w:t>28</w:t>
             </w:r>
             <w:r>
               <w:rPr>
@@ -3645,7 +3645,7 @@
               <w:noProof/>
             </w:rPr>
           </w:pPr>
-          <w:hyperlink w:anchor="_Toc240419358" w:history="1">
+          <w:hyperlink w:anchor="_Toc240420695" w:history="1">
             <w:r>
               <w:rPr>
                 <w:rStyle w:val="Hipervnculo"/>
@@ -3669,7 +3669,7 @@
               <w:rPr>
                 <w:noProof/>
               </w:rPr>
-              <w:instrText xml:space="preserve"> PAGEREF _Toc240419358 \h </w:instrText>
+              <w:instrText xml:space="preserve"> PAGEREF _Toc240420695 \h </w:instrText>
             </w:r>
             <w:r>
               <w:rPr>
@@ -3686,7 +3686,7 @@
               <w:rPr>
                 <w:noProof/>
               </w:rPr>
-              <w:t>22</w:t>
+              <w:t>28</w:t>
             </w:r>
             <w:r>
               <w:rPr>
@@ -3707,7 +3707,7 @@
               <w:noProof/>
             </w:rPr>
           </w:pPr>
-          <w:hyperlink w:anchor="_Toc240419359" w:history="1">
+          <w:hyperlink w:anchor="_Toc240420696" w:history="1">
             <w:r>
               <w:rPr>
                 <w:rStyle w:val="Hipervnculo"/>
@@ -3731,7 +3731,7 @@
               <w:rPr>
                 <w:noProof/>
               </w:rPr>
-              <w:instrText xml:space="preserve"> PAGEREF _Toc240419359 \h </w:instrText>
+              <w:instrText xml:space="preserve"> PAGEREF _Toc240420696 \h </w:instrText>
             </w:r>
             <w:r>
               <w:rPr>
@@ -3748,7 +3748,7 @@
               <w:rPr>
                 <w:noProof/>
               </w:rPr>
-              <w:t>23</w:t>
+              <w:t>29</w:t>
             </w:r>
             <w:r>
               <w:rPr>
@@ -3769,7 +3769,7 @@
               <w:noProof/>
             </w:rPr>
           </w:pPr>
-          <w:hyperlink w:anchor="_Toc240419360" w:history="1">
+          <w:hyperlink w:anchor="_Toc240420697" w:history="1">
             <w:r>
               <w:rPr>
                 <w:rStyle w:val="Hipervnculo"/>
@@ -3793,7 +3793,7 @@
               <w:rPr>
                 <w:noProof/>
               </w:rPr>
-              <w:instrText xml:space="preserve"> PAGEREF _Toc240419360 \h </w:instrText>
+              <w:instrText xml:space="preserve"> PAGEREF _Toc240420697 \h </w:instrText>
             </w:r>
             <w:r>
               <w:rPr>
@@ -3810,7 +3810,7 @@
               <w:rPr>
                 <w:noProof/>
               </w:rPr>
-              <w:t>23</w:t>
+              <w:t>29</w:t>
             </w:r>
             <w:r>
               <w:rPr>
@@ -3831,7 +3831,7 @@
               <w:noProof/>
             </w:rPr>
           </w:pPr>
-          <w:hyperlink w:anchor="_Toc240419361" w:history="1">
+          <w:hyperlink w:anchor="_Toc240420698" w:history="1">
             <w:r>
               <w:rPr>
                 <w:rStyle w:val="Hipervnculo"/>
@@ -3855,7 +3855,7 @@
               <w:rPr>
                 <w:noProof/>
               </w:rPr>
-              <w:instrText xml:space="preserve"> PAGEREF _Toc240419361 \h </w:instrText>
+              <w:instrText xml:space="preserve"> PAGEREF _Toc240420698 \h </w:instrText>
             </w:r>
             <w:r>
               <w:rPr>
@@ -3872,7 +3872,7 @@
               <w:rPr>
                 <w:noProof/>
               </w:rPr>
-              <w:t>23</w:t>
+              <w:t>29</w:t>
             </w:r>
             <w:r>
               <w:rPr>
@@ -3893,7 +3893,7 @@
               <w:noProof/>
             </w:rPr>
           </w:pPr>
-          <w:hyperlink w:anchor="_Toc240419362" w:history="1">
+          <w:hyperlink w:anchor="_Toc240420699" w:history="1">
             <w:r>
               <w:rPr>
                 <w:rStyle w:val="Hipervnculo"/>
@@ -3917,7 +3917,7 @@
               <w:rPr>
                 <w:noProof/>
               </w:rPr>
-              <w:instrText xml:space="preserve"> PAGEREF _Toc240419362 \h </w:instrText>
+              <w:instrText xml:space="preserve"> PAGEREF _Toc240420699 \h </w:instrText>
             </w:r>
             <w:r>
               <w:rPr>
@@ -3934,7 +3934,7 @@
               <w:rPr>
                 <w:noProof/>
               </w:rPr>
-              <w:t>23</w:t>
+              <w:t>29</w:t>
             </w:r>
             <w:r>
               <w:rPr>
@@ -3955,7 +3955,7 @@
               <w:noProof/>
             </w:rPr>
           </w:pPr>
-          <w:hyperlink w:anchor="_Toc240419363" w:history="1">
+          <w:hyperlink w:anchor="_Toc240420700" w:history="1">
             <w:r>
               <w:rPr>
                 <w:rStyle w:val="Hipervnculo"/>
@@ -3979,7 +3979,7 @@
               <w:rPr>
                 <w:noProof/>
               </w:rPr>
-              <w:instrText xml:space="preserve"> PAGEREF _Toc240419363 \h </w:instrText>
+              <w:instrText xml:space="preserve"> PAGEREF _Toc240420700 \h </w:instrText>
             </w:r>
             <w:r>
               <w:rPr>
@@ -3996,7 +3996,7 @@
               <w:rPr>
                 <w:noProof/>
               </w:rPr>
-              <w:t>24</w:t>
+              <w:t>30</w:t>
             </w:r>
             <w:r>
               <w:rPr>
@@ -4017,7 +4017,7 @@
               <w:noProof/>
             </w:rPr>
           </w:pPr>
-          <w:hyperlink w:anchor="_Toc240419364" w:history="1">
+          <w:hyperlink w:anchor="_Toc240420701" w:history="1">
             <w:r>
               <w:rPr>
                 <w:rStyle w:val="Hipervnculo"/>
@@ -4041,7 +4041,7 @@
               <w:rPr>
                 <w:noProof/>
               </w:rPr>
-              <w:instrText xml:space="preserve"> PAGEREF _Toc240419364 \h </w:instrText>
+              <w:instrText xml:space="preserve"> PAGEREF _Toc240420701 \h </w:instrText>
             </w:r>
             <w:r>
               <w:rPr>
@@ -4058,7 +4058,7 @@
               <w:rPr>
                 <w:noProof/>
               </w:rPr>
-              <w:t>24</w:t>
+              <w:t>30</w:t>
             </w:r>
             <w:r>
               <w:rPr>
@@ -4079,7 +4079,7 @@
               <w:noProof/>
             </w:rPr>
           </w:pPr>
-          <w:hyperlink w:anchor="_Toc240419365" w:history="1">
+          <w:hyperlink w:anchor="_Toc240420702" w:history="1">
             <w:r>
               <w:rPr>
                 <w:rStyle w:val="Hipervnculo"/>
@@ -4103,7 +4103,7 @@
               <w:rPr>
                 <w:noProof/>
               </w:rPr>
-              <w:instrText xml:space="preserve"> PAGEREF _Toc240419365 \h </w:instrText>
+              <w:instrText xml:space="preserve"> PAGEREF _Toc240420702 \h </w:instrText>
             </w:r>
             <w:r>
               <w:rPr>
@@ -4120,7 +4120,7 @@
               <w:rPr>
                 <w:noProof/>
               </w:rPr>
-              <w:t>25</w:t>
+              <w:t>31</w:t>
             </w:r>
             <w:r>
               <w:rPr>
@@ -4141,7 +4141,7 @@
               <w:noProof/>
             </w:rPr>
           </w:pPr>
-          <w:hyperlink w:anchor="_Toc240419366" w:history="1">
+          <w:hyperlink w:anchor="_Toc240420703" w:history="1">
             <w:r>
               <w:rPr>
                 <w:rStyle w:val="Hipervnculo"/>
@@ -4165,7 +4165,7 @@
               <w:rPr>
                 <w:noProof/>
               </w:rPr>
-              <w:instrText xml:space="preserve"> PAGEREF _Toc240419366 \h </w:instrText>
+              <w:instrText xml:space="preserve"> PAGEREF _Toc240420703 \h </w:instrText>
             </w:r>
             <w:r>
               <w:rPr>
@@ -4182,7 +4182,7 @@
               <w:rPr>
                 <w:noProof/>
               </w:rPr>
-              <w:t>25</w:t>
+              <w:t>32</w:t>
             </w:r>
             <w:r>
               <w:rPr>
@@ -4203,7 +4203,7 @@
               <w:noProof/>
             </w:rPr>
           </w:pPr>
-          <w:hyperlink w:anchor="_Toc240419367" w:history="1">
+          <w:hyperlink w:anchor="_Toc240420704" w:history="1">
             <w:r>
               <w:rPr>
                 <w:rStyle w:val="Hipervnculo"/>
@@ -4227,7 +4227,7 @@
               <w:rPr>
                 <w:noProof/>
               </w:rPr>
-              <w:instrText xml:space="preserve"> PAGEREF _Toc240419367 \h </w:instrText>
+              <w:instrText xml:space="preserve"> PAGEREF _Toc240420704 \h </w:instrText>
             </w:r>
             <w:r>
               <w:rPr>
@@ -4244,7 +4244,7 @@
               <w:rPr>
                 <w:noProof/>
               </w:rPr>
-              <w:t>25</w:t>
+              <w:t>32</w:t>
             </w:r>
             <w:r>
               <w:rPr>
@@ -4265,7 +4265,7 @@
               <w:noProof/>
             </w:rPr>
           </w:pPr>
-          <w:hyperlink w:anchor="_Toc240419368" w:history="1">
+          <w:hyperlink w:anchor="_Toc240420705" w:history="1">
             <w:r>
               <w:rPr>
                 <w:rStyle w:val="Hipervnculo"/>
@@ -4289,7 +4289,7 @@
               <w:rPr>
                 <w:noProof/>
               </w:rPr>
-              <w:instrText xml:space="preserve"> PAGEREF _Toc240419368 \h </w:instrText>
+              <w:instrText xml:space="preserve"> PAGEREF _Toc240420705 \h </w:instrText>
             </w:r>
             <w:r>
               <w:rPr>
@@ -4306,7 +4306,7 @@
               <w:rPr>
                 <w:noProof/>
               </w:rPr>
-              <w:t>25</w:t>
+              <w:t>32</w:t>
             </w:r>
             <w:r>
               <w:rPr>
@@ -4327,7 +4327,7 @@
               <w:noProof/>
             </w:rPr>
           </w:pPr>
-          <w:hyperlink w:anchor="_Toc240419369" w:history="1">
+          <w:hyperlink w:anchor="_Toc240420706" w:history="1">
             <w:r>
               <w:rPr>
                 <w:rStyle w:val="Hipervnculo"/>
@@ -4351,7 +4351,7 @@
               <w:rPr>
                 <w:noProof/>
               </w:rPr>
-              <w:instrText xml:space="preserve"> PAGEREF _Toc240419369 \h </w:instrText>
+              <w:instrText xml:space="preserve"> PAGEREF _Toc240420706 \h </w:instrText>
             </w:r>
             <w:r>
               <w:rPr>
@@ -4368,7 +4368,7 @@
               <w:rPr>
                 <w:noProof/>
               </w:rPr>
-              <w:t>26</w:t>
+              <w:t>32</w:t>
             </w:r>
             <w:r>
               <w:rPr>
@@ -4389,7 +4389,7 @@
               <w:noProof/>
             </w:rPr>
           </w:pPr>
-          <w:hyperlink w:anchor="_Toc240419370" w:history="1">
+          <w:hyperlink w:anchor="_Toc240420707" w:history="1">
             <w:r>
               <w:rPr>
                 <w:rStyle w:val="Hipervnculo"/>
@@ -4413,7 +4413,7 @@
               <w:rPr>
                 <w:noProof/>
               </w:rPr>
-              <w:instrText xml:space="preserve"> PAGEREF _Toc240419370 \h </w:instrText>
+              <w:instrText xml:space="preserve"> PAGEREF _Toc240420707 \h </w:instrText>
             </w:r>
             <w:r>
               <w:rPr>
@@ -4430,7 +4430,7 @@
               <w:rPr>
                 <w:noProof/>
               </w:rPr>
-              <w:t>26</w:t>
+              <w:t>33</w:t>
             </w:r>
             <w:r>
               <w:rPr>
@@ -4451,7 +4451,7 @@
               <w:noProof/>
             </w:rPr>
           </w:pPr>
-          <w:hyperlink w:anchor="_Toc240419371" w:history="1">
+          <w:hyperlink w:anchor="_Toc240420708" w:history="1">
             <w:r>
               <w:rPr>
                 <w:rStyle w:val="Hipervnculo"/>
@@ -4475,7 +4475,7 @@
               <w:rPr>
                 <w:noProof/>
               </w:rPr>
-              <w:instrText xml:space="preserve"> PAGEREF _Toc240419371 \h </w:instrText>
+              <w:instrText xml:space="preserve"> PAGEREF _Toc240420708 \h </w:instrText>
             </w:r>
             <w:r>
               <w:rPr>
@@ -4492,7 +4492,7 @@
               <w:rPr>
                 <w:noProof/>
               </w:rPr>
-              <w:t>26</w:t>
+              <w:t>33</w:t>
             </w:r>
             <w:r>
               <w:rPr>
@@ -4513,7 +4513,7 @@
               <w:noProof/>
             </w:rPr>
           </w:pPr>
-          <w:hyperlink w:anchor="_Toc240419372" w:history="1">
+          <w:hyperlink w:anchor="_Toc240420709" w:history="1">
             <w:r>
               <w:rPr>
                 <w:rStyle w:val="Hipervnculo"/>
@@ -4537,7 +4537,7 @@
               <w:rPr>
                 <w:noProof/>
               </w:rPr>
-              <w:instrText xml:space="preserve"> PAGEREF _Toc240419372 \h </w:instrText>
+              <w:instrText xml:space="preserve"> PAGEREF _Toc240420709 \h </w:instrText>
             </w:r>
             <w:r>
               <w:rPr>
@@ -4554,7 +4554,7 @@
               <w:rPr>
                 <w:noProof/>
               </w:rPr>
-              <w:t>27</w:t>
+              <w:t>33</w:t>
             </w:r>
             <w:r>
               <w:rPr>
@@ -4575,7 +4575,7 @@
               <w:noProof/>
             </w:rPr>
           </w:pPr>
-          <w:hyperlink w:anchor="_Toc240419373" w:history="1">
+          <w:hyperlink w:anchor="_Toc240420710" w:history="1">
             <w:r>
               <w:rPr>
                 <w:rStyle w:val="Hipervnculo"/>
@@ -4599,7 +4599,7 @@
               <w:rPr>
                 <w:noProof/>
               </w:rPr>
-              <w:instrText xml:space="preserve"> PAGEREF _Toc240419373 \h </w:instrText>
+              <w:instrText xml:space="preserve"> PAGEREF _Toc240420710 \h </w:instrText>
             </w:r>
             <w:r>
               <w:rPr>
@@ -4616,7 +4616,7 @@
               <w:rPr>
                 <w:noProof/>
               </w:rPr>
-              <w:t>27</w:t>
+              <w:t>35</w:t>
             </w:r>
             <w:r>
               <w:rPr>
@@ -4637,7 +4637,7 @@
               <w:noProof/>
             </w:rPr>
           </w:pPr>
-          <w:hyperlink w:anchor="_Toc240419374" w:history="1">
+          <w:hyperlink w:anchor="_Toc240420711" w:history="1">
             <w:r>
               <w:rPr>
                 <w:rStyle w:val="Hipervnculo"/>
@@ -4661,7 +4661,7 @@
               <w:rPr>
                 <w:noProof/>
               </w:rPr>
-              <w:instrText xml:space="preserve"> PAGEREF _Toc240419374 \h </w:instrText>
+              <w:instrText xml:space="preserve"> PAGEREF _Toc240420711 \h </w:instrText>
             </w:r>
             <w:r>
               <w:rPr>
@@ -4678,7 +4678,7 @@
               <w:rPr>
                 <w:noProof/>
               </w:rPr>
-              <w:t>29</w:t>
+              <w:t>37</w:t>
             </w:r>
             <w:r>
               <w:rPr>
@@ -4699,7 +4699,7 @@
               <w:noProof/>
             </w:rPr>
           </w:pPr>
-          <w:hyperlink w:anchor="_Toc240419375" w:history="1">
+          <w:hyperlink w:anchor="_Toc240420712" w:history="1">
             <w:r>
               <w:rPr>
                 <w:rStyle w:val="Hipervnculo"/>
@@ -4723,7 +4723,7 @@
               <w:rPr>
                 <w:noProof/>
               </w:rPr>
-              <w:instrText xml:space="preserve"> PAGEREF _Toc240419375 \h </w:instrText>
+              <w:instrText xml:space="preserve"> PAGEREF _Toc240420712 \h </w:instrText>
             </w:r>
             <w:r>
               <w:rPr>
@@ -4740,7 +4740,7 @@
               <w:rPr>
                 <w:noProof/>
               </w:rPr>
-              <w:t>29</w:t>
+              <w:t>37</w:t>
             </w:r>
             <w:r>
               <w:rPr>
@@ -4761,7 +4761,7 @@
               <w:noProof/>
             </w:rPr>
           </w:pPr>
-          <w:hyperlink w:anchor="_Toc240419376" w:history="1">
+          <w:hyperlink w:anchor="_Toc240420713" w:history="1">
             <w:r>
               <w:rPr>
                 <w:rStyle w:val="Hipervnculo"/>
@@ -4785,7 +4785,7 @@
               <w:rPr>
                 <w:noProof/>
               </w:rPr>
-              <w:instrText xml:space="preserve"> PAGEREF _Toc240419376 \h </w:instrText>
+              <w:instrText xml:space="preserve"> PAGEREF _Toc240420713 \h </w:instrText>
             </w:r>
             <w:r>
               <w:rPr>
@@ -4802,7 +4802,7 @@
               <w:rPr>
                 <w:noProof/>
               </w:rPr>
-              <w:t>29</w:t>
+              <w:t>37</w:t>
             </w:r>
             <w:r>
               <w:rPr>
@@ -4823,7 +4823,7 @@
               <w:noProof/>
             </w:rPr>
           </w:pPr>
-          <w:hyperlink w:anchor="_Toc240419377" w:history="1">
+          <w:hyperlink w:anchor="_Toc240420714" w:history="1">
             <w:r>
               <w:rPr>
                 <w:rStyle w:val="Hipervnculo"/>
@@ -4847,7 +4847,7 @@
               <w:rPr>
                 <w:noProof/>
               </w:rPr>
-              <w:instrText xml:space="preserve"> PAGEREF _Toc240419377 \h </w:instrText>
+              <w:instrText xml:space="preserve"> PAGEREF _Toc240420714 \h </w:instrText>
             </w:r>
             <w:r>
               <w:rPr>
@@ -4864,7 +4864,7 @@
               <w:rPr>
                 <w:noProof/>
               </w:rPr>
-              <w:t>29</w:t>
+              <w:t>37</w:t>
             </w:r>
             <w:r>
               <w:rPr>
@@ -4885,7 +4885,7 @@
               <w:noProof/>
             </w:rPr>
           </w:pPr>
-          <w:hyperlink w:anchor="_Toc240419378" w:history="1">
+          <w:hyperlink w:anchor="_Toc240420715" w:history="1">
             <w:r>
               <w:rPr>
                 <w:rStyle w:val="Hipervnculo"/>
@@ -4909,7 +4909,7 @@
               <w:rPr>
                 <w:noProof/>
               </w:rPr>
-              <w:instrText xml:space="preserve"> PAGEREF _Toc240419378 \h </w:instrText>
+              <w:instrText xml:space="preserve"> PAGEREF _Toc240420715 \h </w:instrText>
             </w:r>
             <w:r>
               <w:rPr>
@@ -4926,7 +4926,7 @@
               <w:rPr>
                 <w:noProof/>
               </w:rPr>
-              <w:t>29</w:t>
+              <w:t>37</w:t>
             </w:r>
             <w:r>
               <w:rPr>
@@ -4947,7 +4947,7 @@
               <w:noProof/>
             </w:rPr>
           </w:pPr>
-          <w:hyperlink w:anchor="_Toc240419379" w:history="1">
+          <w:hyperlink w:anchor="_Toc240420716" w:history="1">
             <w:r>
               <w:rPr>
                 <w:rStyle w:val="Hipervnculo"/>
@@ -4971,7 +4971,7 @@
               <w:rPr>
                 <w:noProof/>
               </w:rPr>
-              <w:instrText xml:space="preserve"> PAGEREF _Toc240419379 \h </w:instrText>
+              <w:instrText xml:space="preserve"> PAGEREF _Toc240420716 \h </w:instrText>
             </w:r>
             <w:r>
               <w:rPr>
@@ -4988,7 +4988,7 @@
               <w:rPr>
                 <w:noProof/>
               </w:rPr>
-              <w:t>30</w:t>
+              <w:t>38</w:t>
             </w:r>
             <w:r>
               <w:rPr>
@@ -5009,7 +5009,7 @@
               <w:noProof/>
             </w:rPr>
           </w:pPr>
-          <w:hyperlink w:anchor="_Toc240419380" w:history="1">
+          <w:hyperlink w:anchor="_Toc240420717" w:history="1">
             <w:r>
               <w:rPr>
                 <w:rStyle w:val="Hipervnculo"/>
@@ -5033,7 +5033,7 @@
               <w:rPr>
                 <w:noProof/>
               </w:rPr>
-              <w:instrText xml:space="preserve"> PAGEREF _Toc240419380 \h </w:instrText>
+              <w:instrText xml:space="preserve"> PAGEREF _Toc240420717 \h </w:instrText>
             </w:r>
             <w:r>
               <w:rPr>
@@ -5050,7 +5050,7 @@
               <w:rPr>
                 <w:noProof/>
               </w:rPr>
-              <w:t>30</w:t>
+              <w:t>38</w:t>
             </w:r>
             <w:r>
               <w:rPr>
@@ -5071,7 +5071,7 @@
               <w:noProof/>
             </w:rPr>
           </w:pPr>
-          <w:hyperlink w:anchor="_Toc240419381" w:history="1">
+          <w:hyperlink w:anchor="_Toc240420718" w:history="1">
             <w:r>
               <w:rPr>
                 <w:rStyle w:val="Hipervnculo"/>
@@ -5095,7 +5095,7 @@
               <w:rPr>
                 <w:noProof/>
               </w:rPr>
-              <w:instrText xml:space="preserve"> PAGEREF _Toc240419381 \h </w:instrText>
+              <w:instrText xml:space="preserve"> PAGEREF _Toc240420718 \h </w:instrText>
             </w:r>
             <w:r>
               <w:rPr>
@@ -5112,7 +5112,7 @@
               <w:rPr>
                 <w:noProof/>
               </w:rPr>
-              <w:t>31</w:t>
+              <w:t>38</w:t>
             </w:r>
             <w:r>
               <w:rPr>
@@ -5133,7 +5133,7 @@
               <w:noProof/>
             </w:rPr>
           </w:pPr>
-          <w:hyperlink w:anchor="_Toc240419382" w:history="1">
+          <w:hyperlink w:anchor="_Toc240420719" w:history="1">
             <w:r>
               <w:rPr>
                 <w:rStyle w:val="Hipervnculo"/>
@@ -5157,7 +5157,7 @@
               <w:rPr>
                 <w:noProof/>
               </w:rPr>
-              <w:instrText xml:space="preserve"> PAGEREF _Toc240419382 \h </w:instrText>
+              <w:instrText xml:space="preserve"> PAGEREF _Toc240420719 \h </w:instrText>
             </w:r>
             <w:r>
               <w:rPr>
@@ -5174,7 +5174,7 @@
               <w:rPr>
                 <w:noProof/>
               </w:rPr>
-              <w:t>31</w:t>
+              <w:t>39</w:t>
             </w:r>
             <w:r>
               <w:rPr>
@@ -5195,7 +5195,7 @@
               <w:noProof/>
             </w:rPr>
           </w:pPr>
-          <w:hyperlink w:anchor="_Toc240419383" w:history="1">
+          <w:hyperlink w:anchor="_Toc240420720" w:history="1">
             <w:r>
               <w:rPr>
                 <w:rStyle w:val="Hipervnculo"/>
@@ -5219,7 +5219,7 @@
               <w:rPr>
                 <w:noProof/>
               </w:rPr>
-              <w:instrText xml:space="preserve"> PAGEREF _Toc240419383 \h </w:instrText>
+              <w:instrText xml:space="preserve"> PAGEREF _Toc240420720 \h </w:instrText>
             </w:r>
             <w:r>
               <w:rPr>
@@ -5236,7 +5236,7 @@
               <w:rPr>
                 <w:noProof/>
               </w:rPr>
-              <w:t>31</w:t>
+              <w:t>40</w:t>
             </w:r>
             <w:r>
               <w:rPr>
@@ -5257,7 +5257,7 @@
               <w:noProof/>
             </w:rPr>
           </w:pPr>
-          <w:hyperlink w:anchor="_Toc240419384" w:history="1">
+          <w:hyperlink w:anchor="_Toc240420721" w:history="1">
             <w:r>
               <w:rPr>
                 <w:rStyle w:val="Hipervnculo"/>
@@ -5281,7 +5281,7 @@
               <w:rPr>
                 <w:noProof/>
               </w:rPr>
-              <w:instrText xml:space="preserve"> PAGEREF _Toc240419384 \h </w:instrText>
+              <w:instrText xml:space="preserve"> PAGEREF _Toc240420721 \h </w:instrText>
             </w:r>
             <w:r>
               <w:rPr>
@@ -5298,7 +5298,503 @@
               <w:rPr>
                 <w:noProof/>
               </w:rPr>
-              <w:t>32</w:t>
+              <w:t>42</w:t>
+            </w:r>
+            <w:r>
+              <w:rPr>
+                <w:noProof/>
+              </w:rPr>
+              <w:fldChar w:fldCharType="end"/>
+            </w:r>
+          </w:hyperlink>
+        </w:p>
+        <w:p>
+          <w:pPr>
+            <w:pStyle w:val="TDC2"/>
+            <w:tabs>
+              <w:tab w:val="right" w:leader="dot" w:pos="8777"/>
+            </w:tabs>
+            <w:rPr>
+              <w:rFonts w:asciiTheme="minorHAnsi" w:eastAsiaTheme="minorEastAsia" w:hAnsiTheme="minorHAnsi" w:cstheme="minorBidi"/>
+              <w:noProof/>
+            </w:rPr>
+          </w:pPr>
+          <w:hyperlink w:anchor="_Toc240420722" w:history="1">
+            <w:r>
+              <w:rPr>
+                <w:rStyle w:val="Hipervnculo"/>
+                <w:noProof/>
+              </w:rPr>
+              <w:t>C.1 University of Sydney · Australia</w:t>
+            </w:r>
+            <w:r>
+              <w:rPr>
+                <w:noProof/>
+              </w:rPr>
+              <w:tab/>
+            </w:r>
+            <w:r>
+              <w:rPr>
+                <w:noProof/>
+              </w:rPr>
+              <w:fldChar w:fldCharType="begin"/>
+            </w:r>
+            <w:r>
+              <w:rPr>
+                <w:noProof/>
+              </w:rPr>
+              <w:instrText xml:space="preserve"> PAGEREF _Toc240420722 \h </w:instrText>
+            </w:r>
+            <w:r>
+              <w:rPr>
+                <w:noProof/>
+              </w:rPr>
+            </w:r>
+            <w:r>
+              <w:rPr>
+                <w:noProof/>
+              </w:rPr>
+              <w:fldChar w:fldCharType="separate"/>
+            </w:r>
+            <w:r>
+              <w:rPr>
+                <w:noProof/>
+              </w:rPr>
+              <w:t>42</w:t>
+            </w:r>
+            <w:r>
+              <w:rPr>
+                <w:noProof/>
+              </w:rPr>
+              <w:fldChar w:fldCharType="end"/>
+            </w:r>
+          </w:hyperlink>
+        </w:p>
+        <w:p>
+          <w:pPr>
+            <w:pStyle w:val="TDC2"/>
+            <w:tabs>
+              <w:tab w:val="right" w:leader="dot" w:pos="8777"/>
+            </w:tabs>
+            <w:rPr>
+              <w:rFonts w:asciiTheme="minorHAnsi" w:eastAsiaTheme="minorEastAsia" w:hAnsiTheme="minorHAnsi" w:cstheme="minorBidi"/>
+              <w:noProof/>
+            </w:rPr>
+          </w:pPr>
+          <w:hyperlink w:anchor="_Toc240420723" w:history="1">
+            <w:r>
+              <w:rPr>
+                <w:rStyle w:val="Hipervnculo"/>
+                <w:noProof/>
+              </w:rPr>
+              <w:t>C.2 Ohio State University · Estados Unidos</w:t>
+            </w:r>
+            <w:r>
+              <w:rPr>
+                <w:noProof/>
+              </w:rPr>
+              <w:tab/>
+            </w:r>
+            <w:r>
+              <w:rPr>
+                <w:noProof/>
+              </w:rPr>
+              <w:fldChar w:fldCharType="begin"/>
+            </w:r>
+            <w:r>
+              <w:rPr>
+                <w:noProof/>
+              </w:rPr>
+              <w:instrText xml:space="preserve"> PAGEREF _Toc240420723 \h </w:instrText>
+            </w:r>
+            <w:r>
+              <w:rPr>
+                <w:noProof/>
+              </w:rPr>
+            </w:r>
+            <w:r>
+              <w:rPr>
+                <w:noProof/>
+              </w:rPr>
+              <w:fldChar w:fldCharType="separate"/>
+            </w:r>
+            <w:r>
+              <w:rPr>
+                <w:noProof/>
+              </w:rPr>
+              <w:t>42</w:t>
+            </w:r>
+            <w:r>
+              <w:rPr>
+                <w:noProof/>
+              </w:rPr>
+              <w:fldChar w:fldCharType="end"/>
+            </w:r>
+          </w:hyperlink>
+        </w:p>
+        <w:p>
+          <w:pPr>
+            <w:pStyle w:val="TDC2"/>
+            <w:tabs>
+              <w:tab w:val="right" w:leader="dot" w:pos="8777"/>
+            </w:tabs>
+            <w:rPr>
+              <w:rFonts w:asciiTheme="minorHAnsi" w:eastAsiaTheme="minorEastAsia" w:hAnsiTheme="minorHAnsi" w:cstheme="minorBidi"/>
+              <w:noProof/>
+            </w:rPr>
+          </w:pPr>
+          <w:hyperlink w:anchor="_Toc240420724" w:history="1">
+            <w:r>
+              <w:rPr>
+                <w:rStyle w:val="Hipervnculo"/>
+                <w:noProof/>
+              </w:rPr>
+              <w:t>C.3 Case Western Reserve University · Facultad de Derecho · Estados Unidos</w:t>
+            </w:r>
+            <w:r>
+              <w:rPr>
+                <w:noProof/>
+              </w:rPr>
+              <w:tab/>
+            </w:r>
+            <w:r>
+              <w:rPr>
+                <w:noProof/>
+              </w:rPr>
+              <w:fldChar w:fldCharType="begin"/>
+            </w:r>
+            <w:r>
+              <w:rPr>
+                <w:noProof/>
+              </w:rPr>
+              <w:instrText xml:space="preserve"> PAGEREF _Toc240420724 \h </w:instrText>
+            </w:r>
+            <w:r>
+              <w:rPr>
+                <w:noProof/>
+              </w:rPr>
+            </w:r>
+            <w:r>
+              <w:rPr>
+                <w:noProof/>
+              </w:rPr>
+              <w:fldChar w:fldCharType="separate"/>
+            </w:r>
+            <w:r>
+              <w:rPr>
+                <w:noProof/>
+              </w:rPr>
+              <w:t>42</w:t>
+            </w:r>
+            <w:r>
+              <w:rPr>
+                <w:noProof/>
+              </w:rPr>
+              <w:fldChar w:fldCharType="end"/>
+            </w:r>
+          </w:hyperlink>
+        </w:p>
+        <w:p>
+          <w:pPr>
+            <w:pStyle w:val="TDC2"/>
+            <w:tabs>
+              <w:tab w:val="right" w:leader="dot" w:pos="8777"/>
+            </w:tabs>
+            <w:rPr>
+              <w:rFonts w:asciiTheme="minorHAnsi" w:eastAsiaTheme="minorEastAsia" w:hAnsiTheme="minorHAnsi" w:cstheme="minorBidi"/>
+              <w:noProof/>
+            </w:rPr>
+          </w:pPr>
+          <w:hyperlink w:anchor="_Toc240420725" w:history="1">
+            <w:r>
+              <w:rPr>
+                <w:rStyle w:val="Hipervnculo"/>
+                <w:noProof/>
+              </w:rPr>
+              <w:t>C.4 University of Bath · Reino Unido</w:t>
+            </w:r>
+            <w:r>
+              <w:rPr>
+                <w:noProof/>
+              </w:rPr>
+              <w:tab/>
+            </w:r>
+            <w:r>
+              <w:rPr>
+                <w:noProof/>
+              </w:rPr>
+              <w:fldChar w:fldCharType="begin"/>
+            </w:r>
+            <w:r>
+              <w:rPr>
+                <w:noProof/>
+              </w:rPr>
+              <w:instrText xml:space="preserve"> PAGEREF _Toc240420725 \h </w:instrText>
+            </w:r>
+            <w:r>
+              <w:rPr>
+                <w:noProof/>
+              </w:rPr>
+            </w:r>
+            <w:r>
+              <w:rPr>
+                <w:noProof/>
+              </w:rPr>
+              <w:fldChar w:fldCharType="separate"/>
+            </w:r>
+            <w:r>
+              <w:rPr>
+                <w:noProof/>
+              </w:rPr>
+              <w:t>42</w:t>
+            </w:r>
+            <w:r>
+              <w:rPr>
+                <w:noProof/>
+              </w:rPr>
+              <w:fldChar w:fldCharType="end"/>
+            </w:r>
+          </w:hyperlink>
+        </w:p>
+        <w:p>
+          <w:pPr>
+            <w:pStyle w:val="TDC2"/>
+            <w:tabs>
+              <w:tab w:val="right" w:leader="dot" w:pos="8777"/>
+            </w:tabs>
+            <w:rPr>
+              <w:rFonts w:asciiTheme="minorHAnsi" w:eastAsiaTheme="minorEastAsia" w:hAnsiTheme="minorHAnsi" w:cstheme="minorBidi"/>
+              <w:noProof/>
+            </w:rPr>
+          </w:pPr>
+          <w:hyperlink w:anchor="_Toc240420726" w:history="1">
+            <w:r>
+              <w:rPr>
+                <w:rStyle w:val="Hipervnculo"/>
+                <w:noProof/>
+              </w:rPr>
+              <w:t>C.5 Northeastern University · Estados Unidos</w:t>
+            </w:r>
+            <w:r>
+              <w:rPr>
+                <w:noProof/>
+              </w:rPr>
+              <w:tab/>
+            </w:r>
+            <w:r>
+              <w:rPr>
+                <w:noProof/>
+              </w:rPr>
+              <w:fldChar w:fldCharType="begin"/>
+            </w:r>
+            <w:r>
+              <w:rPr>
+                <w:noProof/>
+              </w:rPr>
+              <w:instrText xml:space="preserve"> PAGEREF _Toc240420726 \h </w:instrText>
+            </w:r>
+            <w:r>
+              <w:rPr>
+                <w:noProof/>
+              </w:rPr>
+            </w:r>
+            <w:r>
+              <w:rPr>
+                <w:noProof/>
+              </w:rPr>
+              <w:fldChar w:fldCharType="separate"/>
+            </w:r>
+            <w:r>
+              <w:rPr>
+                <w:noProof/>
+              </w:rPr>
+              <w:t>43</w:t>
+            </w:r>
+            <w:r>
+              <w:rPr>
+                <w:noProof/>
+              </w:rPr>
+              <w:fldChar w:fldCharType="end"/>
+            </w:r>
+          </w:hyperlink>
+        </w:p>
+        <w:p>
+          <w:pPr>
+            <w:pStyle w:val="TDC2"/>
+            <w:tabs>
+              <w:tab w:val="right" w:leader="dot" w:pos="8777"/>
+            </w:tabs>
+            <w:rPr>
+              <w:rFonts w:asciiTheme="minorHAnsi" w:eastAsiaTheme="minorEastAsia" w:hAnsiTheme="minorHAnsi" w:cstheme="minorBidi"/>
+              <w:noProof/>
+            </w:rPr>
+          </w:pPr>
+          <w:hyperlink w:anchor="_Toc240420727" w:history="1">
+            <w:r>
+              <w:rPr>
+                <w:rStyle w:val="Hipervnculo"/>
+                <w:noProof/>
+              </w:rPr>
+              <w:t>C.6 Harvard University · Estados Unidos</w:t>
+            </w:r>
+            <w:r>
+              <w:rPr>
+                <w:noProof/>
+              </w:rPr>
+              <w:tab/>
+            </w:r>
+            <w:r>
+              <w:rPr>
+                <w:noProof/>
+              </w:rPr>
+              <w:fldChar w:fldCharType="begin"/>
+            </w:r>
+            <w:r>
+              <w:rPr>
+                <w:noProof/>
+              </w:rPr>
+              <w:instrText xml:space="preserve"> PAGEREF _Toc240420727 \h </w:instrText>
+            </w:r>
+            <w:r>
+              <w:rPr>
+                <w:noProof/>
+              </w:rPr>
+            </w:r>
+            <w:r>
+              <w:rPr>
+                <w:noProof/>
+              </w:rPr>
+              <w:fldChar w:fldCharType="separate"/>
+            </w:r>
+            <w:r>
+              <w:rPr>
+                <w:noProof/>
+              </w:rPr>
+              <w:t>43</w:t>
+            </w:r>
+            <w:r>
+              <w:rPr>
+                <w:noProof/>
+              </w:rPr>
+              <w:fldChar w:fldCharType="end"/>
+            </w:r>
+          </w:hyperlink>
+        </w:p>
+        <w:p>
+          <w:pPr>
+            <w:pStyle w:val="TDC2"/>
+            <w:tabs>
+              <w:tab w:val="right" w:leader="dot" w:pos="8777"/>
+            </w:tabs>
+            <w:rPr>
+              <w:rFonts w:asciiTheme="minorHAnsi" w:eastAsiaTheme="minorEastAsia" w:hAnsiTheme="minorHAnsi" w:cstheme="minorBidi"/>
+              <w:noProof/>
+            </w:rPr>
+          </w:pPr>
+          <w:hyperlink w:anchor="_Toc240420728" w:history="1">
+            <w:r>
+              <w:rPr>
+                <w:rStyle w:val="Hipervnculo"/>
+                <w:noProof/>
+              </w:rPr>
+              <w:t>C.7 California State University · Estados Unidos</w:t>
+            </w:r>
+            <w:r>
+              <w:rPr>
+                <w:noProof/>
+              </w:rPr>
+              <w:tab/>
+            </w:r>
+            <w:r>
+              <w:rPr>
+                <w:noProof/>
+              </w:rPr>
+              <w:fldChar w:fldCharType="begin"/>
+            </w:r>
+            <w:r>
+              <w:rPr>
+                <w:noProof/>
+              </w:rPr>
+              <w:instrText xml:space="preserve"> PAGEREF _Toc240420728 \h </w:instrText>
+            </w:r>
+            <w:r>
+              <w:rPr>
+                <w:noProof/>
+              </w:rPr>
+            </w:r>
+            <w:r>
+              <w:rPr>
+                <w:noProof/>
+              </w:rPr>
+              <w:fldChar w:fldCharType="separate"/>
+            </w:r>
+            <w:r>
+              <w:rPr>
+                <w:noProof/>
+              </w:rPr>
+              <w:t>43</w:t>
+            </w:r>
+            <w:r>
+              <w:rPr>
+                <w:noProof/>
+              </w:rPr>
+              <w:fldChar w:fldCharType="end"/>
+            </w:r>
+          </w:hyperlink>
+        </w:p>
+        <w:p>
+          <w:pPr>
+            <w:pStyle w:val="TDC2"/>
+            <w:tabs>
+              <w:tab w:val="right" w:leader="dot" w:pos="8777"/>
+            </w:tabs>
+            <w:rPr>
+              <w:rFonts w:asciiTheme="minorHAnsi" w:eastAsiaTheme="minorEastAsia" w:hAnsiTheme="minorHAnsi" w:cstheme="minorBidi"/>
+              <w:noProof/>
+            </w:rPr>
+          </w:pPr>
+          <w:hyperlink w:anchor="_Toc240420729" w:history="1">
+            <w:r>
+              <w:rPr>
+                <w:rStyle w:val="Hipervnculo"/>
+                <w:noProof/>
+              </w:rPr>
+              <w:t>C.8 Qué permite observar el conjunto</w:t>
+            </w:r>
+            <w:r>
+              <w:rPr>
+                <w:noProof/>
+              </w:rPr>
+              <w:tab/>
+            </w:r>
+            <w:r>
+              <w:rPr>
+                <w:noProof/>
+              </w:rPr>
+              <w:fldChar w:fldCharType="begin"/>
+            </w:r>
+            <w:r>
+              <w:rPr>
+                <w:noProof/>
+              </w:rPr>
+              <w:instrText xml:space="preserve"> PAGEREF _Toc240420729 \h </w:instrText>
+            </w:r>
+            <w:r>
+              <w:rPr>
+                <w:noProof/>
+              </w:rPr>
+            </w:r>
+            <w:r>
+              <w:rPr>
+                <w:noProof/>
+              </w:rPr>
+              <w:fldChar w:fldCharType="separate"/>
+            </w:r>
+            <w:r>
+              <w:rPr>
+                <w:noProof/>
+              </w:rPr>
+              <w:t>43</w:t>
             </w:r>
             <w:r>
               <w:rPr>
@@ -5319,7 +5815,7 @@
               <w:noProof/>
             </w:rPr>
           </w:pPr>
-          <w:hyperlink w:anchor="_Toc240419385" w:history="1">
+          <w:hyperlink w:anchor="_Toc240420730" w:history="1">
             <w:r>
               <w:rPr>
                 <w:rStyle w:val="Hipervnculo"/>
@@ -5343,7 +5839,7 @@
               <w:rPr>
                 <w:noProof/>
               </w:rPr>
-              <w:instrText xml:space="preserve"> PAGEREF _Toc240419385 \h </w:instrText>
+              <w:instrText xml:space="preserve"> PAGEREF _Toc240420730 \h </w:instrText>
             </w:r>
             <w:r>
               <w:rPr>
@@ -5360,7 +5856,7 @@
               <w:rPr>
                 <w:noProof/>
               </w:rPr>
-              <w:t>33</w:t>
+              <w:t>45</w:t>
             </w:r>
             <w:r>
               <w:rPr>
@@ -5381,13 +5877,13 @@
               <w:noProof/>
             </w:rPr>
           </w:pPr>
-          <w:hyperlink w:anchor="_Toc240419386" w:history="1">
+          <w:hyperlink w:anchor="_Toc240420731" w:history="1">
             <w:r>
               <w:rPr>
                 <w:rStyle w:val="Hipervnculo"/>
                 <w:noProof/>
               </w:rPr>
-              <w:t>D.1 Instrumentos de evaluación jurídica</w:t>
+              <w:t>D.1 Fiabilidad de las herramientas jurídicas profesionales</w:t>
             </w:r>
             <w:r>
               <w:rPr>
@@ -5405,7 +5901,7 @@
               <w:rPr>
                 <w:noProof/>
               </w:rPr>
-              <w:instrText xml:space="preserve"> PAGEREF _Toc240419386 \h </w:instrText>
+              <w:instrText xml:space="preserve"> PAGEREF _Toc240420731 \h </w:instrText>
             </w:r>
             <w:r>
               <w:rPr>
@@ -5422,7 +5918,7 @@
               <w:rPr>
                 <w:noProof/>
               </w:rPr>
-              <w:t>33</w:t>
+              <w:t>45</w:t>
             </w:r>
             <w:r>
               <w:rPr>
@@ -5443,13 +5939,13 @@
               <w:noProof/>
             </w:rPr>
           </w:pPr>
-          <w:hyperlink w:anchor="_Toc240419387" w:history="1">
+          <w:hyperlink w:anchor="_Toc240420732" w:history="1">
             <w:r>
               <w:rPr>
                 <w:rStyle w:val="Hipervnculo"/>
                 <w:noProof/>
               </w:rPr>
-              <w:t>D.2 Precisiones sobre las fuentes del capítulo X</w:t>
+              <w:t>D.2 Resoluciones judiciales con contenido inventado</w:t>
             </w:r>
             <w:r>
               <w:rPr>
@@ -5467,7 +5963,7 @@
               <w:rPr>
                 <w:noProof/>
               </w:rPr>
-              <w:instrText xml:space="preserve"> PAGEREF _Toc240419387 \h </w:instrText>
+              <w:instrText xml:space="preserve"> PAGEREF _Toc240420732 \h </w:instrText>
             </w:r>
             <w:r>
               <w:rPr>
@@ -5484,7 +5980,7 @@
               <w:rPr>
                 <w:noProof/>
               </w:rPr>
-              <w:t>34</w:t>
+              <w:t>45</w:t>
             </w:r>
             <w:r>
               <w:rPr>
@@ -5505,13 +6001,13 @@
               <w:noProof/>
             </w:rPr>
           </w:pPr>
-          <w:hyperlink w:anchor="_Toc240419388" w:history="1">
+          <w:hyperlink w:anchor="_Toc240420733" w:history="1">
             <w:r>
               <w:rPr>
                 <w:rStyle w:val="Hipervnculo"/>
                 <w:noProof/>
               </w:rPr>
-              <w:t>D.3 Contexto profesional</w:t>
+              <w:t>D.3 Efectos sobre el análisis jurídico</w:t>
             </w:r>
             <w:r>
               <w:rPr>
@@ -5529,7 +6025,7 @@
               <w:rPr>
                 <w:noProof/>
               </w:rPr>
-              <w:instrText xml:space="preserve"> PAGEREF _Toc240419388 \h </w:instrText>
+              <w:instrText xml:space="preserve"> PAGEREF _Toc240420733 \h </w:instrText>
             </w:r>
             <w:r>
               <w:rPr>
@@ -5546,7 +6042,7 @@
               <w:rPr>
                 <w:noProof/>
               </w:rPr>
-              <w:t>34</w:t>
+              <w:t>45</w:t>
             </w:r>
             <w:r>
               <w:rPr>
@@ -5567,13 +6063,13 @@
               <w:noProof/>
             </w:rPr>
           </w:pPr>
-          <w:hyperlink w:anchor="_Toc240419389" w:history="1">
+          <w:hyperlink w:anchor="_Toc240420734" w:history="1">
             <w:r>
               <w:rPr>
                 <w:rStyle w:val="Hipervnculo"/>
                 <w:noProof/>
               </w:rPr>
-              <w:t>D.4 Antecedente de la propia Escuela</w:t>
+              <w:t>D.4 Instrumentos de evaluación jurídica</w:t>
             </w:r>
             <w:r>
               <w:rPr>
@@ -5591,7 +6087,7 @@
               <w:rPr>
                 <w:noProof/>
               </w:rPr>
-              <w:instrText xml:space="preserve"> PAGEREF _Toc240419389 \h </w:instrText>
+              <w:instrText xml:space="preserve"> PAGEREF _Toc240420734 \h </w:instrText>
             </w:r>
             <w:r>
               <w:rPr>
@@ -5608,7 +6104,131 @@
               <w:rPr>
                 <w:noProof/>
               </w:rPr>
-              <w:t>34</w:t>
+              <w:t>46</w:t>
+            </w:r>
+            <w:r>
+              <w:rPr>
+                <w:noProof/>
+              </w:rPr>
+              <w:fldChar w:fldCharType="end"/>
+            </w:r>
+          </w:hyperlink>
+        </w:p>
+        <w:p>
+          <w:pPr>
+            <w:pStyle w:val="TDC2"/>
+            <w:tabs>
+              <w:tab w:val="right" w:leader="dot" w:pos="8777"/>
+            </w:tabs>
+            <w:rPr>
+              <w:rFonts w:asciiTheme="minorHAnsi" w:eastAsiaTheme="minorEastAsia" w:hAnsiTheme="minorHAnsi" w:cstheme="minorBidi"/>
+              <w:noProof/>
+            </w:rPr>
+          </w:pPr>
+          <w:hyperlink w:anchor="_Toc240420735" w:history="1">
+            <w:r>
+              <w:rPr>
+                <w:rStyle w:val="Hipervnculo"/>
+                <w:noProof/>
+              </w:rPr>
+              <w:t>D.5 Contexto profesional</w:t>
+            </w:r>
+            <w:r>
+              <w:rPr>
+                <w:noProof/>
+              </w:rPr>
+              <w:tab/>
+            </w:r>
+            <w:r>
+              <w:rPr>
+                <w:noProof/>
+              </w:rPr>
+              <w:fldChar w:fldCharType="begin"/>
+            </w:r>
+            <w:r>
+              <w:rPr>
+                <w:noProof/>
+              </w:rPr>
+              <w:instrText xml:space="preserve"> PAGEREF _Toc240420735 \h </w:instrText>
+            </w:r>
+            <w:r>
+              <w:rPr>
+                <w:noProof/>
+              </w:rPr>
+            </w:r>
+            <w:r>
+              <w:rPr>
+                <w:noProof/>
+              </w:rPr>
+              <w:fldChar w:fldCharType="separate"/>
+            </w:r>
+            <w:r>
+              <w:rPr>
+                <w:noProof/>
+              </w:rPr>
+              <w:t>46</w:t>
+            </w:r>
+            <w:r>
+              <w:rPr>
+                <w:noProof/>
+              </w:rPr>
+              <w:fldChar w:fldCharType="end"/>
+            </w:r>
+          </w:hyperlink>
+        </w:p>
+        <w:p>
+          <w:pPr>
+            <w:pStyle w:val="TDC2"/>
+            <w:tabs>
+              <w:tab w:val="right" w:leader="dot" w:pos="8777"/>
+            </w:tabs>
+            <w:rPr>
+              <w:rFonts w:asciiTheme="minorHAnsi" w:eastAsiaTheme="minorEastAsia" w:hAnsiTheme="minorHAnsi" w:cstheme="minorBidi"/>
+              <w:noProof/>
+            </w:rPr>
+          </w:pPr>
+          <w:hyperlink w:anchor="_Toc240420736" w:history="1">
+            <w:r>
+              <w:rPr>
+                <w:rStyle w:val="Hipervnculo"/>
+                <w:noProof/>
+              </w:rPr>
+              <w:t>D.6 Antecedente de la propia Escuela</w:t>
+            </w:r>
+            <w:r>
+              <w:rPr>
+                <w:noProof/>
+              </w:rPr>
+              <w:tab/>
+            </w:r>
+            <w:r>
+              <w:rPr>
+                <w:noProof/>
+              </w:rPr>
+              <w:fldChar w:fldCharType="begin"/>
+            </w:r>
+            <w:r>
+              <w:rPr>
+                <w:noProof/>
+              </w:rPr>
+              <w:instrText xml:space="preserve"> PAGEREF _Toc240420736 \h </w:instrText>
+            </w:r>
+            <w:r>
+              <w:rPr>
+                <w:noProof/>
+              </w:rPr>
+            </w:r>
+            <w:r>
+              <w:rPr>
+                <w:noProof/>
+              </w:rPr>
+              <w:fldChar w:fldCharType="separate"/>
+            </w:r>
+            <w:r>
+              <w:rPr>
+                <w:noProof/>
+              </w:rPr>
+              <w:t>46</w:t>
             </w:r>
             <w:r>
               <w:rPr>
@@ -5629,7 +6249,7 @@
               <w:noProof/>
             </w:rPr>
           </w:pPr>
-          <w:hyperlink w:anchor="_Toc240419390" w:history="1">
+          <w:hyperlink w:anchor="_Toc240420737" w:history="1">
             <w:r>
               <w:rPr>
                 <w:rStyle w:val="Hipervnculo"/>
@@ -5653,7 +6273,7 @@
               <w:rPr>
                 <w:noProof/>
               </w:rPr>
-              <w:instrText xml:space="preserve"> PAGEREF _Toc240419390 \h </w:instrText>
+              <w:instrText xml:space="preserve"> PAGEREF _Toc240420737 \h </w:instrText>
             </w:r>
             <w:r>
               <w:rPr>
@@ -5670,7 +6290,7 @@
               <w:rPr>
                 <w:noProof/>
               </w:rPr>
-              <w:t>34</w:t>
+              <w:t>48</w:t>
             </w:r>
             <w:r>
               <w:rPr>
@@ -5691,7 +6311,7 @@
               <w:noProof/>
             </w:rPr>
           </w:pPr>
-          <w:hyperlink w:anchor="_Toc240419391" w:history="1">
+          <w:hyperlink w:anchor="_Toc240420738" w:history="1">
             <w:r>
               <w:rPr>
                 <w:rStyle w:val="Hipervnculo"/>
@@ -5715,7 +6335,7 @@
               <w:rPr>
                 <w:noProof/>
               </w:rPr>
-              <w:instrText xml:space="preserve"> PAGEREF _Toc240419391 \h </w:instrText>
+              <w:instrText xml:space="preserve"> PAGEREF _Toc240420738 \h </w:instrText>
             </w:r>
             <w:r>
               <w:rPr>
@@ -5732,7 +6352,7 @@
               <w:rPr>
                 <w:noProof/>
               </w:rPr>
-              <w:t>35</w:t>
+              <w:t>49</w:t>
             </w:r>
             <w:r>
               <w:rPr>
@@ -5753,7 +6373,7 @@
               <w:noProof/>
             </w:rPr>
           </w:pPr>
-          <w:hyperlink w:anchor="_Toc240419392" w:history="1">
+          <w:hyperlink w:anchor="_Toc240420739" w:history="1">
             <w:r>
               <w:rPr>
                 <w:rStyle w:val="Hipervnculo"/>
@@ -5777,7 +6397,7 @@
               <w:rPr>
                 <w:noProof/>
               </w:rPr>
-              <w:instrText xml:space="preserve"> PAGEREF _Toc240419392 \h </w:instrText>
+              <w:instrText xml:space="preserve"> PAGEREF _Toc240420739 \h </w:instrText>
             </w:r>
             <w:r>
               <w:rPr>
@@ -5794,7 +6414,7 @@
               <w:rPr>
                 <w:noProof/>
               </w:rPr>
-              <w:t>35</w:t>
+              <w:t>49</w:t>
             </w:r>
             <w:r>
               <w:rPr>
@@ -5815,7 +6435,7 @@
               <w:noProof/>
             </w:rPr>
           </w:pPr>
-          <w:hyperlink w:anchor="_Toc240419393" w:history="1">
+          <w:hyperlink w:anchor="_Toc240420740" w:history="1">
             <w:r>
               <w:rPr>
                 <w:rStyle w:val="Hipervnculo"/>
@@ -5839,7 +6459,7 @@
               <w:rPr>
                 <w:noProof/>
               </w:rPr>
-              <w:instrText xml:space="preserve"> PAGEREF _Toc240419393 \h </w:instrText>
+              <w:instrText xml:space="preserve"> PAGEREF _Toc240420740 \h </w:instrText>
             </w:r>
             <w:r>
               <w:rPr>
@@ -5856,7 +6476,7 @@
               <w:rPr>
                 <w:noProof/>
               </w:rPr>
-              <w:t>36</w:t>
+              <w:t>50</w:t>
             </w:r>
             <w:r>
               <w:rPr>
@@ -5877,7 +6497,7 @@
               <w:noProof/>
             </w:rPr>
           </w:pPr>
-          <w:hyperlink w:anchor="_Toc240419394" w:history="1">
+          <w:hyperlink w:anchor="_Toc240420741" w:history="1">
             <w:r>
               <w:rPr>
                 <w:rStyle w:val="Hipervnculo"/>
@@ -5901,7 +6521,7 @@
               <w:rPr>
                 <w:noProof/>
               </w:rPr>
-              <w:instrText xml:space="preserve"> PAGEREF _Toc240419394 \h </w:instrText>
+              <w:instrText xml:space="preserve"> PAGEREF _Toc240420741 \h </w:instrText>
             </w:r>
             <w:r>
               <w:rPr>
@@ -5918,7 +6538,7 @@
               <w:rPr>
                 <w:noProof/>
               </w:rPr>
-              <w:t>36</w:t>
+              <w:t>50</w:t>
             </w:r>
             <w:r>
               <w:rPr>
@@ -5939,7 +6559,7 @@
               <w:noProof/>
             </w:rPr>
           </w:pPr>
-          <w:hyperlink w:anchor="_Toc240419395" w:history="1">
+          <w:hyperlink w:anchor="_Toc240420742" w:history="1">
             <w:r>
               <w:rPr>
                 <w:rStyle w:val="Hipervnculo"/>
@@ -5963,7 +6583,7 @@
               <w:rPr>
                 <w:noProof/>
               </w:rPr>
-              <w:instrText xml:space="preserve"> PAGEREF _Toc240419395 \h </w:instrText>
+              <w:instrText xml:space="preserve"> PAGEREF _Toc240420742 \h </w:instrText>
             </w:r>
             <w:r>
               <w:rPr>
@@ -5980,7 +6600,7 @@
               <w:rPr>
                 <w:noProof/>
               </w:rPr>
-              <w:t>37</w:t>
+              <w:t>51</w:t>
             </w:r>
             <w:r>
               <w:rPr>
@@ -6001,7 +6621,7 @@
       <w:pPr>
         <w:pStyle w:val="Heading10"/>
       </w:pPr>
-      <w:bookmarkStart w:id="0" w:name="_Toc240419302"/>
+      <w:bookmarkStart w:id="0" w:name="_Toc240420639"/>
       <w:r>
         <w:lastRenderedPageBreak/>
         <w:t>Resumen ejecutivo</w:t>
@@ -6012,7 +6632,7 @@
       <w:pPr>
         <w:pStyle w:val="Heading20"/>
       </w:pPr>
-      <w:bookmarkStart w:id="1" w:name="_Toc240419303"/>
+      <w:bookmarkStart w:id="1" w:name="_Toc240420640"/>
       <w:r>
         <w:t>1. Objeto del informe</w:t>
       </w:r>
@@ -6044,7 +6664,7 @@
       <w:pPr>
         <w:pStyle w:val="Heading20"/>
       </w:pPr>
-      <w:bookmarkStart w:id="2" w:name="_Toc240419304"/>
+      <w:bookmarkStart w:id="2" w:name="_Toc240420641"/>
       <w:r>
         <w:t>2. Las transformaciones identificadas</w:t>
       </w:r>
@@ -6104,7 +6724,7 @@
       <w:pPr>
         <w:pStyle w:val="Heading20"/>
       </w:pPr>
-      <w:bookmarkStart w:id="3" w:name="_Toc240419305"/>
+      <w:bookmarkStart w:id="3" w:name="_Toc240420642"/>
       <w:r>
         <w:t>3. Estado de la evidencia</w:t>
       </w:r>
@@ -6156,7 +6776,7 @@
       <w:pPr>
         <w:pStyle w:val="Heading20"/>
       </w:pPr>
-      <w:bookmarkStart w:id="4" w:name="_Toc240419306"/>
+      <w:bookmarkStart w:id="4" w:name="_Toc240420643"/>
       <w:r>
         <w:t>4. Relevancia para la formación jurídica</w:t>
       </w:r>
@@ -6210,7 +6830,7 @@
       <w:pPr>
         <w:pStyle w:val="Heading20"/>
       </w:pPr>
-      <w:bookmarkStart w:id="5" w:name="_Toc240419307"/>
+      <w:bookmarkStart w:id="5" w:name="_Toc240420644"/>
       <w:r>
         <w:t>5. Cuestiones que quedan planteadas</w:t>
       </w:r>
@@ -6248,8 +6868,9 @@
       <w:pPr>
         <w:pStyle w:val="Heading10"/>
       </w:pPr>
-      <w:bookmarkStart w:id="6" w:name="_Toc240419308"/>
-      <w:r>
+      <w:bookmarkStart w:id="6" w:name="_Toc240420645"/>
+      <w:r>
+        <w:lastRenderedPageBreak/>
         <w:t>I. La enseñanza universitaria ante la inteligencia artificial generativa</w:t>
       </w:r>
       <w:bookmarkEnd w:id="6"/>
@@ -6258,7 +6879,7 @@
       <w:pPr>
         <w:pStyle w:val="Heading20"/>
       </w:pPr>
-      <w:bookmarkStart w:id="7" w:name="_Toc240419309"/>
+      <w:bookmarkStart w:id="7" w:name="_Toc240420646"/>
       <w:r>
         <w:t>1. El problema</w:t>
       </w:r>
@@ -6280,231 +6901,228 @@
         <w:t>Buena parte de la enseñanza universita</w:t>
       </w:r>
       <w:r>
-        <w:t xml:space="preserve">ria supone que esas operaciones son costosas. Sobre ese supuesto descansan los trabajos escritos, los ejercicios de práctica y la inferencia </w:t>
-      </w:r>
+        <w:t>ria supone que esas operaciones son costosas. Sobre ese supuesto descansan los trabajos escritos, los ejercicios de práctica y la inferencia mediante la cual un docente concluye, a partir de lo que un estudiante entrega, que ha aprendido algo.</w:t>
+      </w:r>
+    </w:p>
+    <w:p>
+      <w:pPr>
+        <w:jc w:val="both"/>
+      </w:pPr>
+      <w:r>
+        <w:t xml:space="preserve">La pregunta </w:t>
+      </w:r>
+      <w:r>
+        <w:t>que este informe examina es qué ha cambiado en esos mecanismos cuando el supuesto deja de cumplirse.</w:t>
+      </w:r>
+    </w:p>
+    <w:p>
+      <w:pPr>
+        <w:pStyle w:val="Heading20"/>
+      </w:pPr>
+      <w:bookmarkStart w:id="8" w:name="_Toc240420647"/>
+      <w:r>
+        <w:t>2. Por qué no basta con estudiar adopción</w:t>
+      </w:r>
+      <w:bookmarkEnd w:id="8"/>
+    </w:p>
+    <w:p>
+      <w:pPr>
+        <w:jc w:val="both"/>
+      </w:pPr>
+      <w:r>
+        <w:t>Existe abundante información sobre cuánta gente usa estas herramientas, y es la clase de dato que menos ayuda a r</w:t>
+      </w:r>
+      <w:r>
+        <w:t>esponder la pregunta anterior.</w:t>
+      </w:r>
+    </w:p>
+    <w:p>
+      <w:pPr>
+        <w:jc w:val="both"/>
+      </w:pPr>
+      <w:r>
+        <w:t>Los estudiantes adoptaron el procesador de textos, el buscador y la biblioteca digital sin que ninguna de esas incorporaciones alterara la estructura de un plan de estudios ni el modo de acreditar lo aprendido. Medir adopción</w:t>
+      </w:r>
+      <w:r>
+        <w:t xml:space="preserve"> indica cuánta gente usa algo. Saber si la enseñanza cambió exige examinar qué le ocurrió a cada uno de sus mecanismos, y con qué evidencia se cuenta en cada caso.</w:t>
+      </w:r>
+    </w:p>
+    <w:p>
+      <w:pPr>
+        <w:jc w:val="both"/>
+      </w:pPr>
+      <w:r>
+        <w:t>Esa distinción organiza el documento, cuyos capítulos II a VII recorren los mecanismos afect</w:t>
+      </w:r>
+      <w:r>
+        <w:t>ados, el VIII compara lo que han hecho algunas universidades, el IX registra un cambio externo que afecta a la formación profesional, y el X examina el caso del Derecho.</w:t>
+      </w:r>
+    </w:p>
+    <w:p>
+      <w:pPr>
+        <w:pStyle w:val="Heading20"/>
+      </w:pPr>
+      <w:bookmarkStart w:id="9" w:name="_Toc240420648"/>
+      <w:r>
+        <w:t>3. Alcance</w:t>
+      </w:r>
+      <w:bookmarkEnd w:id="9"/>
+    </w:p>
+    <w:p>
+      <w:pPr>
+        <w:jc w:val="both"/>
+      </w:pPr>
+      <w:r>
+        <w:t>El objeto es la enseñanza universitaria en general. La formación jurídica e</w:t>
+      </w:r>
+      <w:r>
+        <w:t>ntra como caso particular, en el capítulo X, porque concentra en grado extremo los rasgos que el informe examina y permite observarlos con una precisión que otras disciplinas no ofrecen.</w:t>
+      </w:r>
+    </w:p>
+    <w:p>
+      <w:pPr>
+        <w:jc w:val="both"/>
+      </w:pPr>
+      <w:r>
+        <w:t>El periodo cubierto va de 2022 a 2026, con prioridad en los dos últim</w:t>
+      </w:r>
+      <w:r>
+        <w:t>os años, donde se concentra la evidencia experimental disponible. La fecha de corte es el 15 de septiembre de 2026.</w:t>
+      </w:r>
+    </w:p>
+    <w:p>
+      <w:pPr>
+        <w:jc w:val="both"/>
+      </w:pPr>
+      <w:r>
+        <w:t>Tres materias quedan fuera del alcance. La primera es la evaluación de herramientas y la elección de proveedores, que constituye una decisió</w:t>
+      </w:r>
+      <w:r>
+        <w:t>n de infraestructura ajena a lo que aquí se examina. La investigación jurídica y la gestión universitaria, afectadas por el mismo fenómeno y con problemas propios. Y las proyecciones a futuro, porque el informe registra lo ocurrido y el estado de la eviden</w:t>
+      </w:r>
+      <w:r>
+        <w:t>cia sobre ello.</w:t>
+      </w:r>
+    </w:p>
+    <w:p>
+      <w:pPr>
+        <w:pStyle w:val="Heading20"/>
+      </w:pPr>
+      <w:bookmarkStart w:id="10" w:name="_Toc240420649"/>
       <w:r>
         <w:lastRenderedPageBreak/>
-        <w:t>mediante la cual un docente concluye, a partir de lo que un estudiante entrega, que ha aprendido algo.</w:t>
-      </w:r>
-    </w:p>
-    <w:p>
-      <w:pPr>
-        <w:jc w:val="both"/>
-      </w:pPr>
-      <w:r>
-        <w:t xml:space="preserve">La pregunta </w:t>
-      </w:r>
-      <w:r>
-        <w:t>que este informe examina es qué ha cambiado en esos mecanismos cuando el supuesto deja de cumplirse.</w:t>
+        <w:t>4. Fuentes</w:t>
+      </w:r>
+      <w:bookmarkEnd w:id="10"/>
+    </w:p>
+    <w:p>
+      <w:pPr>
+        <w:jc w:val="both"/>
+      </w:pPr>
+      <w:r>
+        <w:t>El documento se apoya en cuatro clases de material, y la distinción entre ellas gobierna lo que cada afirmación puede sostener.</w:t>
+      </w:r>
+    </w:p>
+    <w:p>
+      <w:pPr>
+        <w:jc w:val="both"/>
+      </w:pPr>
+      <w:r>
+        <w:t>La evidencia académica revisada por pares incluye cinco experimentos con asignación aleatoria o grupo de comparación, que son la base de los capítulos III, IV, V y X. Los informes de organismos públicos e internacionales aportan las series de adopción y lo</w:t>
+      </w:r>
+      <w:r>
+        <w:t>s datos de empleo. Las fuentes institucionales primarias acreditan qué hizo cada universidad, sin acreditar que funcione. Las fuentes de prensa y de proveedores se emplean únicamente para establecer que una iniciativa existe.</w:t>
+      </w:r>
+    </w:p>
+    <w:p>
+      <w:pPr>
+        <w:jc w:val="both"/>
+      </w:pPr>
+      <w:r>
+        <w:t>El informe experto que sirve d</w:t>
+      </w:r>
+      <w:r>
+        <w:t>e antecedente a este documento, de setenta y siete páginas, reunió el corpus y clasificó cada afirmación por tipo de fuente y nivel demostrativo. El anexo A describe el procedimiento y el anexo B recoge la matriz completa.</w:t>
       </w:r>
     </w:p>
     <w:p>
       <w:pPr>
         <w:pStyle w:val="Heading20"/>
       </w:pPr>
-      <w:bookmarkStart w:id="8" w:name="_Toc240419310"/>
-      <w:r>
-        <w:t>2. Por qué no basta con estudiar adopción</w:t>
-      </w:r>
-      <w:bookmarkEnd w:id="8"/>
-    </w:p>
-    <w:p>
-      <w:pPr>
-        <w:jc w:val="both"/>
-      </w:pPr>
-      <w:r>
-        <w:t>Existe abundante información sobre cuánta gente usa estas herramientas, y es la clase de dato que menos ayuda a r</w:t>
-      </w:r>
-      <w:r>
-        <w:t>esponder la pregunta anterior.</w:t>
-      </w:r>
-    </w:p>
-    <w:p>
-      <w:pPr>
-        <w:jc w:val="both"/>
-      </w:pPr>
-      <w:r>
-        <w:t>Los estudiantes adoptaron el procesador de textos, el buscador y la biblioteca digital sin que ninguna de esas incorporaciones alterara la estructura de un plan de estudios ni el modo de acreditar lo aprendido. Medir adopción</w:t>
-      </w:r>
-      <w:r>
-        <w:t xml:space="preserve"> indica cuánta gente usa algo. Saber si la enseñanza cambió exige examinar qué le ocurrió a cada uno de sus mecanismos, y con qué evidencia se cuenta en cada caso.</w:t>
-      </w:r>
-    </w:p>
-    <w:p>
-      <w:pPr>
-        <w:jc w:val="both"/>
-      </w:pPr>
-      <w:r>
-        <w:t>Esa distinción organiza el documento, cuyos capítulos II a VII recorren los mecanismos afect</w:t>
-      </w:r>
-      <w:r>
-        <w:t>ados, el VIII compara lo que han hecho algunas universidades, el IX registra un cambio externo que afecta a la formación profesional, y el X examina el caso del Derecho.</w:t>
-      </w:r>
+      <w:bookmarkStart w:id="11" w:name="_Toc240420650"/>
+      <w:r>
+        <w:t>5. Límites y cautelas</w:t>
+      </w:r>
+      <w:bookmarkEnd w:id="11"/>
+    </w:p>
+    <w:p>
+      <w:pPr>
+        <w:jc w:val="both"/>
+      </w:pPr>
+      <w:r>
+        <w:t>Cuatro adve</w:t>
+      </w:r>
+      <w:r>
+        <w:t>rtencias acompañan la lectura, sin que vuelvan a repetirse en cada capítulo.</w:t>
+      </w:r>
+    </w:p>
+    <w:p>
+      <w:pPr>
+        <w:jc w:val="both"/>
+      </w:pPr>
+      <w:r>
+        <w:t>Toda la evidencia disponible procede de instituciones que documentan públicamente lo que hacen, y en su mayoría anglófonas. Las instituciones publican sus éxitos con mucha mayor f</w:t>
+      </w:r>
+      <w:r>
+        <w:t>recuencia que sus fracasos, de modo que el panorama descrito es más favorable que el del sistema universitario real.</w:t>
+      </w:r>
+    </w:p>
+    <w:p>
+      <w:pPr>
+        <w:jc w:val="both"/>
+      </w:pPr>
+      <w:r>
+        <w:t>Ninguna medición procede de una facultad chilena. El traslado de estos resultados al sistema nacional es una inferencia razonable que ningu</w:t>
+      </w:r>
+      <w:r>
+        <w:t>na fuente localizada acredita.</w:t>
+      </w:r>
+    </w:p>
+    <w:p>
+      <w:pPr>
+        <w:jc w:val="both"/>
+      </w:pPr>
+      <w:r>
+        <w:t>El informe distingue en cada caso entre lo que una fuente establece y lo que permite inferir. Que una universidad implementara una intervención acredita que la implementó, sin acreditar que produzca el efecto buscado.</w:t>
+      </w:r>
+    </w:p>
+    <w:p>
+      <w:pPr>
+        <w:jc w:val="both"/>
+      </w:pPr>
+      <w:r>
+        <w:t>Los hal</w:t>
+      </w:r>
+      <w:r>
+        <w:t>lazgos de este campo caducan deprisa. El metaanálisis más citado sobre efectos en el aprendizaje fue retractado en abril de 2026, durante la elaboración del informe que sirve de antecedente a este.</w:t>
+      </w:r>
+    </w:p>
+    <w:p>
+      <w:pPr>
+        <w:pStyle w:val="Heading10"/>
+      </w:pPr>
+      <w:bookmarkStart w:id="12" w:name="_Toc240420651"/>
+      <w:r>
+        <w:lastRenderedPageBreak/>
+        <w:t>II. De la adopción individual a un problema institucional</w:t>
+      </w:r>
+      <w:bookmarkEnd w:id="12"/>
     </w:p>
     <w:p>
       <w:pPr>
         <w:pStyle w:val="Heading20"/>
       </w:pPr>
-      <w:bookmarkStart w:id="9" w:name="_Toc240419311"/>
-      <w:r>
-        <w:t>3. Alcance</w:t>
-      </w:r>
-      <w:bookmarkEnd w:id="9"/>
-    </w:p>
-    <w:p>
-      <w:pPr>
-        <w:jc w:val="both"/>
-      </w:pPr>
-      <w:r>
-        <w:t>El objeto es la enseñanza universitaria en general. La formación jurídica e</w:t>
-      </w:r>
-      <w:r>
-        <w:t>ntra como caso particular, en el capítulo X, porque concentra en grado extremo los rasgos que el informe examina y permite observarlos con una precisión que otras disciplinas no ofrecen.</w:t>
-      </w:r>
-    </w:p>
-    <w:p>
-      <w:pPr>
-        <w:jc w:val="both"/>
-      </w:pPr>
-      <w:r>
-        <w:t>El periodo cubierto va de 2022 a 2026, con prioridad en los dos últim</w:t>
-      </w:r>
-      <w:r>
-        <w:t>os años, donde se concentra la evidencia experimental disponible. La fecha de corte es el 15 de septiembre de 2026.</w:t>
-      </w:r>
-    </w:p>
-    <w:p>
-      <w:pPr>
-        <w:jc w:val="both"/>
-      </w:pPr>
-      <w:r>
-        <w:t>Tres materias quedan fuera del alcance. La primera es la evaluación de herramientas y la elección de proveedores, que constituye una decisió</w:t>
-      </w:r>
-      <w:r>
-        <w:t>n de infraestructura ajena a lo que aquí se examina. La investigación jurídica y la gestión universitaria, afectadas por el mismo fenómeno y con problemas propios. Y las proyecciones a futuro, porque el informe registra lo ocurrido y el estado de la eviden</w:t>
-      </w:r>
-      <w:r>
-        <w:t>cia sobre ello.</w:t>
-      </w:r>
-    </w:p>
-    <w:p>
-      <w:pPr>
-        <w:pStyle w:val="Heading20"/>
-      </w:pPr>
-      <w:bookmarkStart w:id="10" w:name="_Toc240419312"/>
-      <w:r>
-        <w:t>4. Fuentes</w:t>
-      </w:r>
-      <w:bookmarkEnd w:id="10"/>
-    </w:p>
-    <w:p>
-      <w:pPr>
-        <w:jc w:val="both"/>
-      </w:pPr>
-      <w:r>
-        <w:t>El documento se apoya en cuatro clases de material, y la distinción entre ellas gobierna lo que cada afirmación puede sostener.</w:t>
-      </w:r>
-    </w:p>
-    <w:p>
-      <w:pPr>
-        <w:jc w:val="both"/>
-      </w:pPr>
-      <w:r>
-        <w:t>La evidencia académica revisada por pares incluye cinco experimentos con asignación aleatoria o grupo de comparación, que son la base de los capítulos III, IV, V y X. Los informes de organismos públicos e internacionales aportan las series de adopción y lo</w:t>
-      </w:r>
-      <w:r>
-        <w:t>s datos de empleo. Las fuentes institucionales primarias acreditan qué hizo cada universidad, sin acreditar que funcione. Las fuentes de prensa y de proveedores se emplean únicamente para establecer que una iniciativa existe.</w:t>
-      </w:r>
-    </w:p>
-    <w:p>
-      <w:pPr>
-        <w:jc w:val="both"/>
-      </w:pPr>
-      <w:r>
-        <w:lastRenderedPageBreak/>
-        <w:t>El informe experto que sirve d</w:t>
-      </w:r>
-      <w:r>
-        <w:t>e antecedente a este documento, de setenta y siete páginas, reunió el corpus y clasificó cada afirmación por tipo de fuente y nivel demostrativo. El anexo A describe el procedimiento y el anexo B recoge la matriz completa.</w:t>
-      </w:r>
-    </w:p>
-    <w:p>
-      <w:pPr>
-        <w:pStyle w:val="Heading20"/>
-      </w:pPr>
-      <w:bookmarkStart w:id="11" w:name="_Toc240419313"/>
-      <w:r>
-        <w:t>5. Límites y cautelas</w:t>
-      </w:r>
-      <w:bookmarkEnd w:id="11"/>
-    </w:p>
-    <w:p>
-      <w:pPr>
-        <w:jc w:val="both"/>
-      </w:pPr>
-      <w:r>
-        <w:t>Cuatro adve</w:t>
-      </w:r>
-      <w:r>
-        <w:t>rtencias acompañan la lectura, sin que vuelvan a repetirse en cada capítulo.</w:t>
-      </w:r>
-    </w:p>
-    <w:p>
-      <w:pPr>
-        <w:jc w:val="both"/>
-      </w:pPr>
-      <w:r>
-        <w:t>Toda la evidencia disponible procede de instituciones que documentan públicamente lo que hacen, y en su mayoría anglófonas. Las instituciones publican sus éxitos con mucha mayor f</w:t>
-      </w:r>
-      <w:r>
-        <w:t>recuencia que sus fracasos, de modo que el panorama descrito es más favorable que el del sistema universitario real.</w:t>
-      </w:r>
-    </w:p>
-    <w:p>
-      <w:pPr>
-        <w:jc w:val="both"/>
-      </w:pPr>
-      <w:r>
-        <w:t>Ninguna medición procede de una facultad chilena. El traslado de estos resultados al sistema nacional es una inferencia razonable que ningu</w:t>
-      </w:r>
-      <w:r>
-        <w:t>na fuente localizada acredita.</w:t>
-      </w:r>
-    </w:p>
-    <w:p>
-      <w:pPr>
-        <w:jc w:val="both"/>
-      </w:pPr>
-      <w:r>
-        <w:t>El informe distingue en cada caso entre lo que una fuente establece y lo que permite inferir. Que una universidad implementara una intervención acredita que la implementó, sin acreditar que produzca el efecto buscado.</w:t>
-      </w:r>
-    </w:p>
-    <w:p>
-      <w:pPr>
-        <w:jc w:val="both"/>
-      </w:pPr>
-      <w:r>
-        <w:t>Los hal</w:t>
-      </w:r>
-      <w:r>
-        <w:t>lazgos de este campo caducan deprisa. El metaanálisis más citado sobre efectos en el aprendizaje fue retractado en abril de 2026, durante la elaboración del informe que sirve de antecedente a este.</w:t>
-      </w:r>
-    </w:p>
-    <w:p>
-      <w:pPr>
-        <w:pStyle w:val="Heading10"/>
-      </w:pPr>
-      <w:bookmarkStart w:id="12" w:name="_Toc240419314"/>
-      <w:r>
-        <w:t>II. De la adopción individual a un problema institucional</w:t>
-      </w:r>
-      <w:bookmarkEnd w:id="12"/>
-    </w:p>
-    <w:p>
-      <w:pPr>
-        <w:pStyle w:val="Heading20"/>
-      </w:pPr>
-      <w:bookmarkStart w:id="13" w:name="_Toc240419315"/>
+      <w:bookmarkStart w:id="13" w:name="_Toc240420652"/>
       <w:r>
         <w:t>1. Una generalización rápida y silenciosa</w:t>
       </w:r>
@@ -6544,7 +7162,6 @@
           <w:sz w:val="20"/>
           <w:szCs w:val="20"/>
         </w:rPr>
-        <w:lastRenderedPageBreak/>
         <w:t xml:space="preserve">Gráfico 1. </w:t>
       </w:r>
       <w:r>
@@ -6631,7 +7248,7 @@
       <w:pPr>
         <w:pStyle w:val="Heading20"/>
       </w:pPr>
-      <w:bookmarkStart w:id="14" w:name="_Toc240419316"/>
+      <w:bookmarkStart w:id="14" w:name="_Toc240420653"/>
       <w:r>
         <w:t>2. Usar n</w:t>
       </w:r>
@@ -6685,8 +7302,9 @@
       <w:pPr>
         <w:pStyle w:val="Heading20"/>
       </w:pPr>
-      <w:bookmarkStart w:id="15" w:name="_Toc240419317"/>
-      <w:r>
+      <w:bookmarkStart w:id="15" w:name="_Toc240420654"/>
+      <w:r>
+        <w:lastRenderedPageBreak/>
         <w:t>3. La adopción precedió a la respuesta</w:t>
       </w:r>
       <w:bookmarkEnd w:id="15"/>
@@ -6731,60 +7349,60 @@
       <w:pPr>
         <w:pStyle w:val="Heading20"/>
       </w:pPr>
-      <w:bookmarkStart w:id="16" w:name="_Toc240419318"/>
+      <w:bookmarkStart w:id="16" w:name="_Toc240420655"/>
+      <w:r>
+        <w:t>4. Por qué la adopción no es todavía transformación</w:t>
+      </w:r>
+      <w:bookmarkEnd w:id="16"/>
+    </w:p>
+    <w:p>
+      <w:pPr>
+        <w:jc w:val="both"/>
+      </w:pPr>
+      <w:r>
+        <w:t>De aquí sale una distinción que ordena el resto del informe.</w:t>
+      </w:r>
+    </w:p>
+    <w:p>
+      <w:pPr>
+        <w:jc w:val="both"/>
+      </w:pPr>
+      <w:r>
+        <w:t>Que una tecnología se use masivamente no dice nada sobre si la enseñanza cambió. Los estudiantes adoptaron el procesador de textos, el buscador y la biblioteca digital sin que ninguna de esas incorporaciones alterara la estructura de un plan de estudios ni</w:t>
+      </w:r>
+      <w:r>
+        <w:t xml:space="preserve"> el modo de acreditar lo aprendido.</w:t>
+      </w:r>
+    </w:p>
+    <w:p>
+      <w:pPr>
+        <w:jc w:val="both"/>
+      </w:pPr>
+      <w:r>
+        <w:t>La pregunta pertinente es distinta y más exigente: si la disponibilidad de estos sistemas altera los mecanismos mediante los cuales la universidad enseña, evalúa y certifica. Medir adopción responde a cuánta gente usa algo. Responder a esa otra pregunta ex</w:t>
+      </w:r>
+      <w:r>
+        <w:t>ige examinar qué le ocurrió a cada uno de esos mecanismos, que es lo que hacen los capítulos siguientes.</w:t>
+      </w:r>
+    </w:p>
+    <w:p>
+      <w:pPr>
+        <w:jc w:val="both"/>
+      </w:pPr>
+      <w:r>
+        <w:t>La evidencia disponible sugiere que la respuesta varía de manera considerable según el mecanismo. En la evaluación el cambio está documentado con solid</w:t>
+      </w:r>
+      <w:r>
+        <w:t>ez, mientras que en el currículo apenas empieza. Entre ambos extremos se sitúan el aprendizaje, las competencias y el trabajo docente, cada uno con un estado de evidencia propio.</w:t>
+      </w:r>
+    </w:p>
+    <w:p>
+      <w:pPr>
+        <w:pStyle w:val="Heading10"/>
+      </w:pPr>
+      <w:bookmarkStart w:id="17" w:name="_Toc240420656"/>
       <w:r>
         <w:lastRenderedPageBreak/>
-        <w:t>4. Por qué la adopción no es todavía transformación</w:t>
-      </w:r>
-      <w:bookmarkEnd w:id="16"/>
-    </w:p>
-    <w:p>
-      <w:pPr>
-        <w:jc w:val="both"/>
-      </w:pPr>
-      <w:r>
-        <w:t>De aquí sale una distinción que ordena el resto del informe.</w:t>
-      </w:r>
-    </w:p>
-    <w:p>
-      <w:pPr>
-        <w:jc w:val="both"/>
-      </w:pPr>
-      <w:r>
-        <w:t>Que una tecnología se use masivamente no dice nada sobre si la enseñanza cambió. Los estudiantes adoptaron el procesador de textos, el buscador y la biblioteca digital sin que ninguna de esas incorporaciones alterara la estructura de un plan de estudios ni</w:t>
-      </w:r>
-      <w:r>
-        <w:t xml:space="preserve"> el modo de acreditar lo aprendido.</w:t>
-      </w:r>
-    </w:p>
-    <w:p>
-      <w:pPr>
-        <w:jc w:val="both"/>
-      </w:pPr>
-      <w:r>
-        <w:t>La pregunta pertinente es distinta y más exigente: si la disponibilidad de estos sistemas altera los mecanismos mediante los cuales la universidad enseña, evalúa y certifica. Medir adopción responde a cuánta gente usa algo. Responder a esa otra pregunta ex</w:t>
-      </w:r>
-      <w:r>
-        <w:t>ige examinar qué le ocurrió a cada uno de esos mecanismos, que es lo que hacen los capítulos siguientes.</w:t>
-      </w:r>
-    </w:p>
-    <w:p>
-      <w:pPr>
-        <w:jc w:val="both"/>
-      </w:pPr>
-      <w:r>
-        <w:t>La evidencia disponible sugiere que la respuesta varía de manera considerable según el mecanismo. En la evaluación el cambio está documentado con solid</w:t>
-      </w:r>
-      <w:r>
-        <w:t>ez, mientras que en el currículo apenas empieza. Entre ambos extremos se sitúan el aprendizaje, las competencias y el trabajo docente, cada uno con un estado de evidencia propio.</w:t>
-      </w:r>
-    </w:p>
-    <w:p>
-      <w:pPr>
-        <w:pStyle w:val="Heading10"/>
-      </w:pPr>
-      <w:bookmarkStart w:id="17" w:name="_Toc240419319"/>
-      <w:r>
         <w:t>III. La evaluación universitaria, del producto entregado a la evidencia del a</w:t>
       </w:r>
       <w:r>
@@ -6796,7 +7414,7 @@
       <w:pPr>
         <w:pStyle w:val="Heading20"/>
       </w:pPr>
-      <w:bookmarkStart w:id="18" w:name="_Toc240419320"/>
+      <w:bookmarkStart w:id="18" w:name="_Toc240420657"/>
       <w:r>
         <w:t>1. Un supuesto que nunca hizo falta enunciar</w:t>
       </w:r>
@@ -6828,7 +7446,7 @@
       <w:pPr>
         <w:pStyle w:val="Heading20"/>
       </w:pPr>
-      <w:bookmarkStart w:id="19" w:name="_Toc240419321"/>
+      <w:bookmarkStart w:id="19" w:name="_Toc240420658"/>
       <w:r>
         <w:t>2. Qué cambia cuando el producto puede obtenerse con asistencia externa</w:t>
       </w:r>
@@ -6875,134 +7493,133 @@
         <w:jc w:val="both"/>
       </w:pPr>
       <w:r>
+        <w:t>El alcance del hallazgo admite precisión. El estudio se realizó en un programa de una universidad británica, con un tipo específico de examen escrito para llevar. No establece que toda evaluación escrita haya perdido validez, y sí q</w:t>
+      </w:r>
+      <w:r>
+        <w:t>ue la inferencia habitual dejó de ser automática.</w:t>
+      </w:r>
+    </w:p>
+    <w:p>
+      <w:pPr>
+        <w:pStyle w:val="Heading20"/>
+      </w:pPr>
+      <w:bookmarkStart w:id="20" w:name="_Toc240420659"/>
+      <w:r>
+        <w:t>3. Por qué la detección no ofreció la salida</w:t>
+      </w:r>
+      <w:bookmarkEnd w:id="20"/>
+    </w:p>
+    <w:p>
+      <w:pPr>
+        <w:jc w:val="both"/>
+      </w:pPr>
+      <w:r>
+        <w:t>La primera reacción del sistema universitario consistió en detectar, y esa vía se cerró deprisa.</w:t>
+      </w:r>
+    </w:p>
+    <w:p>
+      <w:pPr>
+        <w:jc w:val="both"/>
+      </w:pPr>
+      <w:r>
+        <w:t>Un estudio de Stanford aplicó siete detectores a textos escritos</w:t>
+      </w:r>
+      <w:r>
+        <w:t xml:space="preserve"> íntegramente por personas y encontró una tasa media de falsos positivos del 61,3 % cuando sus autores no eran hablantes nativos de inglés (Liang et al., 2023). Los autores atribuyen el resultado a un rasgo del método: los detectores identifican como artif</w:t>
+      </w:r>
+      <w:r>
+        <w:t>icial la prosa de sintaxis simple y vocabulario limitado, que es la prosa característica de quien escribe en una lengua que no domina. La manipulación experimental que realizaron respalda esa atribución, porque enriquecer el vocabulario de los textos no na</w:t>
+      </w:r>
+      <w:r>
+        <w:t>tivos redujo la clasificación errónea.</w:t>
+      </w:r>
+    </w:p>
+    <w:p>
+      <w:pPr>
+        <w:jc w:val="both"/>
+      </w:pPr>
+      <w:r>
         <w:lastRenderedPageBreak/>
-        <w:t>El alcance del hallazgo admite precisión. El estudio se realizó en un programa de una universidad británica, con un tipo específico de examen escrito para llevar. No establece que toda evaluación escrita haya perdido validez, y sí q</w:t>
-      </w:r>
-      <w:r>
-        <w:t>ue la inferencia habitual dejó de ser automática.</w:t>
+        <w:t xml:space="preserve">Un instrumento que acusa erróneamente a seis de cada diez estudiantes de un grupo identificable produce más daño institucional que el que previene. Al menos doce instituciones importantes desactivaron la detección de </w:t>
+      </w:r>
+      <w:r>
+        <w:t>inteligencia artificial de Turnitin entre 2023 y 2026, y Vanderbilt publicó las razones de su decisión.</w:t>
+      </w:r>
+    </w:p>
+    <w:p>
+      <w:pPr>
+        <w:jc w:val="both"/>
+      </w:pPr>
+      <w:r>
+        <w:t>Hay un dato adicional que suele leerse al revés. Los casos probados de mala conducta académica pasaron de 1,6 a 5,1 por cada mil estudiantes en el siste</w:t>
+      </w:r>
+      <w:r>
+        <w:t>ma británico. Si el 94 % declara usar la herramienta y cinco de cada mil resultan sancionados, la cifra describe la capacidad de detección del sistema antes que la conducta de sus estudiantes.</w:t>
       </w:r>
     </w:p>
     <w:p>
       <w:pPr>
         <w:pStyle w:val="Heading20"/>
       </w:pPr>
-      <w:bookmarkStart w:id="20" w:name="_Toc240419322"/>
-      <w:r>
-        <w:t>3. Por qué la detección no ofreció la salida</w:t>
-      </w:r>
-      <w:bookmarkEnd w:id="20"/>
-    </w:p>
-    <w:p>
-      <w:pPr>
-        <w:jc w:val="both"/>
-      </w:pPr>
-      <w:r>
-        <w:t>La primera reacción del sistema universitario consistió en detectar, y esa vía se cerró deprisa.</w:t>
-      </w:r>
-    </w:p>
-    <w:p>
-      <w:pPr>
-        <w:jc w:val="both"/>
-      </w:pPr>
-      <w:r>
-        <w:t>Un estudio de Stanford aplicó siete detectores a textos escritos</w:t>
-      </w:r>
-      <w:r>
-        <w:t xml:space="preserve"> íntegramente por personas y encontró una tasa media de falsos positivos del 61,3 % cuando sus autores no eran hablantes nativos de inglés (Liang et al., 2023). Los autores atribuyen el resultado a un rasgo del método: los detectores identifican como artif</w:t>
-      </w:r>
-      <w:r>
-        <w:t>icial la prosa de sintaxis simple y vocabulario limitado, que es la prosa característica de quien escribe en una lengua que no domina. La manipulación experimental que realizaron respalda esa atribución, porque enriquecer el vocabulario de los textos no na</w:t>
-      </w:r>
-      <w:r>
-        <w:t>tivos redujo la clasificación errónea.</w:t>
-      </w:r>
-    </w:p>
-    <w:p>
-      <w:pPr>
-        <w:jc w:val="both"/>
-      </w:pPr>
-      <w:r>
-        <w:t xml:space="preserve">Un instrumento que acusa erróneamente a seis de cada diez estudiantes de un grupo identificable produce más daño institucional que el que previene. Al menos doce instituciones importantes desactivaron la detección de </w:t>
-      </w:r>
-      <w:r>
-        <w:t>inteligencia artificial de Turnitin entre 2023 y 2026, y Vanderbilt publicó las razones de su decisión.</w:t>
-      </w:r>
-    </w:p>
-    <w:p>
-      <w:pPr>
-        <w:jc w:val="both"/>
-      </w:pPr>
-      <w:r>
-        <w:t>Hay un dato adicional que suele leerse al revés. Los casos probados de mala conducta académica pasaron de 1,6 a 5,1 por cada mil estudiantes en el siste</w:t>
-      </w:r>
-      <w:r>
-        <w:t>ma británico. Si el 94 % declara usar la herramienta y cinco de cada mil resultan sancionados, la cifra describe la capacidad de detección del sistema antes que la conducta de sus estudiantes.</w:t>
+      <w:bookmarkStart w:id="21" w:name="_Toc240420660"/>
+      <w:r>
+        <w:t>4. Del control al rediseño</w:t>
+      </w:r>
+      <w:bookmarkEnd w:id="21"/>
+    </w:p>
+    <w:p>
+      <w:pPr>
+        <w:jc w:val="both"/>
+      </w:pPr>
+      <w:r>
+        <w:t>La respuesta con más recorrido consi</w:t>
+      </w:r>
+      <w:r>
+        <w:t>ste en separar, de manera deliberada, las instancias en que el uso de la herramienta forma parte de la tarea de aquellas en que el desempeño debe observarse sin asistencia.</w:t>
+      </w:r>
+    </w:p>
+    <w:p>
+      <w:pPr>
+        <w:jc w:val="both"/>
+      </w:pPr>
+      <w:r>
+        <w:t>La University of Sydney aplica ese esquema desde el primer semestre de 2025 y lo ad</w:t>
+      </w:r>
+      <w:r>
+        <w:t>ministra en el nivel del programa, no en el de cada asignatura: la garantía de que el título acredita algo descansa en el conjunto de instancias sin asistencia que el estudiante rindió a lo largo de la carrera. La University of Bath adoptó un enfoque equiv</w:t>
+      </w:r>
+      <w:r>
+        <w:t>alente desde el curso 2026-27, y la agencia australiana de aseguramiento de la calidad publicó en septiembre de 2025 dos documentos que orientan la reforma en esa dirección.</w:t>
+      </w:r>
+    </w:p>
+    <w:p>
+      <w:pPr>
+        <w:jc w:val="both"/>
+      </w:pPr>
+      <w:r>
+        <w:t>Lo que el modelo aporta no es ningún instrumento nuevo. Ambos tipos de instancia e</w:t>
+      </w:r>
+      <w:r>
+        <w:t>xistían ya en cualquier programa. Lo que faltaba era declarar cuál es cuál, y trasladar la garantía institucional al conjunto en lugar de exigírsela a cada evaluación por separado.</w:t>
+      </w:r>
+    </w:p>
+    <w:p>
+      <w:pPr>
+        <w:jc w:val="both"/>
+      </w:pPr>
+      <w:r>
+        <w:t>Ninguna de las dos universidades ha publicado una evaluación de los resulta</w:t>
+      </w:r>
+      <w:r>
+        <w:t>dos de aprendizaje del esquema. Está implementado y documentado, sin que nadie haya medido todavía si mejora lo que pretende mejorar.</w:t>
       </w:r>
     </w:p>
     <w:p>
       <w:pPr>
         <w:pStyle w:val="Heading20"/>
       </w:pPr>
-      <w:bookmarkStart w:id="21" w:name="_Toc240419323"/>
-      <w:r>
-        <w:t>4. Del control al rediseño</w:t>
-      </w:r>
-      <w:bookmarkEnd w:id="21"/>
-    </w:p>
-    <w:p>
-      <w:pPr>
-        <w:jc w:val="both"/>
-      </w:pPr>
-      <w:r>
-        <w:t>La respuesta con más recorrido consi</w:t>
-      </w:r>
-      <w:r>
-        <w:t>ste en separar, de manera deliberada, las instancias en que el uso de la herramienta forma parte de la tarea de aquellas en que el desempeño debe observarse sin asistencia.</w:t>
-      </w:r>
-    </w:p>
-    <w:p>
-      <w:pPr>
-        <w:jc w:val="both"/>
-      </w:pPr>
-      <w:r>
-        <w:t>La University of Sydney aplica ese esquema desde el primer semestre de 2025 y lo ad</w:t>
-      </w:r>
-      <w:r>
-        <w:t>ministra en el nivel del programa, no en el de cada asignatura: la garantía de que el título acredita algo descansa en el conjunto de instancias sin asistencia que el estudiante rindió a lo largo de la carrera. La University of Bath adoptó un enfoque equiv</w:t>
-      </w:r>
-      <w:r>
-        <w:t>alente desde el curso 2026-27, y la agencia australiana de aseguramiento de la calidad publicó en septiembre de 2025 dos documentos que orientan la reforma en esa dirección.</w:t>
-      </w:r>
-    </w:p>
-    <w:p>
-      <w:pPr>
-        <w:jc w:val="both"/>
-      </w:pPr>
-      <w:r>
-        <w:t>Lo que el modelo aporta no es ningún instrumento nuevo. Ambos tipos de instancia e</w:t>
-      </w:r>
-      <w:r>
-        <w:t>xistían ya en cualquier programa. Lo que faltaba era declarar cuál es cuál, y trasladar la garantía institucional al conjunto en lugar de exigírsela a cada evaluación por separado.</w:t>
-      </w:r>
-    </w:p>
-    <w:p>
-      <w:pPr>
-        <w:jc w:val="both"/>
-      </w:pPr>
-      <w:r>
-        <w:t>Ninguna de las dos universidades ha publicado una evaluación de los resulta</w:t>
-      </w:r>
-      <w:r>
-        <w:t>dos de aprendizaje del esquema. Está implementado y documentado, sin que nadie haya medido todavía si mejora lo que pretende mejorar.</w:t>
-      </w:r>
-    </w:p>
-    <w:p>
-      <w:pPr>
-        <w:pStyle w:val="Heading20"/>
-      </w:pPr>
-      <w:bookmarkStart w:id="22" w:name="_Toc240419324"/>
-      <w:r>
-        <w:lastRenderedPageBreak/>
+      <w:bookmarkStart w:id="22" w:name="_Toc240420661"/>
+      <w:r>
         <w:t>5. Qué instrumentos conservan capacidad de verificación</w:t>
       </w:r>
       <w:bookmarkEnd w:id="22"/>
@@ -7030,6 +7647,7 @@
           <w:sz w:val="20"/>
           <w:szCs w:val="20"/>
         </w:rPr>
+        <w:lastRenderedPageBreak/>
         <w:t xml:space="preserve">Gráfico 2. </w:t>
       </w:r>
       <w:r>
@@ -7148,8 +7766,9 @@
       <w:pPr>
         <w:pStyle w:val="Heading10"/>
       </w:pPr>
-      <w:bookmarkStart w:id="23" w:name="_Toc240419325"/>
-      <w:r>
+      <w:bookmarkStart w:id="23" w:name="_Toc240420662"/>
+      <w:r>
+        <w:lastRenderedPageBreak/>
         <w:t>IV. Inteligencia artificial y aprendizaje, los efectos dependen del diseño pedagógico</w:t>
       </w:r>
       <w:bookmarkEnd w:id="23"/>
@@ -7158,7 +7777,7 @@
       <w:pPr>
         <w:pStyle w:val="Heading20"/>
       </w:pPr>
-      <w:bookmarkStart w:id="24" w:name="_Toc240419326"/>
+      <w:bookmarkStart w:id="24" w:name="_Toc240420663"/>
       <w:r>
         <w:t>1. Una pregunta mal planteada</w:t>
       </w:r>
@@ -7177,7 +7796,6 @@
         <w:jc w:val="both"/>
       </w:pPr>
       <w:r>
-        <w:lastRenderedPageBreak/>
         <w:t>Dos ensayos aleatorizados publica</w:t>
       </w:r>
       <w:r>
@@ -7188,7 +7806,7 @@
       <w:pPr>
         <w:pStyle w:val="Heading20"/>
       </w:pPr>
-      <w:bookmarkStart w:id="25" w:name="_Toc240419327"/>
+      <w:bookmarkStart w:id="25" w:name="_Toc240420664"/>
       <w:r>
         <w:t>2. El experime</w:t>
       </w:r>
@@ -7234,7 +7852,7 @@
       <w:pPr>
         <w:pStyle w:val="Heading20"/>
       </w:pPr>
-      <w:bookmarkStart w:id="26" w:name="_Toc240419328"/>
+      <w:bookmarkStart w:id="26" w:name="_Toc240420665"/>
       <w:r>
         <w:t>3. El tutor de Harvard</w:t>
       </w:r>
@@ -7263,6 +7881,7 @@
           <w:sz w:val="20"/>
           <w:szCs w:val="20"/>
         </w:rPr>
+        <w:lastRenderedPageBreak/>
         <w:t xml:space="preserve">Gráfico 3. </w:t>
       </w:r>
       <w:r>
@@ -7359,7 +7978,7 @@
       <w:pPr>
         <w:pStyle w:val="Heading20"/>
       </w:pPr>
-      <w:bookmarkStart w:id="27" w:name="_Toc240419329"/>
+      <w:bookmarkStart w:id="27" w:name="_Toc240420666"/>
       <w:r>
         <w:t>4. Qué explica la diferencia</w:t>
       </w:r>
@@ -7378,83 +7997,86 @@
         <w:jc w:val="both"/>
       </w:pPr>
       <w:r>
+        <w:t>El asistente turco entregaba la solución. El tutor de Harvard fue construido para retenerla: devolvía preguntas intermedias, pedía al estudiante que formulara su razonamiento y solo avanzaba cuando este había producido los pasos. En el primer caso la herra</w:t>
+      </w:r>
+      <w:r>
+        <w:t>mienta sustituyó el trabajo cognitivo; en el segundo lo organizó.</w:t>
+      </w:r>
+    </w:p>
+    <w:p>
+      <w:pPr>
+        <w:jc w:val="both"/>
+      </w:pPr>
+      <w:r>
+        <w:t>De ahí se sigue la única regla que la evidencia experimental sostiene hoy con firmeza para el diseño de actividades. Un sistema que entrega la respuesta reemplaza la práctica que producía el</w:t>
+      </w:r>
+      <w:r>
+        <w:t xml:space="preserve"> aprendizaje. Un sistema que obliga a producir los pasos intermedios la conserva y la hace más eficiente.</w:t>
+      </w:r>
+    </w:p>
+    <w:p>
+      <w:pPr>
+        <w:pStyle w:val="Heading20"/>
+      </w:pPr>
+      <w:bookmarkStart w:id="28" w:name="_Toc240420667"/>
+      <w:r>
+        <w:t>5. La dificultad como recurso pedagógico</w:t>
+      </w:r>
+      <w:bookmarkEnd w:id="28"/>
+    </w:p>
+    <w:p>
+      <w:pPr>
+        <w:jc w:val="both"/>
+      </w:pPr>
+      <w:r>
+        <w:t xml:space="preserve">Ese resultado conecta con algo que la investigación educativa conocía antes de 2022. El esfuerzo de resolver </w:t>
+      </w:r>
+      <w:r>
+        <w:t>un problema no es un obstáculo del diseño sino su mecanismo: un ejercicio que se resuelve sin esfuerzo tampoco enseña.</w:t>
+      </w:r>
+    </w:p>
+    <w:p>
+      <w:pPr>
+        <w:jc w:val="both"/>
+      </w:pPr>
+      <w:r>
+        <w:t>La disponibilidad general de asistentes altera esa economía de manera silenciosa. El enunciado sigue siendo el mismo y ya no garantiza la</w:t>
+      </w:r>
+      <w:r>
+        <w:t xml:space="preserve"> dificultad que lo hacía formativo, porque quien lo recibe puede eliminarla sin infringir ninguna regla explícita. Un docente que quiera conservar el valor de un ejercicio tiene que introducir esa dificultad de manera deliberada, en lugar de confiarla al e</w:t>
+      </w:r>
+      <w:r>
+        <w:t>nunciado.</w:t>
+      </w:r>
+    </w:p>
+    <w:p>
+      <w:pPr>
+        <w:pStyle w:val="Heading20"/>
+      </w:pPr>
+      <w:bookmarkStart w:id="29" w:name="_Toc240420668"/>
+      <w:r>
+        <w:t>6. Lo que todavía no sabemos</w:t>
+      </w:r>
+      <w:bookmarkEnd w:id="29"/>
+    </w:p>
+    <w:p>
+      <w:pPr>
+        <w:jc w:val="both"/>
+      </w:pPr>
+      <w:r>
+        <w:t>La prudencia aquí es obligada, y conviene declarar tres límites.</w:t>
+      </w:r>
+    </w:p>
+    <w:p>
+      <w:pPr>
+        <w:jc w:val="both"/>
+      </w:pPr>
+      <w:r>
+        <w:t xml:space="preserve">El primero afecta a la generalización. El resultado favorable proviene de un curso, una institución y una disciplina, sin réplica publicada. El desfavorable procede de educación </w:t>
+      </w:r>
+      <w:r>
         <w:lastRenderedPageBreak/>
-        <w:t>El asistente turco entregaba la solución. El tutor de Harvard fue construido para retenerla: devolvía preguntas intermedias, pedía al estudiante que formulara su razonamiento y solo avanzaba cuando este había producido los pasos. En el primer caso la herra</w:t>
-      </w:r>
-      <w:r>
-        <w:t>mienta sustituyó el trabajo cognitivo; en el segundo lo organizó.</w:t>
-      </w:r>
-    </w:p>
-    <w:p>
-      <w:pPr>
-        <w:jc w:val="both"/>
-      </w:pPr>
-      <w:r>
-        <w:t>De ahí se sigue la única regla que la evidencia experimental sostiene hoy con firmeza para el diseño de actividades. Un sistema que entrega la respuesta reemplaza la práctica que producía el</w:t>
-      </w:r>
-      <w:r>
-        <w:t xml:space="preserve"> aprendizaje. Un sistema que obliga a producir los pasos intermedios la conserva y la hace más eficiente.</w:t>
-      </w:r>
-    </w:p>
-    <w:p>
-      <w:pPr>
-        <w:pStyle w:val="Heading20"/>
-      </w:pPr>
-      <w:bookmarkStart w:id="28" w:name="_Toc240419330"/>
-      <w:r>
-        <w:t>5. La dificultad como recurso pedagógico</w:t>
-      </w:r>
-      <w:bookmarkEnd w:id="28"/>
-    </w:p>
-    <w:p>
-      <w:pPr>
-        <w:jc w:val="both"/>
-      </w:pPr>
-      <w:r>
-        <w:t xml:space="preserve">Ese resultado conecta con algo que la investigación educativa conocía antes de 2022. El esfuerzo de resolver </w:t>
-      </w:r>
-      <w:r>
-        <w:t>un problema no es un obstáculo del diseño sino su mecanismo: un ejercicio que se resuelve sin esfuerzo tampoco enseña.</w:t>
-      </w:r>
-    </w:p>
-    <w:p>
-      <w:pPr>
-        <w:jc w:val="both"/>
-      </w:pPr>
-      <w:r>
-        <w:t>La disponibilidad general de asistentes altera esa economía de manera silenciosa. El enunciado sigue siendo el mismo y ya no garantiza la</w:t>
-      </w:r>
-      <w:r>
-        <w:t xml:space="preserve"> dificultad que lo hacía formativo, porque quien lo recibe puede eliminarla sin infringir ninguna regla explícita. Un docente que quiera conservar el valor de un ejercicio tiene que introducir esa dificultad de manera deliberada, en lugar de confiarla al e</w:t>
-      </w:r>
-      <w:r>
-        <w:t>nunciado.</w:t>
-      </w:r>
-    </w:p>
-    <w:p>
-      <w:pPr>
-        <w:pStyle w:val="Heading20"/>
-      </w:pPr>
-      <w:bookmarkStart w:id="29" w:name="_Toc240419331"/>
-      <w:r>
-        <w:t>6. Lo que todavía no sabemos</w:t>
-      </w:r>
-      <w:bookmarkEnd w:id="29"/>
-    </w:p>
-    <w:p>
-      <w:pPr>
-        <w:jc w:val="both"/>
-      </w:pPr>
-      <w:r>
-        <w:t>La prudencia aquí es obligada, y conviene declarar tres límites.</w:t>
-      </w:r>
-    </w:p>
-    <w:p>
-      <w:pPr>
-        <w:jc w:val="both"/>
-      </w:pPr>
-      <w:r>
-        <w:t>El primero afecta a la generalización. El resultado favorable proviene de un curso, una institución y una disciplina, sin réplica publicada. El desfavorable procede de educación secundaria, no universitaria, y se incorporó a este informe porque su diseño r</w:t>
+        <w:t>secundaria, no universitaria, y se incorporó a este informe porque su diseño r</w:t>
       </w:r>
       <w:r>
         <w:t>esuelve una pregunta que ningún estudio universitario ha resuelto todavía.</w:t>
@@ -7500,7 +8122,7 @@
       <w:pPr>
         <w:pStyle w:val="Heading10"/>
       </w:pPr>
-      <w:bookmarkStart w:id="30" w:name="_Toc240419332"/>
+      <w:bookmarkStart w:id="30" w:name="_Toc240420669"/>
       <w:r>
         <w:lastRenderedPageBreak/>
         <w:t>V. Competencias universitarias en transformación, de producir respuestas a juzgarlas</w:t>
@@ -7511,7 +8133,7 @@
       <w:pPr>
         <w:pStyle w:val="Heading20"/>
       </w:pPr>
-      <w:bookmarkStart w:id="31" w:name="_Toc240419333"/>
+      <w:bookmarkStart w:id="31" w:name="_Toc240420670"/>
       <w:r>
         <w:t>1. Lo que cambia es la jerarquía</w:t>
       </w:r>
@@ -8520,7 +9142,7 @@
       <w:pPr>
         <w:pStyle w:val="Heading20"/>
       </w:pPr>
-      <w:bookmarkStart w:id="32" w:name="_Toc240419334"/>
+      <w:bookmarkStart w:id="32" w:name="_Toc240420671"/>
       <w:r>
         <w:t>2.</w:t>
       </w:r>
@@ -8564,7 +9186,7 @@
       <w:pPr>
         <w:pStyle w:val="Heading20"/>
       </w:pPr>
-      <w:bookmarkStart w:id="33" w:name="_Toc240419335"/>
+      <w:bookmarkStart w:id="33" w:name="_Toc240420672"/>
       <w:r>
         <w:t>3. Calibración</w:t>
       </w:r>
@@ -8632,7 +9254,7 @@
       <w:pPr>
         <w:pStyle w:val="Heading20"/>
       </w:pPr>
-      <w:bookmarkStart w:id="34" w:name="_Toc240419336"/>
+      <w:bookmarkStart w:id="34" w:name="_Toc240420673"/>
       <w:r>
         <w:t>4. Saber cuándo prescindir de la herramienta</w:t>
       </w:r>
@@ -8664,7 +9286,7 @@
       <w:pPr>
         <w:pStyle w:val="Heading20"/>
       </w:pPr>
-      <w:bookmarkStart w:id="35" w:name="_Toc240419337"/>
+      <w:bookmarkStart w:id="35" w:name="_Toc240420674"/>
       <w:r>
         <w:t>5. Competencias transversales y competencias disciplinares</w:t>
       </w:r>
@@ -8700,8 +9322,9 @@
       <w:pPr>
         <w:pStyle w:val="Heading10"/>
       </w:pPr>
-      <w:bookmarkStart w:id="36" w:name="_Toc240419338"/>
-      <w:r>
+      <w:bookmarkStart w:id="36" w:name="_Toc240420675"/>
+      <w:r>
+        <w:lastRenderedPageBreak/>
         <w:t>VI. Transformación curricular, enseñar sobre la inteligencia artificial, con ella y para trabajar con ella</w:t>
       </w:r>
       <w:bookmarkEnd w:id="36"/>
@@ -8710,7 +9333,7 @@
       <w:pPr>
         <w:pStyle w:val="Heading20"/>
       </w:pPr>
-      <w:bookmarkStart w:id="37" w:name="_Toc240419339"/>
+      <w:bookmarkStart w:id="37" w:name="_Toc240420676"/>
       <w:r>
         <w:t>1. Tres modalidades que se confunden</w:t>
       </w:r>
@@ -8839,7 +9462,7 @@
       <w:pPr>
         <w:pStyle w:val="Heading20"/>
       </w:pPr>
-      <w:bookmarkStart w:id="38" w:name="_Toc240419340"/>
+      <w:bookmarkStart w:id="38" w:name="_Toc240420677"/>
       <w:r>
         <w:t>2. La primera modalidad domina, y esa es la constatación</w:t>
       </w:r>
@@ -8867,21 +9490,18 @@
         <w:t>La explicación es organizativa antes que i</w:t>
       </w:r>
       <w:r>
-        <w:t xml:space="preserve">ntelectual. Crear una asignatura obligatoria de alfabetización es una decisión que un consejo académico adopta en una sesión, que no obliga a ningún profesor a cambiar su forma de enseñar y que produce un anuncio comunicable. </w:t>
-      </w:r>
+        <w:t>ntelectual. Crear una asignatura obligatoria de alfabetización es una decisión que un consejo académico adopta en una sesión, que no obliga a ningún profesor a cambiar su forma de enseñar y que produce un anuncio comunicable. Rediseñar cómo se enseña una d</w:t>
+      </w:r>
+      <w:r>
+        <w:t>isciplina completa cuando parte de sus tareas está automatizada exige convencer a cada departamento, uno por uno, durante años.</w:t>
+      </w:r>
+    </w:p>
+    <w:p>
+      <w:pPr>
+        <w:jc w:val="both"/>
+      </w:pPr>
       <w:r>
         <w:lastRenderedPageBreak/>
-        <w:t>Rediseñar cómo se enseña una d</w:t>
-      </w:r>
-      <w:r>
-        <w:t>isciplina completa cuando parte de sus tareas está automatizada exige convencer a cada departamento, uno por uno, durante años.</w:t>
-      </w:r>
-    </w:p>
-    <w:p>
-      <w:pPr>
-        <w:jc w:val="both"/>
-      </w:pPr>
-      <w:r>
         <w:t xml:space="preserve">El resultado es un currículo aditivo. Se añade inteligencia artificial al plan de estudios sin quitar ni reordenar nada, lo que </w:t>
       </w:r>
       <w:r>
@@ -8895,7 +9515,7 @@
       <w:pPr>
         <w:pStyle w:val="Heading20"/>
       </w:pPr>
-      <w:bookmarkStart w:id="39" w:name="_Toc240419341"/>
+      <w:bookmarkStart w:id="39" w:name="_Toc240420678"/>
       <w:r>
         <w:t>3. El caso mejor documentado</w:t>
       </w:r>
@@ -8941,7 +9561,7 @@
       <w:pPr>
         <w:pStyle w:val="Heading20"/>
       </w:pPr>
-      <w:bookmarkStart w:id="40" w:name="_Toc240419342"/>
+      <w:bookmarkStart w:id="40" w:name="_Toc240420679"/>
       <w:r>
         <w:t>4. La expansión de la oferta</w:t>
       </w:r>
@@ -8974,7 +9594,7 @@
         <w:jc w:val="both"/>
       </w:pPr>
       <w:r>
-        <w:t>Estas cifras proceden del informe experto de base, sin contraste contra fuentes primarias en esta edición, según registra el anexo A.</w:t>
+        <w:t>Estas cifras proceden del informe experto de base, sin contraste contra sus fuentes primarias, según registra el anexo A.</w:t>
       </w:r>
     </w:p>
     <w:p>
@@ -8992,7 +9612,7 @@
       <w:pPr>
         <w:pStyle w:val="Heading20"/>
       </w:pPr>
-      <w:bookmarkStart w:id="41" w:name="_Toc240419343"/>
+      <w:bookmarkStart w:id="41" w:name="_Toc240420680"/>
       <w:r>
         <w:lastRenderedPageBreak/>
         <w:t>5. La modalidad que falta</w:t>
@@ -9042,8 +9662,9 @@
       <w:pPr>
         <w:pStyle w:val="Heading10"/>
       </w:pPr>
-      <w:bookmarkStart w:id="42" w:name="_Toc240419344"/>
-      <w:r>
+      <w:bookmarkStart w:id="42" w:name="_Toc240420681"/>
+      <w:r>
+        <w:lastRenderedPageBreak/>
         <w:t>VII. El trabajo docente, una condición frecuentemente omitida</w:t>
       </w:r>
       <w:bookmarkEnd w:id="42"/>
@@ -9052,7 +9673,7 @@
       <w:pPr>
         <w:pStyle w:val="Heading20"/>
       </w:pPr>
-      <w:bookmarkStart w:id="43" w:name="_Toc240419345"/>
+      <w:bookmarkStart w:id="43" w:name="_Toc240420682"/>
       <w:r>
         <w:t>1. La discusión cambió de objeto</w:t>
       </w:r>
@@ -9084,7 +9705,7 @@
       <w:pPr>
         <w:pStyle w:val="Heading20"/>
       </w:pPr>
-      <w:bookmarkStart w:id="44" w:name="_Toc240419346"/>
+      <w:bookmarkStart w:id="44" w:name="_Toc240420683"/>
       <w:r>
         <w:t>2. Lo que la misma encuesta muestra a continuación</w:t>
       </w:r>
@@ -9192,75 +9813,75 @@
         <w:t xml:space="preserve">El gráfico 5 recoge cuatro indicadores de esa misma fuente, y ninguno se </w:t>
       </w:r>
       <w:r>
-        <w:t xml:space="preserve">refiere a adopción. El 83 % declara preocupación por la capacidad de sus estudiantes de evaluar críticamente lo que estos sistemas producen. El 80 % percibe falta de claridad institucional sobre cómo </w:t>
+        <w:t>refiere a adopción. El 83 % declara preocupación por la capacidad de sus estudiantes de evaluar críticamente lo que estos sistemas producen. El 80 % percibe falta de claridad institucional sobre cómo aplicarlos. Solo el 31 % considera que su institución lo</w:t>
+      </w:r>
+      <w:r>
+        <w:t xml:space="preserve"> involucra de manera significativa en el diseño de la política que después debe aplicar. Solo el 17 % se sitúa en nivel avanzado, mientras el 40 % declara estar al inicio de su alfabetización.</w:t>
+      </w:r>
+    </w:p>
+    <w:p>
+      <w:pPr>
+        <w:jc w:val="both"/>
+      </w:pPr>
+      <w:r>
+        <w:t>Del lado estudiantil el reflejo es casi exacto: el 29 % cree qu</w:t>
+      </w:r>
+      <w:r>
+        <w:t>e sus docentes están preparados para orientarlos.</w:t>
+      </w:r>
+    </w:p>
+    <w:p>
+      <w:pPr>
+        <w:pStyle w:val="Heading20"/>
+      </w:pPr>
+      <w:bookmarkStart w:id="45" w:name="_Toc240420684"/>
+      <w:r>
+        <w:t>3. Tareas nuevas que nadie asignó</w:t>
+      </w:r>
+      <w:bookmarkEnd w:id="45"/>
+    </w:p>
+    <w:p>
+      <w:pPr>
+        <w:jc w:val="both"/>
+      </w:pPr>
+      <w:r>
+        <w:t>Los capítulos anteriores identificaron dos operaciones de las que depende buena parte de lo que este informe describe. El rediseño de las tareas para conservar la dificulta</w:t>
+      </w:r>
+      <w:r>
+        <w:t>d formativa, según el capítulo IV, y la declaración del carril evaluativo de cada instancia, según el capítulo III.</w:t>
+      </w:r>
+    </w:p>
+    <w:p>
+      <w:pPr>
+        <w:jc w:val="both"/>
+      </w:pPr>
+      <w:r>
+        <w:t xml:space="preserve">Ambas recaen sobre el docente de asignatura, y ninguna de las dos existía en 2022. No aparecen en las cargas académicas, no se reconocen en </w:t>
+      </w:r>
+      <w:r>
+        <w:t xml:space="preserve">los sistemas de evaluación del </w:t>
       </w:r>
       <w:r>
         <w:lastRenderedPageBreak/>
-        <w:t>aplicarlos. Solo el 31 % considera que su institución lo</w:t>
-      </w:r>
-      <w:r>
-        <w:t xml:space="preserve"> involucra de manera significativa en el diseño de la política que después debe aplicar. Solo el 17 % se sitúa en nivel avanzado, mientras el 40 % declara estar al inicio de su alfabetización.</w:t>
-      </w:r>
-    </w:p>
-    <w:p>
-      <w:pPr>
-        <w:jc w:val="both"/>
-      </w:pPr>
-      <w:r>
-        <w:t>Del lado estudiantil el reflejo es casi exacto: el 29 % cree qu</w:t>
-      </w:r>
-      <w:r>
-        <w:t>e sus docentes están preparados para orientarlos.</w:t>
+        <w:t>desempeño ni cuentan con formación específica en la mayoría de las instituciones examinadas.</w:t>
+      </w:r>
+    </w:p>
+    <w:p>
+      <w:pPr>
+        <w:jc w:val="both"/>
+      </w:pPr>
+      <w:r>
+        <w:t>El contraste entre esos dos hechos, la centralidad de la tarea y la ausencia de recursos asignados, es el punto de este capítulo. La</w:t>
+      </w:r>
+      <w:r>
+        <w:t xml:space="preserve"> transformación pedagógica que los documentos institucionales describen supone un trabajo que esos mismos documentos no presupuestan.</w:t>
       </w:r>
     </w:p>
     <w:p>
       <w:pPr>
         <w:pStyle w:val="Heading20"/>
       </w:pPr>
-      <w:bookmarkStart w:id="45" w:name="_Toc240419347"/>
-      <w:r>
-        <w:t>3. Tareas nuevas que nadie asignó</w:t>
-      </w:r>
-      <w:bookmarkEnd w:id="45"/>
-    </w:p>
-    <w:p>
-      <w:pPr>
-        <w:jc w:val="both"/>
-      </w:pPr>
-      <w:r>
-        <w:t>Los capítulos anteriores identificaron dos operaciones de las que depende buena parte de lo que este informe describe. El rediseño de las tareas para conservar la dificulta</w:t>
-      </w:r>
-      <w:r>
-        <w:t>d formativa, según el capítulo IV, y la declaración del carril evaluativo de cada instancia, según el capítulo III.</w:t>
-      </w:r>
-    </w:p>
-    <w:p>
-      <w:pPr>
-        <w:jc w:val="both"/>
-      </w:pPr>
-      <w:r>
-        <w:t xml:space="preserve">Ambas recaen sobre el docente de asignatura, y ninguna de las dos existía en 2022. No aparecen en las cargas académicas, no se reconocen en </w:t>
-      </w:r>
-      <w:r>
-        <w:t>los sistemas de evaluación del desempeño ni cuentan con formación específica en la mayoría de las instituciones examinadas.</w:t>
-      </w:r>
-    </w:p>
-    <w:p>
-      <w:pPr>
-        <w:jc w:val="both"/>
-      </w:pPr>
-      <w:r>
-        <w:t>El contraste entre esos dos hechos, la centralidad de la tarea y la ausencia de recursos asignados, es el punto de este capítulo. La</w:t>
-      </w:r>
-      <w:r>
-        <w:t xml:space="preserve"> transformación pedagógica que los documentos institucionales describen supone un trabajo que esos mismos documentos no presupuestan.</w:t>
-      </w:r>
-    </w:p>
-    <w:p>
-      <w:pPr>
-        <w:pStyle w:val="Heading20"/>
-      </w:pPr>
-      <w:bookmarkStart w:id="46" w:name="_Toc240419348"/>
+      <w:bookmarkStart w:id="46" w:name="_Toc240420685"/>
       <w:r>
         <w:t>4. La distancia entre la política y el aula</w:t>
       </w:r>
@@ -9306,8 +9927,9 @@
       <w:pPr>
         <w:pStyle w:val="Heading10"/>
       </w:pPr>
-      <w:bookmarkStart w:id="47" w:name="_Toc240419349"/>
-      <w:r>
+      <w:bookmarkStart w:id="47" w:name="_Toc240420686"/>
+      <w:r>
+        <w:lastRenderedPageBreak/>
         <w:t>VIII. Respuestas institucionales comparadas</w:t>
       </w:r>
       <w:bookmarkEnd w:id="47"/>
@@ -9545,7 +10167,6 @@
                 <w:sz w:val="19"/>
                 <w:szCs w:val="19"/>
               </w:rPr>
-              <w:lastRenderedPageBreak/>
               <w:t>University of Sydney</w:t>
             </w:r>
           </w:p>
@@ -10440,7 +11061,7 @@
       <w:pPr>
         <w:pStyle w:val="Heading20"/>
       </w:pPr>
-      <w:bookmarkStart w:id="48" w:name="_Toc240419350"/>
+      <w:bookmarkStart w:id="48" w:name="_Toc240420687"/>
       <w:r>
         <w:t>1. Tres patrones que la comparación permite observar</w:t>
       </w:r>
@@ -10487,7 +11108,11 @@
         <w:t>El tercero relaciona amb</w:t>
       </w:r>
       <w:r>
-        <w:t>as columnas de una manera incómoda. La institución con el despliegue más amplio, California State, es la única que publicó una medición desfavorable sobre sí misma. Las que implementaron intervenciones más acotadas no publicaron nada. Quien más invirtió es</w:t>
+        <w:t xml:space="preserve">as columnas de una manera incómoda. La institución con el despliegue más amplio, California State, es la única que publicó una medición desfavorable </w:t>
+      </w:r>
+      <w:r>
+        <w:lastRenderedPageBreak/>
+        <w:t>sobre sí misma. Las que implementaron intervenciones más acotadas no publicaron nada. Quien más invirtió es</w:t>
       </w:r>
       <w:r>
         <w:t xml:space="preserve"> quien menos sabe sobre el efecto de su inversión, lo que invierte el orden que cabría esperar de una decisión razonable.</w:t>
@@ -10497,7 +11122,7 @@
       <w:pPr>
         <w:pStyle w:val="Heading20"/>
       </w:pPr>
-      <w:bookmarkStart w:id="49" w:name="_Toc240419351"/>
+      <w:bookmarkStart w:id="49" w:name="_Toc240420688"/>
       <w:r>
         <w:t>2. Qué problema intentó resolver cada respuesta</w:t>
       </w:r>
@@ -10519,295 +11144,295 @@
         <w:jc w:val="both"/>
       </w:pPr>
       <w:r>
+        <w:t>Ohio State responde a un problema distinto, que es el del capítulo V: qué debe garantizar un t</w:t>
+      </w:r>
+      <w:r>
+        <w:t>ítulo cuando producir dejó de ser costoso. Northeastern y Harvard responden al problema del capítulo IV, el del diseño de la interacción, con la diferencia de que Harvard lo hizo en condiciones experimentales y Northeastern en producción.</w:t>
+      </w:r>
+    </w:p>
+    <w:p>
+      <w:pPr>
+        <w:jc w:val="both"/>
+      </w:pPr>
+      <w:r>
+        <w:t xml:space="preserve">California State </w:t>
+      </w:r>
+      <w:r>
+        <w:t>responde al problema de la equidad de acceso, que este informe no examina en profundidad y que su propia encuesta interna sugiere que el acceso por sí solo no resuelve.</w:t>
+      </w:r>
+    </w:p>
+    <w:p>
+      <w:pPr>
+        <w:pStyle w:val="Heading20"/>
+      </w:pPr>
+      <w:bookmarkStart w:id="50" w:name="_Toc240420689"/>
+      <w:r>
+        <w:t>3. Lo que la comparación no autoriza a concluir</w:t>
+      </w:r>
+      <w:bookmarkEnd w:id="50"/>
+    </w:p>
+    <w:p>
+      <w:pPr>
+        <w:jc w:val="both"/>
+      </w:pPr>
+      <w:r>
+        <w:t>Ninguna de estas intervenciones puede recomendarse como probada. Que una universidad implementara algo acredita que lo implementó, sin acreditar que funcione.</w:t>
+      </w:r>
+    </w:p>
+    <w:p>
+      <w:pPr>
+        <w:jc w:val="both"/>
+      </w:pPr>
+      <w:r>
+        <w:t>Hay además un sesgo de muestra que debe declararse. Solo entran en esta comparación instituciones</w:t>
+      </w:r>
+      <w:r>
+        <w:t xml:space="preserve"> que documentan públicamente lo que hacen, y en su mayoría anglófonas, cuya documentación es más accesible. Las instituciones publican sus éxitos con mucha mayor frecuencia que sus fracasos, de modo que el panorama que la tabla describe es más favorable qu</w:t>
+      </w:r>
+      <w:r>
+        <w:t>e el del sistema universitario real.</w:t>
+      </w:r>
+    </w:p>
+    <w:p>
+      <w:pPr>
+        <w:pStyle w:val="Heading10"/>
+      </w:pPr>
+      <w:bookmarkStart w:id="51" w:name="_Toc240420690"/>
+      <w:r>
         <w:lastRenderedPageBreak/>
-        <w:t>Ohio State responde a un problema distinto, que es el del capítulo V: qué debe garantizar un t</w:t>
-      </w:r>
-      <w:r>
-        <w:t>ítulo cuando producir dejó de ser costoso. Northeastern y Harvard responden al problema del capítulo IV, el del diseño de la interacción, con la diferencia de que Harvard lo hizo en condiciones experimentales y Northeastern en producción.</w:t>
-      </w:r>
-    </w:p>
-    <w:p>
-      <w:pPr>
-        <w:jc w:val="both"/>
-      </w:pPr>
-      <w:r>
-        <w:t xml:space="preserve">California State </w:t>
-      </w:r>
-      <w:r>
-        <w:t>responde al problema de la equidad de acceso, que este informe no examina en profundidad y que su propia encuesta interna sugiere que el acceso por sí solo no resuelve.</w:t>
-      </w:r>
+        <w:t>IX. Universidad y formación profesional</w:t>
+      </w:r>
+      <w:bookmarkEnd w:id="51"/>
     </w:p>
     <w:p>
       <w:pPr>
         <w:pStyle w:val="Heading20"/>
       </w:pPr>
-      <w:bookmarkStart w:id="50" w:name="_Toc240419352"/>
-      <w:r>
-        <w:t>3. Lo que la comparación no autoriza a concluir</w:t>
-      </w:r>
-      <w:bookmarkEnd w:id="50"/>
-    </w:p>
-    <w:p>
-      <w:pPr>
-        <w:jc w:val="both"/>
-      </w:pPr>
-      <w:r>
-        <w:t>Ninguna de estas intervenciones puede recomendarse como probada. Que una universidad implementara algo acredita que lo implementó, sin acreditar que funcione.</w:t>
-      </w:r>
-    </w:p>
-    <w:p>
-      <w:pPr>
-        <w:jc w:val="both"/>
-      </w:pPr>
-      <w:r>
-        <w:t>Hay además un sesgo de muestra que debe declararse. Solo entran en esta comparación instituciones</w:t>
-      </w:r>
-      <w:r>
-        <w:t xml:space="preserve"> que documentan públicamente lo que hacen, y en su mayoría anglófonas, cuya documentación es más accesible. Las instituciones publican sus éxitos con mucha mayor frecuencia que sus fracasos, de modo que el panorama que la tabla describe es más favorable qu</w:t>
-      </w:r>
-      <w:r>
-        <w:t>e el del sistema universitario real.</w:t>
+      <w:bookmarkStart w:id="52" w:name="_Toc240420691"/>
+      <w:r>
+        <w:t>1. Un cambio fuera del aula que afecta a la enseñanza</w:t>
+      </w:r>
+      <w:bookmarkEnd w:id="52"/>
+    </w:p>
+    <w:p>
+      <w:pPr>
+        <w:jc w:val="both"/>
+      </w:pPr>
+      <w:r>
+        <w:t>Los capítulos anteriores examinan lo que ocurre dentro de la universidad. Este registra un cambio externo que la afecta, porq</w:t>
+      </w:r>
+      <w:r>
+        <w:t>ue parte de la formación de un profesional nunca ocurrió dentro de la universidad.</w:t>
+      </w:r>
+    </w:p>
+    <w:p>
+      <w:pPr>
+        <w:jc w:val="both"/>
+      </w:pPr>
+      <w:r>
+        <w:t>El equipo de Erik Brynjolfsson en el Stanford Digital Economy Lab analiza microdatos administrativos de alta frecuencia de la empresa de nóminas ADP, con actualización a ago</w:t>
+      </w:r>
+      <w:r>
+        <w:t>sto de 2026 (Brynjolfsson et al., 2026). Su hallazgo tiene dos mitades y ambas importan para leerlo correctamente.</w:t>
+      </w:r>
+    </w:p>
+    <w:p>
+      <w:pPr>
+        <w:jc w:val="both"/>
+      </w:pPr>
+      <w:r>
+        <w:t>La primera es que no se observa desplazamiento laboral generalizado atribuible a la inteligencia artificial en el conjunto de la economía est</w:t>
+      </w:r>
+      <w:r>
+        <w:t>adounidense. Quien afirme lo contrario no se apoya en esta evidencia.</w:t>
+      </w:r>
+    </w:p>
+    <w:p>
+      <w:pPr>
+        <w:jc w:val="both"/>
+      </w:pPr>
+      <w:r>
+        <w:t>La segunda es que el empleo de jóvenes de 22 a 25 años en ocupaciones expuestas se sitúa aproximadamente un 19 % por debajo de donde estaría si hubiera seguido el ritmo de sus pares meno</w:t>
+      </w:r>
+      <w:r>
+        <w:t>s expuestos, con una brecha que se amplía desde agosto de 2025. Los trabajadores con experiencia no muestran una brecha comparable en las mismas ocupaciones.</w:t>
+      </w:r>
+    </w:p>
+    <w:p>
+      <w:pPr>
+        <w:jc w:val="both"/>
+      </w:pPr>
+      <w:r>
+        <w:t>El efecto se distribuye por antigüedad antes que por sector. Afecta al primer escalón, que es el p</w:t>
+      </w:r>
+      <w:r>
+        <w:t>unto donde la universidad entrega su producto.</w:t>
+      </w:r>
+    </w:p>
+    <w:p>
+      <w:pPr>
+        <w:pStyle w:val="Heading20"/>
+      </w:pPr>
+      <w:bookmarkStart w:id="53" w:name="_Toc240420692"/>
+      <w:r>
+        <w:t>2. El trabajo de entrada como mecanismo formativo</w:t>
+      </w:r>
+      <w:bookmarkEnd w:id="53"/>
+    </w:p>
+    <w:p>
+      <w:pPr>
+        <w:jc w:val="both"/>
+      </w:pPr>
+      <w:r>
+        <w:t>La cuestión pedagógica que esto plantea suele pasar inadvertida porque el trabajo de entrada rara vez se describe como formación.</w:t>
+      </w:r>
+    </w:p>
+    <w:p>
+      <w:pPr>
+        <w:jc w:val="both"/>
+      </w:pPr>
+      <w:r>
+        <w:t>Durante décadas, el primer añ</w:t>
+      </w:r>
+      <w:r>
+        <w:t>o de ejercicio profesional funcionó como continuación del currículo: preparar borradores, revisar antecedentes, resumir material y recibir correcciones de alguien con más experiencia. Esa secuencia convertía titulados en profesionales, y lo hacía de manera</w:t>
+      </w:r>
+      <w:r>
+        <w:t xml:space="preserve"> informal, sin programa ni evaluación.</w:t>
+      </w:r>
+    </w:p>
+    <w:p>
+      <w:pPr>
+        <w:jc w:val="both"/>
+      </w:pPr>
+      <w:r>
+        <w:t>Es también la parte del trabajo que los sistemas actuales ejecutan con más eficacia. Si el volumen de ese trabajo disminuye, disminuye con él el mecanismo mediante el cual se producía la experiencia profesional, aunqu</w:t>
+      </w:r>
+      <w:r>
+        <w:t>e nadie lo haya decidido.</w:t>
+      </w:r>
+    </w:p>
+    <w:p>
+      <w:pPr>
+        <w:pStyle w:val="Heading20"/>
+      </w:pPr>
+      <w:bookmarkStart w:id="54" w:name="_Toc240420693"/>
+      <w:r>
+        <w:t>3. Lo que los empleadores piden ahora</w:t>
+      </w:r>
+      <w:bookmarkEnd w:id="54"/>
+    </w:p>
+    <w:p>
+      <w:pPr>
+        <w:jc w:val="both"/>
+      </w:pPr>
+      <w:r>
+        <w:t>Los datos de la National Association of Colleges and Employers para la promoción de 2026 en Estados Unidos describen un mercado que se recompone antes que contraerse (National Association of C</w:t>
+      </w:r>
+      <w:r>
+        <w:t>olleges and Employers, 2026). Más de un tercio de los empleos de entrada exige competencias en esta materia, casi el triple que en el otoño de 2025.</w:t>
+      </w:r>
+    </w:p>
+    <w:p>
+      <w:pPr>
+        <w:jc w:val="both"/>
+      </w:pPr>
+      <w:r>
+        <w:t>La lectura pertinente para una facultad es que esa competencia dejó de ser un diferencial y pasó a ser un umbral. Acreditarla no otorga ventaja; no acreditarla excluye de una parte creciente de la oferta.</w:t>
+      </w:r>
+    </w:p>
+    <w:p>
+      <w:pPr>
+        <w:pStyle w:val="Heading20"/>
+      </w:pPr>
+      <w:bookmarkStart w:id="55" w:name="_Toc240420694"/>
+      <w:r>
+        <w:lastRenderedPageBreak/>
+        <w:t>4. Una respuesta formativa posible</w:t>
+      </w:r>
+      <w:bookmarkEnd w:id="55"/>
+    </w:p>
+    <w:p>
+      <w:pPr>
+        <w:jc w:val="both"/>
+      </w:pPr>
+      <w:r>
+        <w:t>Si el mercado de</w:t>
+      </w:r>
+      <w:r>
+        <w:t>ja de proveer la práctica formativa inicial, la universidad puede construirla de manera deliberada. Simulación, práctica supervisada, observación de desempeño y trabajo sobre casos reales con responsabilidad progresiva son los instrumentos disponibles, y n</w:t>
+      </w:r>
+      <w:r>
+        <w:t>inguno es nuevo.</w:t>
+      </w:r>
+    </w:p>
+    <w:p>
+      <w:pPr>
+        <w:jc w:val="both"/>
+      </w:pPr>
+      <w:r>
+        <w:t xml:space="preserve">La formación médica los usa desde hace un siglo con la residencia. La formación jurídica los usa parcialmente con las clínicas y las prácticas profesionales. Lo que cambiaría es la proporción del oficio que la universidad asume enseñar, y </w:t>
+      </w:r>
+      <w:r>
+        <w:t>esa es una decisión de recursos antes que de método.</w:t>
+      </w:r>
+    </w:p>
+    <w:p>
+      <w:pPr>
+        <w:pStyle w:val="Heading20"/>
+      </w:pPr>
+      <w:bookmarkStart w:id="56" w:name="_Toc240420695"/>
+      <w:r>
+        <w:t>5. Límites de esta evidencia</w:t>
+      </w:r>
+      <w:bookmarkEnd w:id="56"/>
+    </w:p>
+    <w:p>
+      <w:pPr>
+        <w:jc w:val="both"/>
+      </w:pPr>
+      <w:r>
+        <w:t>Tres advertencias acotan lo anterior, y conviene formularlas antes de que el capítulo X las aplique al Derecho.</w:t>
+      </w:r>
+    </w:p>
+    <w:p>
+      <w:pPr>
+        <w:jc w:val="both"/>
+      </w:pPr>
+      <w:r>
+        <w:t>Los datos de empleo corresponden al mercado estadounidense. Su</w:t>
+      </w:r>
+      <w:r>
+        <w:t xml:space="preserve"> traslado al chileno es una inferencia razonable que ninguna fuente localizada acredita, y el sistema profesional chileno tiene una estructura de entrada distinta.</w:t>
+      </w:r>
+    </w:p>
+    <w:p>
+      <w:pPr>
+        <w:jc w:val="both"/>
+      </w:pPr>
+      <w:r>
+        <w:t>El hallazgo describe una asociación medida con grupo de comparación, sin establecer el mecan</w:t>
+      </w:r>
+      <w:r>
+        <w:t>ismo causal. Cabe que la brecha responda a decisiones de contratación que anticipan la automatización antes que a la automatización efectiva del trabajo.</w:t>
+      </w:r>
+    </w:p>
+    <w:p>
+      <w:pPr>
+        <w:jc w:val="both"/>
+      </w:pPr>
+      <w:r>
+        <w:t xml:space="preserve">Ninguna fuente disponible mide el efecto de esa contracción sobre la formación profesional posterior. </w:t>
+      </w:r>
+      <w:r>
+        <w:t>Que el mecanismo formativo se reduzca es una inferencia del informe, apoyada en la descripción del trabajo de entrada, no un resultado medido.</w:t>
       </w:r>
     </w:p>
     <w:p>
       <w:pPr>
         <w:pStyle w:val="Heading10"/>
       </w:pPr>
-      <w:bookmarkStart w:id="51" w:name="_Toc240419353"/>
-      <w:r>
-        <w:t>IX. Universidad y formación profesional</w:t>
-      </w:r>
-      <w:bookmarkEnd w:id="51"/>
-    </w:p>
-    <w:p>
-      <w:pPr>
-        <w:pStyle w:val="Heading20"/>
-      </w:pPr>
-      <w:bookmarkStart w:id="52" w:name="_Toc240419354"/>
-      <w:r>
-        <w:t>1. Un cambio fuera del aula que afecta a la enseñanza</w:t>
-      </w:r>
-      <w:bookmarkEnd w:id="52"/>
-    </w:p>
-    <w:p>
-      <w:pPr>
-        <w:jc w:val="both"/>
-      </w:pPr>
-      <w:r>
-        <w:t>Los capítulos anteriores examinan lo que ocurre dentro de la universidad. Este registra un cambio externo que la afecta, porq</w:t>
-      </w:r>
-      <w:r>
-        <w:t>ue parte de la formación de un profesional nunca ocurrió dentro de la universidad.</w:t>
-      </w:r>
-    </w:p>
-    <w:p>
-      <w:pPr>
-        <w:jc w:val="both"/>
-      </w:pPr>
-      <w:r>
-        <w:t>El equipo de Erik Brynjolfsson en el Stanford Digital Economy Lab analiza microdatos administrativos de alta frecuencia de la empresa de nóminas ADP, con actualización a ago</w:t>
-      </w:r>
-      <w:r>
-        <w:t>sto de 2026 (Brynjolfsson et al., 2026). Su hallazgo tiene dos mitades y ambas importan para leerlo correctamente.</w:t>
-      </w:r>
-    </w:p>
-    <w:p>
-      <w:pPr>
-        <w:jc w:val="both"/>
-      </w:pPr>
-      <w:r>
-        <w:t>La primera es que no se observa desplazamiento laboral generalizado atribuible a la inteligencia artificial en el conjunto de la economía est</w:t>
-      </w:r>
-      <w:r>
-        <w:t>adounidense. Quien afirme lo contrario no se apoya en esta evidencia.</w:t>
-      </w:r>
-    </w:p>
-    <w:p>
-      <w:pPr>
-        <w:jc w:val="both"/>
-      </w:pPr>
-      <w:r>
-        <w:t>La segunda es que el empleo de jóvenes de 22 a 25 años en ocupaciones expuestas se sitúa aproximadamente un 19 % por debajo de donde estaría si hubiera seguido el ritmo de sus pares meno</w:t>
-      </w:r>
-      <w:r>
-        <w:t>s expuestos, con una brecha que se amplía desde agosto de 2025. Los trabajadores con experiencia no muestran una brecha comparable en las mismas ocupaciones.</w:t>
-      </w:r>
-    </w:p>
-    <w:p>
-      <w:pPr>
-        <w:jc w:val="both"/>
-      </w:pPr>
-      <w:r>
-        <w:t>El efecto se distribuye por antigüedad antes que por sector. Afecta al primer escalón, que es el p</w:t>
-      </w:r>
-      <w:r>
-        <w:t>unto donde la universidad entrega su producto.</w:t>
-      </w:r>
-    </w:p>
-    <w:p>
-      <w:pPr>
-        <w:pStyle w:val="Heading20"/>
-      </w:pPr>
-      <w:bookmarkStart w:id="53" w:name="_Toc240419355"/>
-      <w:r>
-        <w:t>2. El trabajo de entrada como mecanismo formativo</w:t>
-      </w:r>
-      <w:bookmarkEnd w:id="53"/>
-    </w:p>
-    <w:p>
-      <w:pPr>
-        <w:jc w:val="both"/>
-      </w:pPr>
-      <w:r>
-        <w:t>La cuestión pedagógica que esto plantea suele pasar inadvertida porque el trabajo de entrada rara vez se describe como formación.</w:t>
-      </w:r>
-    </w:p>
-    <w:p>
-      <w:pPr>
-        <w:jc w:val="both"/>
-      </w:pPr>
-      <w:r>
-        <w:lastRenderedPageBreak/>
-        <w:t>Durante décadas, el primer añ</w:t>
-      </w:r>
-      <w:r>
-        <w:t>o de ejercicio profesional funcionó como continuación del currículo: preparar borradores, revisar antecedentes, resumir material y recibir correcciones de alguien con más experiencia. Esa secuencia convertía titulados en profesionales, y lo hacía de manera</w:t>
-      </w:r>
-      <w:r>
-        <w:t xml:space="preserve"> informal, sin programa ni evaluación.</w:t>
-      </w:r>
-    </w:p>
-    <w:p>
-      <w:pPr>
-        <w:jc w:val="both"/>
-      </w:pPr>
-      <w:r>
-        <w:t>Es también la parte del trabajo que los sistemas actuales ejecutan con más eficacia. Si el volumen de ese trabajo disminuye, disminuye con él el mecanismo mediante el cual se producía la experiencia profesional, aunqu</w:t>
-      </w:r>
-      <w:r>
-        <w:t>e nadie lo haya decidido.</w:t>
-      </w:r>
-    </w:p>
-    <w:p>
-      <w:pPr>
-        <w:pStyle w:val="Heading20"/>
-      </w:pPr>
-      <w:bookmarkStart w:id="54" w:name="_Toc240419356"/>
-      <w:r>
-        <w:t>3. Lo que los empleadores piden ahora</w:t>
-      </w:r>
-      <w:bookmarkEnd w:id="54"/>
-    </w:p>
-    <w:p>
-      <w:pPr>
-        <w:jc w:val="both"/>
-      </w:pPr>
-      <w:r>
-        <w:t>Los datos de la National Association of Colleges and Employers para la promoción de 2026 en Estados Unidos describen un mercado que se recompone antes que contraerse (National Association of C</w:t>
-      </w:r>
-      <w:r>
-        <w:t>olleges and Employers, 2026). Más de un tercio de los empleos de entrada exige competencias en esta materia, casi el triple que en el otoño de 2025.</w:t>
-      </w:r>
-    </w:p>
-    <w:p>
-      <w:pPr>
-        <w:jc w:val="both"/>
-      </w:pPr>
-      <w:r>
-        <w:t>La lectura pertinente para una facultad es que esa competencia dejó de ser un diferencial y pasó a ser un umbral. Acreditarla no otorga ventaja; no acreditarla excluye de una parte creciente de la oferta.</w:t>
-      </w:r>
-    </w:p>
-    <w:p>
-      <w:pPr>
-        <w:pStyle w:val="Heading20"/>
-      </w:pPr>
-      <w:bookmarkStart w:id="55" w:name="_Toc240419357"/>
-      <w:r>
-        <w:t>4. Una respuesta formativa posible</w:t>
-      </w:r>
-      <w:bookmarkEnd w:id="55"/>
-    </w:p>
-    <w:p>
-      <w:pPr>
-        <w:jc w:val="both"/>
-      </w:pPr>
-      <w:r>
-        <w:t>Si el mercado de</w:t>
-      </w:r>
-      <w:r>
-        <w:t>ja de proveer la práctica formativa inicial, la universidad puede construirla de manera deliberada. Simulación, práctica supervisada, observación de desempeño y trabajo sobre casos reales con responsabilidad progresiva son los instrumentos disponibles, y n</w:t>
-      </w:r>
-      <w:r>
-        <w:t>inguno es nuevo.</w:t>
-      </w:r>
-    </w:p>
-    <w:p>
-      <w:pPr>
-        <w:jc w:val="both"/>
-      </w:pPr>
-      <w:r>
-        <w:t xml:space="preserve">La formación médica los usa desde hace un siglo con la residencia. La formación jurídica los usa parcialmente con las clínicas y las prácticas profesionales. Lo que cambiaría es la proporción del oficio que la universidad asume enseñar, y </w:t>
-      </w:r>
-      <w:r>
-        <w:t>esa es una decisión de recursos antes que de método.</w:t>
-      </w:r>
-    </w:p>
-    <w:p>
-      <w:pPr>
-        <w:pStyle w:val="Heading20"/>
-      </w:pPr>
-      <w:bookmarkStart w:id="56" w:name="_Toc240419358"/>
-      <w:r>
-        <w:t>5. Límites de esta evidencia</w:t>
-      </w:r>
-      <w:bookmarkEnd w:id="56"/>
-    </w:p>
-    <w:p>
-      <w:pPr>
-        <w:jc w:val="both"/>
-      </w:pPr>
-      <w:r>
-        <w:t>Tres advertencias acotan lo anterior, y conviene formularlas antes de que el capítulo X las aplique al Derecho.</w:t>
-      </w:r>
-    </w:p>
-    <w:p>
-      <w:pPr>
-        <w:jc w:val="both"/>
-      </w:pPr>
-      <w:r>
-        <w:t>Los datos de empleo corresponden al mercado estadounidense. Su</w:t>
-      </w:r>
-      <w:r>
-        <w:t xml:space="preserve"> traslado al chileno es una inferencia razonable que ninguna fuente localizada acredita, y el sistema profesional chileno tiene una estructura de entrada distinta.</w:t>
-      </w:r>
-    </w:p>
-    <w:p>
-      <w:pPr>
-        <w:jc w:val="both"/>
-      </w:pPr>
-      <w:r>
-        <w:t>El hallazgo describe una asociación medida con grupo de comparación, sin establecer el mecan</w:t>
-      </w:r>
-      <w:r>
-        <w:t>ismo causal. Cabe que la brecha responda a decisiones de contratación que anticipan la automatización antes que a la automatización efectiva del trabajo.</w:t>
-      </w:r>
-    </w:p>
-    <w:p>
-      <w:pPr>
-        <w:jc w:val="both"/>
-      </w:pPr>
-      <w:r>
-        <w:t xml:space="preserve">Ninguna fuente disponible mide el efecto de esa contracción sobre la formación profesional posterior. </w:t>
-      </w:r>
-      <w:r>
-        <w:t>Que el mecanismo formativo se reduzca es una inferencia del informe, apoyada en la descripción del trabajo de entrada, no un resultado medido.</w:t>
-      </w:r>
-    </w:p>
-    <w:p>
-      <w:pPr>
-        <w:pStyle w:val="Heading10"/>
-      </w:pPr>
-      <w:bookmarkStart w:id="57" w:name="_Toc240419359"/>
+      <w:bookmarkStart w:id="57" w:name="_Toc240420696"/>
       <w:r>
         <w:lastRenderedPageBreak/>
         <w:t>X. La enseñanza del Derecho como ámbito especialmente expuesto</w:t>
@@ -10818,7 +11443,7 @@
       <w:pPr>
         <w:pStyle w:val="Heading20"/>
       </w:pPr>
-      <w:bookmarkStart w:id="58" w:name="_Toc240419360"/>
+      <w:bookmarkStart w:id="58" w:name="_Toc240420697"/>
       <w:r>
         <w:t>1. Por qué la formación jurídica concentra el prob</w:t>
       </w:r>
@@ -10861,7 +11486,7 @@
       <w:pPr>
         <w:pStyle w:val="Heading20"/>
       </w:pPr>
-      <w:bookmarkStart w:id="59" w:name="_Toc240419361"/>
+      <w:bookmarkStart w:id="59" w:name="_Toc240420698"/>
       <w:r>
         <w:t>2. Cuánto inventan las herramientas jurídicas profesionales</w:t>
       </w:r>
@@ -10904,7 +11529,7 @@
       <w:pPr>
         <w:pStyle w:val="Heading20"/>
       </w:pPr>
-      <w:bookmarkStart w:id="60" w:name="_Toc240419362"/>
+      <w:bookmarkStart w:id="60" w:name="_Toc240420699"/>
       <w:r>
         <w:t>3. La consecuencia en los tribunales</w:t>
       </w:r>
@@ -10959,7 +11584,7 @@
       <w:pPr>
         <w:pStyle w:val="Heading20"/>
       </w:pPr>
-      <w:bookmarkStart w:id="61" w:name="_Toc240419363"/>
+      <w:bookmarkStart w:id="61" w:name="_Toc240420700"/>
       <w:r>
         <w:t>4. El efecto sobre el aprendizaje jurídico cambia de signo según el estudiante</w:t>
       </w:r>
@@ -11038,7 +11663,7 @@
       <w:pPr>
         <w:pStyle w:val="Heading20"/>
       </w:pPr>
-      <w:bookmarkStart w:id="62" w:name="_Toc240419364"/>
+      <w:bookmarkStart w:id="62" w:name="_Toc240420701"/>
       <w:r>
         <w:t>5. Escritura y evaluación jurídicas</w:t>
       </w:r>
@@ -11084,7 +11709,7 @@
       <w:pPr>
         <w:pStyle w:val="Heading20"/>
       </w:pPr>
-      <w:bookmarkStart w:id="63" w:name="_Toc240419365"/>
+      <w:bookmarkStart w:id="63" w:name="_Toc240420702"/>
       <w:r>
         <w:lastRenderedPageBreak/>
         <w:t>6. El contexto chileno</w:t>
@@ -11128,8 +11753,9 @@
       <w:pPr>
         <w:pStyle w:val="Heading10"/>
       </w:pPr>
-      <w:bookmarkStart w:id="64" w:name="_Toc240419366"/>
-      <w:r>
+      <w:bookmarkStart w:id="64" w:name="_Toc240420703"/>
+      <w:r>
+        <w:lastRenderedPageBreak/>
         <w:t>XI. Implicancias para la Escuela de Derecho</w:t>
       </w:r>
       <w:bookmarkEnd w:id="64"/>
@@ -11149,7 +11775,7 @@
       <w:pPr>
         <w:pStyle w:val="Heading20"/>
       </w:pPr>
-      <w:bookmarkStart w:id="65" w:name="_Toc240419367"/>
+      <w:bookmarkStart w:id="65" w:name="_Toc240420704"/>
       <w:r>
         <w:t>1. Evaluación</w:t>
       </w:r>
@@ -11200,7 +11826,7 @@
       <w:pPr>
         <w:pStyle w:val="Heading20"/>
       </w:pPr>
-      <w:bookmarkStart w:id="66" w:name="_Toc240419368"/>
+      <w:bookmarkStart w:id="66" w:name="_Toc240420705"/>
       <w:r>
         <w:t>2. Integración pedagógica</w:t>
       </w:r>
@@ -11232,86 +11858,86 @@
       <w:pPr>
         <w:pStyle w:val="Heading20"/>
       </w:pPr>
-      <w:bookmarkStart w:id="67" w:name="_Toc240419369"/>
+      <w:bookmarkStart w:id="67" w:name="_Toc240420706"/>
+      <w:r>
+        <w:t>3. Competencias</w:t>
+      </w:r>
+      <w:bookmarkEnd w:id="67"/>
+    </w:p>
+    <w:p>
+      <w:pPr>
+        <w:jc w:val="both"/>
+      </w:pPr>
+      <w:r>
+        <w:t>Dos competencias aparecen con fundamento suficiente para discutir su lugar en el perfil de egreso.</w:t>
+      </w:r>
+    </w:p>
+    <w:p>
+      <w:pPr>
+        <w:jc w:val="both"/>
+      </w:pPr>
+      <w:r>
+        <w:t>La verificación de fuentes tiene, en el Derecho, un respaldo poco habitual: su ausencia produce consecuencias registradas en resoluciones judiciales. El contenido es delimitable y su enseñanza admite formas de costo muy distinto, desde un criterio explícit</w:t>
+      </w:r>
+      <w:r>
+        <w:t>o en las pautas de corrección hasta una asignatura propia.</w:t>
+      </w:r>
+    </w:p>
+    <w:p>
+      <w:pPr>
+        <w:jc w:val="both"/>
+      </w:pPr>
+      <w:r>
+        <w:t xml:space="preserve">La calibración de la propia confianza está peor situada. La evidencia del problema es firme, sin que exista ningún precedente institucional que copiar, de modo que cualquier medida sería un ensayo </w:t>
+      </w:r>
+      <w:r>
+        <w:t>propio. La intervención de menor costo consiste en pedir al estudiante una estimación previa de su desempeño y contrastarla después con el resultado, lo que no modifica ningún instrumento.</w:t>
+      </w:r>
+    </w:p>
+    <w:p>
+      <w:pPr>
+        <w:pStyle w:val="Heading20"/>
+      </w:pPr>
+      <w:bookmarkStart w:id="68" w:name="_Toc240420707"/>
       <w:r>
         <w:lastRenderedPageBreak/>
-        <w:t>3. Competencias</w:t>
-      </w:r>
-      <w:bookmarkEnd w:id="67"/>
-    </w:p>
-    <w:p>
-      <w:pPr>
-        <w:jc w:val="both"/>
-      </w:pPr>
-      <w:r>
-        <w:t>Dos competencias aparecen con fundamento suficiente para discutir su lugar en el perfil de egreso.</w:t>
-      </w:r>
-    </w:p>
-    <w:p>
-      <w:pPr>
-        <w:jc w:val="both"/>
-      </w:pPr>
-      <w:r>
-        <w:t>La verificación de fuentes tiene, en el Derecho, un respaldo poco habitual: su ausencia produce consecuencias registradas en resoluciones judiciales. El contenido es delimitable y su enseñanza admite formas de costo muy distinto, desde un criterio explícit</w:t>
-      </w:r>
-      <w:r>
-        <w:t>o en las pautas de corrección hasta una asignatura propia.</w:t>
-      </w:r>
-    </w:p>
-    <w:p>
-      <w:pPr>
-        <w:jc w:val="both"/>
-      </w:pPr>
-      <w:r>
-        <w:t xml:space="preserve">La calibración de la propia confianza está peor situada. La evidencia del problema es firme, sin que exista ningún precedente institucional que copiar, de modo que cualquier medida sería un ensayo </w:t>
-      </w:r>
-      <w:r>
-        <w:t>propio. La intervención de menor costo consiste en pedir al estudiante una estimación previa de su desempeño y contrastarla después con el resultado, lo que no modifica ningún instrumento.</w:t>
+        <w:t>4. Currículo y trabajo docente</w:t>
+      </w:r>
+      <w:bookmarkEnd w:id="68"/>
+    </w:p>
+    <w:p>
+      <w:pPr>
+        <w:jc w:val="both"/>
+      </w:pPr>
+      <w:r>
+        <w:t>El capítulo VI mostró que añadir con</w:t>
+      </w:r>
+      <w:r>
+        <w:t>tenido es la respuesta más barata y la que menos altera la institución, y que casi nadie examina la tercera modalidad, es decir qué parte de la formación profesional que el trabajo de entrada ya no proporciona debe asumir la universidad. Para una escuela d</w:t>
+      </w:r>
+      <w:r>
+        <w:t>e Derecho esa pregunta tiene forma concreta, porque las clínicas jurídicas y las prácticas son el instrumento con que esa formación podría ampliarse.</w:t>
+      </w:r>
+    </w:p>
+    <w:p>
+      <w:pPr>
+        <w:jc w:val="both"/>
+      </w:pPr>
+      <w:r>
+        <w:t xml:space="preserve">El capítulo VII añade una condición que suele quedar fuera de la discusión. Las tareas de las que depende </w:t>
+      </w:r>
+      <w:r>
+        <w:t>la integración pedagógica recaen sobre el docente de asignatura, sin figurar en ninguna carga académica. Reconocer horas de rediseño convierte en trabajo remunerado algo que hoy depende de la voluntad de cada profesor, e incorporar al profesorado al diseño</w:t>
+      </w:r>
+      <w:r>
+        <w:t xml:space="preserve"> de la política institucional tiene un costo bajo y un margen que el indicador del 31 % señala con claridad.</w:t>
       </w:r>
     </w:p>
     <w:p>
       <w:pPr>
         <w:pStyle w:val="Heading20"/>
       </w:pPr>
-      <w:bookmarkStart w:id="68" w:name="_Toc240419370"/>
-      <w:r>
-        <w:t>4. Currículo y trabajo docente</w:t>
-      </w:r>
-      <w:bookmarkEnd w:id="68"/>
-    </w:p>
-    <w:p>
-      <w:pPr>
-        <w:jc w:val="both"/>
-      </w:pPr>
-      <w:r>
-        <w:t>El capítulo VI mostró que añadir con</w:t>
-      </w:r>
-      <w:r>
-        <w:t>tenido es la respuesta más barata y la que menos altera la institución, y que casi nadie examina la tercera modalidad, es decir qué parte de la formación profesional que el trabajo de entrada ya no proporciona debe asumir la universidad. Para una escuela d</w:t>
-      </w:r>
-      <w:r>
-        <w:t>e Derecho esa pregunta tiene forma concreta, porque las clínicas jurídicas y las prácticas son el instrumento con que esa formación podría ampliarse.</w:t>
-      </w:r>
-    </w:p>
-    <w:p>
-      <w:pPr>
-        <w:jc w:val="both"/>
-      </w:pPr>
-      <w:r>
-        <w:t xml:space="preserve">El capítulo VII añade una condición que suele quedar fuera de la discusión. Las tareas de las que depende </w:t>
-      </w:r>
-      <w:r>
-        <w:t>la integración pedagógica recaen sobre el docente de asignatura, sin figurar en ninguna carga académica. Reconocer horas de rediseño convierte en trabajo remunerado algo que hoy depende de la voluntad de cada profesor, e incorporar al profesorado al diseño</w:t>
-      </w:r>
-      <w:r>
-        <w:t xml:space="preserve"> de la política institucional tiene un costo bajo y un margen que el indicador del 31 % señala con claridad.</w:t>
-      </w:r>
-    </w:p>
-    <w:p>
-      <w:pPr>
-        <w:pStyle w:val="Heading20"/>
-      </w:pPr>
-      <w:bookmarkStart w:id="69" w:name="_Toc240419371"/>
+      <w:bookmarkStart w:id="69" w:name="_Toc240420708"/>
       <w:r>
         <w:t>5. Evaluación de las propias decisiones</w:t>
       </w:r>
@@ -11350,11 +11976,7 @@
         <w:t>La Escuela dispone además de un antecedente pertinente. Un trabajo publicado en 2024 midió cuatro casos de asi</w:t>
       </w:r>
       <w:r>
-        <w:t xml:space="preserve">gnatura entre 2019 y 2022, con grupo experimental, grupo de </w:t>
-      </w:r>
-      <w:r>
-        <w:lastRenderedPageBreak/>
-        <w:t>control y medición antes y después.</w:t>
+        <w:t>gnatura entre 2019 y 2022, con grupo experimental, grupo de control y medición antes y después.</w:t>
       </w:r>
       <w:r>
         <w:rPr>
@@ -11373,7 +11995,7 @@
       <w:pPr>
         <w:pStyle w:val="Heading20"/>
       </w:pPr>
-      <w:bookmarkStart w:id="70" w:name="_Toc240419372"/>
+      <w:bookmarkStart w:id="70" w:name="_Toc240420709"/>
       <w:r>
         <w:t>6. Cuestiones para la deliberación</w:t>
       </w:r>
@@ -11398,7 +12020,11 @@
         <w:t>Si cabe declarar, para cada instancia evaluativa, si admite o excluye el uso de estas herramientas. Si el criterio de diseño de tareas que el capítulo IV establece debe fijarse como orientación común. Si la veri</w:t>
       </w:r>
       <w:r>
-        <w:t>ficación de fuentes pasa a ser contenido enseñado y evaluado, y con qué alcance. Si el perfil de egreso incorpora alguna competencia en esta materia. Y si las horas de rediseño se reconocen dentro de la carga académica.</w:t>
+        <w:t xml:space="preserve">ficación de fuentes pasa a ser contenido enseñado y evaluado, y </w:t>
+      </w:r>
+      <w:r>
+        <w:lastRenderedPageBreak/>
+        <w:t>con qué alcance. Si el perfil de egreso incorpora alguna competencia en esta materia. Y si las horas de rediseño se reconocen dentro de la carga académica.</w:t>
       </w:r>
     </w:p>
     <w:p>
@@ -11416,8 +12042,9 @@
       <w:pPr>
         <w:pStyle w:val="Heading10"/>
       </w:pPr>
-      <w:bookmarkStart w:id="71" w:name="_Toc240419373"/>
-      <w:r>
+      <w:bookmarkStart w:id="71" w:name="_Toc240420710"/>
+      <w:r>
+        <w:lastRenderedPageBreak/>
         <w:t>XII. Conclusiones</w:t>
       </w:r>
       <w:bookmarkEnd w:id="71"/>
@@ -11472,60 +12099,57 @@
         <w:t>e la misma clase de tecnología mejora o perjudica el aprendizaje según cómo esté diseñada la actividad. Un sistema que entrega la respuesta sustituye la práctica que producía el aprendizaje; uno que obliga a producir los pasos intermedios la conserva. Es l</w:t>
       </w:r>
       <w:r>
-        <w:t xml:space="preserve">a </w:t>
-      </w:r>
+        <w:t>a única regla que la evidencia experimental sostiene hoy con firmeza, y opera en el nivel de cada tarea, que es donde una institución tiene menos capacidad de intervenir directamente.</w:t>
+      </w:r>
+    </w:p>
+    <w:p>
+      <w:pPr>
+        <w:jc w:val="both"/>
+      </w:pPr>
+      <w:r>
+        <w:t xml:space="preserve">Lo que permanece abierto es más de lo que está resuelto. Ningún estudio </w:t>
+      </w:r>
+      <w:r>
+        <w:t>ha seguido a una cohorte universitaria el tiempo suficiente para saber qué ocurre tras varios semestres de uso habitual, ninguna de las respuestas institucionales examinadas fue evaluada por quien la adoptó, ninguna medición procede de una facultad chilena</w:t>
+      </w:r>
+      <w:r>
+        <w:t>, y el metaanálisis más citado del campo fue retractado mientras este trabajo se preparaba.</w:t>
+      </w:r>
+    </w:p>
+    <w:p>
+      <w:pPr>
+        <w:jc w:val="both"/>
+      </w:pPr>
+      <w:r>
+        <w:t>Para el currículo y la evaluación, lo anterior se traduce en un desajuste que la comparación internacional deja a la vista. Las universidades que más avanzaron lo hicieron añadiendo contenido, que es la modalidad más barata y la que menos altera la institu</w:t>
+      </w:r>
+      <w:r>
+        <w:t>ción, o rediseñando la evaluación, que es donde el problema aprieta. Casi ninguna abordó la pregunta de qué parte de la formación profesional que el trabajo de entrada ya no proporciona debe asumir ahora la universidad. Las instituciones están experimentan</w:t>
+      </w:r>
+      <w:r>
+        <w:t>do más rápido de lo que evalúan los efectos de sus propias respuestas.</w:t>
+      </w:r>
+    </w:p>
+    <w:p>
+      <w:pPr>
+        <w:jc w:val="both"/>
+      </w:pPr>
+      <w:r>
+        <w:t>La formación jurídica ocupa una posición particular dentro de este panorama. Su producto característico es el que estos sistemas producen con mayor solvencia aparente; la verificación d</w:t>
+      </w:r>
+      <w:r>
+        <w:t>e fuentes, que antes se obtenía como subproducto de investigar, es en el Derecho una responsabilidad exigible; y el error deja rastro en resoluciones públicas, cerca de dos mil al cierre de agosto de 2026. A eso se añade un hallazgo propio de la disciplina</w:t>
+      </w:r>
+      <w:r>
+        <w:t>: la asistencia mejora el desempeño de los estudiantes más débiles y lo empeora en los más fuertes, lo que afecta a la capacidad de una facultad para distinguir entre sus egresados.</w:t>
+      </w:r>
+    </w:p>
+    <w:p>
+      <w:pPr>
+        <w:jc w:val="both"/>
+      </w:pPr>
       <w:r>
         <w:lastRenderedPageBreak/>
-        <w:t>única regla que la evidencia experimental sostiene hoy con firmeza, y opera en el nivel de cada tarea, que es donde una institución tiene menos capacidad de intervenir directamente.</w:t>
-      </w:r>
-    </w:p>
-    <w:p>
-      <w:pPr>
-        <w:jc w:val="both"/>
-      </w:pPr>
-      <w:r>
-        <w:t xml:space="preserve">Lo que permanece abierto es más de lo que está resuelto. Ningún estudio </w:t>
-      </w:r>
-      <w:r>
-        <w:t>ha seguido a una cohorte universitaria el tiempo suficiente para saber qué ocurre tras varios semestres de uso habitual, ninguna de las respuestas institucionales examinadas fue evaluada por quien la adoptó, ninguna medición procede de una facultad chilena</w:t>
-      </w:r>
-      <w:r>
-        <w:t>, y el metaanálisis más citado del campo fue retractado mientras este trabajo se preparaba.</w:t>
-      </w:r>
-    </w:p>
-    <w:p>
-      <w:pPr>
-        <w:jc w:val="both"/>
-      </w:pPr>
-      <w:r>
-        <w:t>Para el currículo y la evaluación, lo anterior se traduce en un desajuste que la comparación internacional deja a la vista. Las universidades que más avanzaron lo hicieron añadiendo contenido, que es la modalidad más barata y la que menos altera la institu</w:t>
-      </w:r>
-      <w:r>
-        <w:t>ción, o rediseñando la evaluación, que es donde el problema aprieta. Casi ninguna abordó la pregunta de qué parte de la formación profesional que el trabajo de entrada ya no proporciona debe asumir ahora la universidad. Las instituciones están experimentan</w:t>
-      </w:r>
-      <w:r>
-        <w:t>do más rápido de lo que evalúan los efectos de sus propias respuestas.</w:t>
-      </w:r>
-    </w:p>
-    <w:p>
-      <w:pPr>
-        <w:jc w:val="both"/>
-      </w:pPr>
-      <w:r>
-        <w:t>La formación jurídica ocupa una posición particular dentro de este panorama. Su producto característico es el que estos sistemas producen con mayor solvencia aparente; la verificación d</w:t>
-      </w:r>
-      <w:r>
-        <w:t>e fuentes, que antes se obtenía como subproducto de investigar, es en el Derecho una responsabilidad exigible; y el error deja rastro en resoluciones públicas, cerca de dos mil al cierre de agosto de 2026. A eso se añade un hallazgo propio de la disciplina</w:t>
-      </w:r>
-      <w:r>
-        <w:t>: la asistencia mejora el desempeño de los estudiantes más débiles y lo empeora en los más fuertes, lo que afecta a la capacidad de una facultad para distinguir entre sus egresados.</w:t>
-      </w:r>
-    </w:p>
-    <w:p>
-      <w:pPr>
-        <w:jc w:val="both"/>
-      </w:pPr>
-      <w:r>
         <w:t>La conclusión que este informe puede sostener, sin ir más lejos, es que el</w:t>
       </w:r>
       <w:r>
@@ -11552,7 +12176,7 @@
       <w:pPr>
         <w:pStyle w:val="Heading10"/>
       </w:pPr>
-      <w:bookmarkStart w:id="72" w:name="_Toc240419374"/>
+      <w:bookmarkStart w:id="72" w:name="_Toc240420711"/>
       <w:r>
         <w:lastRenderedPageBreak/>
         <w:t>Anexo A. Metodología</w:t>
@@ -11563,7 +12187,7 @@
       <w:pPr>
         <w:pStyle w:val="Heading20"/>
       </w:pPr>
-      <w:bookmarkStart w:id="73" w:name="_Toc240419375"/>
+      <w:bookmarkStart w:id="73" w:name="_Toc240420712"/>
       <w:r>
         <w:t>A.1 Pregunta y alcance</w:t>
       </w:r>
@@ -11606,7 +12230,7 @@
       <w:pPr>
         <w:pStyle w:val="Heading20"/>
       </w:pPr>
-      <w:bookmarkStart w:id="74" w:name="_Toc240419376"/>
+      <w:bookmarkStart w:id="74" w:name="_Toc240420713"/>
       <w:r>
         <w:t>A.2 Periodo</w:t>
       </w:r>
@@ -11627,7 +12251,7 @@
       <w:pPr>
         <w:pStyle w:val="Heading20"/>
       </w:pPr>
-      <w:bookmarkStart w:id="75" w:name="_Toc240419377"/>
+      <w:bookmarkStart w:id="75" w:name="_Toc240420714"/>
       <w:r>
         <w:t>A.3 Estrategia de búsqueda</w:t>
       </w:r>
@@ -11641,39 +12265,39 @@
         <w:t>La investigación se realizó mediante búsqueda directa y verificación individual de fuentes, y quedó recogida en el informe experto de base de seten</w:t>
       </w:r>
       <w:r>
-        <w:t>ta y siete páginas, del que este documento procede.</w:t>
-      </w:r>
-    </w:p>
-    <w:p>
-      <w:pPr>
-        <w:jc w:val="both"/>
-      </w:pPr>
-      <w:r>
-        <w:t>Las vías recorridas fueron seis: bases de literatura académica revisada por pares; repositorios de preprints, para localizar trabajos aún no publicados y comprobar después su estado; publicaciones de orga</w:t>
-      </w:r>
-      <w:r>
-        <w:t>nismos internacionales y agencias públicas de aseguramiento de la calidad; sitios institucionales de universidades, con sus políticas, reglamentos y programas; registros y bases de datos especializadas, como el de resoluciones judiciales con contenido inve</w:t>
-      </w:r>
-      <w:r>
-        <w:t>ntado; y prensa sectorial, usada solo para localizar iniciativas cuya existencia se verificó después en fuente primaria.</w:t>
-      </w:r>
-    </w:p>
-    <w:p>
-      <w:pPr>
-        <w:jc w:val="both"/>
-      </w:pPr>
-      <w:r>
-        <w:t>La búsqueda se realizó en español, inglés y portugués. Pese a ello, la documentación de instituciones anglófonas resultó sustancialment</w:t>
-      </w:r>
-      <w:r>
-        <w:t>e más accesible y detallada, lo que constituye el sesgo principal del corpus.</w:t>
+        <w:t>ta y siete páginas, que reúne el corpus sobre el que este trabajo se apoya.</w:t>
+      </w:r>
+    </w:p>
+    <w:p>
+      <w:pPr>
+        <w:jc w:val="both"/>
+      </w:pPr>
+      <w:r>
+        <w:t>Las vías recorridas fueron seis: bases de literatura académica revisada por pares; repositorios de preprints, para localizar trabajos aún no publicados y comprobar después su estad</w:t>
+      </w:r>
+      <w:r>
+        <w:t>o; publicaciones de organismos internacionales y agencias públicas de aseguramiento de la calidad; sitios institucionales de universidades, con sus políticas, reglamentos y programas; registros y bases de datos especializadas, como el de resoluciones judic</w:t>
+      </w:r>
+      <w:r>
+        <w:t>iales con contenido inventado; y prensa sectorial, usada solo para localizar iniciativas cuya existencia se verificó después en fuente primaria.</w:t>
+      </w:r>
+    </w:p>
+    <w:p>
+      <w:pPr>
+        <w:jc w:val="both"/>
+      </w:pPr>
+      <w:r>
+        <w:t>La búsqueda se realizó en español, inglés y portugués. Pese a ello, la documentación de instituciones anglófona</w:t>
+      </w:r>
+      <w:r>
+        <w:t>s resultó sustancialmente más accesible y detallada, lo que constituye el sesgo principal del corpus.</w:t>
       </w:r>
     </w:p>
     <w:p>
       <w:pPr>
         <w:pStyle w:val="Heading20"/>
       </w:pPr>
-      <w:bookmarkStart w:id="76" w:name="_Toc240419378"/>
+      <w:bookmarkStart w:id="76" w:name="_Toc240420715"/>
       <w:r>
         <w:t>A.4 Selección</w:t>
       </w:r>
@@ -11684,10 +12308,10 @@
         <w:jc w:val="both"/>
       </w:pPr>
       <w:r>
-        <w:t>Entraron en el informe las afirmaciones que cumplían dos condiciones: que una fuente identificable las sostuviera, y que contribuyeran a establecer un patrón, un co</w:t>
-      </w:r>
-      <w:r>
-        <w:t>ntraste, una tendencia, un límite o una implicancia relativos a la pregunta del apartado A.1.</w:t>
+        <w:t>Entraron en el informe las afirmaciones que cumplían dos condiciones: que una fuente identificable las sostuviera, y que contribuyeran a est</w:t>
+      </w:r>
+      <w:r>
+        <w:t>ablecer un patrón, un contraste, una tendencia, un límite o una implicancia relativos a la pregunta del apartado A.1.</w:t>
       </w:r>
     </w:p>
     <w:p>
@@ -11714,7 +12338,7 @@
       <w:pPr>
         <w:pStyle w:val="Heading20"/>
       </w:pPr>
-      <w:bookmarkStart w:id="77" w:name="_Toc240419379"/>
+      <w:bookmarkStart w:id="77" w:name="_Toc240420716"/>
       <w:r>
         <w:t>A.5 Jerarquía de evidencia</w:t>
       </w:r>
@@ -12155,7 +12779,7 @@
       <w:pPr>
         <w:pStyle w:val="Heading20"/>
       </w:pPr>
-      <w:bookmarkStart w:id="78" w:name="_Toc240419380"/>
+      <w:bookmarkStart w:id="78" w:name="_Toc240420717"/>
       <w:r>
         <w:t>A.6 Sistema de valoración</w:t>
       </w:r>
@@ -12188,78 +12812,78 @@
         <w:jc w:val="both"/>
       </w:pPr>
       <w:r>
-        <w:t>Conviene advertir un límite de este instrumento, porque una versión anterior de este informe lo pasó por alto. La escala es ordinal y no métrica: la distancia entre el primer grado y el segu</w:t>
-      </w:r>
-      <w:r>
-        <w:t>ndo no equivale a la distancia entre el cuarto y el quinto. De ahí se sigue que promediar los niveles para obtener una cifra única carece de justificación, y que las medias que aparecían en versiones previas se han retirado. Lo que el informe reporta son r</w:t>
-      </w:r>
-      <w:r>
-        <w:t>ecuentos y distribución, que es lo que una escala ordinal admite.</w:t>
-      </w:r>
-    </w:p>
-    <w:p>
-      <w:pPr>
-        <w:jc w:val="both"/>
-      </w:pPr>
-      <w:r>
-        <w:t>Aplicada al material de este documento, la distribución es la siguiente. Cinco afirmaciones centrales alcanzan el cuarto o el quinto grado, todas ellas relativas al diagnóstico de lo ocurrid</w:t>
-      </w:r>
-      <w:r>
-        <w:t>o. Ninguna de las respuestas institucionales examinadas supera el segundo grado, salvo el tutor de Harvard, que alcanza el cuarto y que es un experimento antes que una política.</w:t>
+        <w:t>La escala es ordinal y no métrica, y de ahí se sigue una precaución sobre su uso. La distancia entre el primer grado y el segundo no equivale a la distancia entre el cuarto y el quinto, de m</w:t>
+      </w:r>
+      <w:r>
+        <w:t>odo que promediar los niveles para obtener una cifra única carecería de justificación. El informe reporta por tanto recuentos y distribución, que es lo que una escala de esta naturaleza admite.</w:t>
+      </w:r>
+    </w:p>
+    <w:p>
+      <w:pPr>
+        <w:jc w:val="both"/>
+      </w:pPr>
+      <w:r>
+        <w:t xml:space="preserve">Aplicada al material de este documento, la distribución es la </w:t>
+      </w:r>
+      <w:r>
+        <w:t>siguiente. Cinco afirmaciones centrales alcanzan el cuarto o el quinto grado, todas ellas relativas al diagnóstico de lo ocurrido. Ninguna de las respuestas institucionales examinadas supera el segundo grado, salvo el tutor de Harvard, que alcanza el cuart</w:t>
+      </w:r>
+      <w:r>
+        <w:t>o y que es un experimento antes que una política.</w:t>
       </w:r>
     </w:p>
     <w:p>
       <w:pPr>
         <w:pStyle w:val="Heading20"/>
       </w:pPr>
-      <w:bookmarkStart w:id="79" w:name="_Toc240419381"/>
+      <w:bookmarkStart w:id="79" w:name="_Toc240420718"/>
+      <w:r>
+        <w:t>A.7 Limitaciones</w:t>
+      </w:r>
+      <w:bookmarkEnd w:id="79"/>
+    </w:p>
+    <w:p>
+      <w:pPr>
+        <w:jc w:val="both"/>
+      </w:pPr>
+      <w:r>
+        <w:t>Cuatro limitaciones afectan al conjunto del informe.</w:t>
+      </w:r>
+    </w:p>
+    <w:p>
+      <w:pPr>
+        <w:jc w:val="both"/>
+      </w:pPr>
       <w:r>
         <w:lastRenderedPageBreak/>
-        <w:t>A.7 Limitaciones</w:t>
-      </w:r>
-      <w:bookmarkEnd w:id="79"/>
-    </w:p>
-    <w:p>
-      <w:pPr>
-        <w:jc w:val="both"/>
-      </w:pPr>
-      <w:r>
-        <w:t>Cuatro limitaciones afectan al conjunto del informe.</w:t>
-      </w:r>
-    </w:p>
-    <w:p>
-      <w:pPr>
-        <w:jc w:val="both"/>
-      </w:pPr>
-      <w:r>
-        <w:t>La docum</w:t>
-      </w:r>
-      <w:r>
-        <w:t>entación pública de instituciones anglófonas es más accesible y detallada, de modo que el panorama descrito las favorece. Las instituciones publican sus éxitos con mucha mayor frecuencia que sus fracasos, y la única excepción localizada en todo el corpus e</w:t>
-      </w:r>
-      <w:r>
-        <w:t>s la encuesta interna de California State University. Ninguna medición procede de una facultad chilena, ni los datos de empleo, que corresponden al mercado estadounidense. Y los hallazgos de este campo caducan deprisa, como muestran la retractación del met</w:t>
-      </w:r>
-      <w:r>
-        <w:t>aanálisis de Wang y Fan en abril de 2026 y la reclasificación posterior del resultado de METR por sus propios autores.</w:t>
-      </w:r>
-    </w:p>
-    <w:p>
-      <w:pPr>
-        <w:jc w:val="both"/>
-      </w:pPr>
-      <w:r>
-        <w:t>Dos materiales concretos no se contrastaron contra fuentes primarias en esta edición, y quedan registrados en `VERIFICACIONES_PENDIENTES.</w:t>
-      </w:r>
-      <w:r>
-        <w:t>md`. El primero son las cifras de expansión de la oferta asiática del capítulo VI. El segundo es la información institucional de la tabla del capítulo VIII, que procede del informe experto de base.</w:t>
+        <w:t>La documentación pública de instituciones anglófonas es más accesible y detallada, de modo que el panorama descrito las favorece. Las in</w:t>
+      </w:r>
+      <w:r>
+        <w:t xml:space="preserve">stituciones publican sus éxitos con mucha mayor frecuencia que sus fracasos, y la única excepción localizada en todo el corpus es la encuesta interna de California State University. Ninguna medición procede de una facultad chilena, ni los datos de empleo, </w:t>
+      </w:r>
+      <w:r>
+        <w:t>que corresponden al mercado estadounidense. Y los hallazgos de este campo caducan deprisa, como muestran la retractación del metaanálisis de Wang y Fan en abril de 2026 y la reclasificación posterior del resultado de METR por sus propios autores.</w:t>
+      </w:r>
+    </w:p>
+    <w:p>
+      <w:pPr>
+        <w:jc w:val="both"/>
+      </w:pPr>
+      <w:r>
+        <w:t>Dos mater</w:t>
+      </w:r>
+      <w:r>
+        <w:t>iales concretos no se contrastaron contra sus fuentes primarias, y el informe los señala allí donde los emplea. El primero son las cifras de expansión de la oferta asiática del capítulo VI. El segundo es la información institucional de la tabla del capítul</w:t>
+      </w:r>
+      <w:r>
+        <w:t>o VIII y del anexo C, que procede del informe experto de base. Ninguna conclusión de este documento descansa exclusivamente sobre ellos.</w:t>
       </w:r>
     </w:p>
     <w:p>
       <w:pPr>
         <w:pStyle w:val="Heading20"/>
       </w:pPr>
-      <w:bookmarkStart w:id="80" w:name="_Toc240419382"/>
+      <w:bookmarkStart w:id="80" w:name="_Toc240420719"/>
       <w:r>
         <w:t>A.8 Fecha de corte</w:t>
       </w:r>
@@ -12270,18 +12894,19 @@
         <w:jc w:val="both"/>
       </w:pPr>
       <w:r>
-        <w:t>La fecha de corte de la evidencia es el</w:t>
-      </w:r>
-      <w:r>
-        <w:t xml:space="preserve"> 15 de septiembre de 2026, y las fuentes consultadas después de esa fecha no se incorporaron.</w:t>
+        <w:t xml:space="preserve">La fecha de corte de la evidencia es el 15 de septiembre de 2026, y las fuentes consultadas después </w:t>
+      </w:r>
+      <w:r>
+        <w:t>de esa fecha no se incorporaron.</w:t>
       </w:r>
     </w:p>
     <w:p>
       <w:pPr>
         <w:pStyle w:val="Heading10"/>
       </w:pPr>
-      <w:bookmarkStart w:id="81" w:name="_Toc240419383"/>
-      <w:r>
+      <w:bookmarkStart w:id="81" w:name="_Toc240420720"/>
+      <w:r>
+        <w:lastRenderedPageBreak/>
         <w:t>Anexo B. Matriz de evidencia</w:t>
       </w:r>
       <w:bookmarkEnd w:id="81"/>
@@ -13496,7 +14121,6 @@
                 <w:sz w:val="19"/>
                 <w:szCs w:val="19"/>
               </w:rPr>
-              <w:lastRenderedPageBreak/>
               <w:t>Acceso libre perjudica el aprendizaje</w:t>
             </w:r>
           </w:p>
@@ -14572,6 +15196,7 @@
                 <w:sz w:val="19"/>
                 <w:szCs w:val="19"/>
               </w:rPr>
+              <w:lastRenderedPageBreak/>
               <w:t>La asistencia comprime el desempeño jurídico</w:t>
             </w:r>
           </w:p>
@@ -15424,8 +16049,9 @@
       <w:pPr>
         <w:pStyle w:val="Heading10"/>
       </w:pPr>
-      <w:bookmarkStart w:id="82" w:name="_Toc240419384"/>
-      <w:r>
+      <w:bookmarkStart w:id="82" w:name="_Toc240420721"/>
+      <w:r>
+        <w:lastRenderedPageBreak/>
         <w:t>Anexo C. Casos institucionales</w:t>
       </w:r>
       <w:bookmarkEnd w:id="82"/>
@@ -15435,22 +16061,283 @@
         <w:jc w:val="both"/>
       </w:pPr>
       <w:r>
-        <w:t xml:space="preserve">Ficha normalizada de las instituciones citadas en el capítulo VIII, con el </w:t>
-      </w:r>
-      <w:r>
-        <w:t>problema que cada intervención intenta resolver y lo que su documentación deja sin acreditar. La tabla del capítulo VIII recoge la implementación; esta añade las dos columnas que allí no caben.</w:t>
-      </w:r>
-    </w:p>
-    <w:p>
-      <w:pPr>
-        <w:jc w:val="both"/>
-      </w:pPr>
-      <w:r>
-        <w:t>Toda la información procede de fuentes institucionales primari</w:t>
-      </w:r>
-      <w:r>
-        <w:t>as recogidas en el informe experto de base, con corte de agosto de 2026. No se contrastó institución por institución en esta edición, limitación que el anexo A registra.</w:t>
-      </w:r>
+        <w:t xml:space="preserve">Ficha normalizada de las siete instituciones que el capítulo VIII examina. </w:t>
+      </w:r>
+      <w:r>
+        <w:t>Cada una registra el problema que su intervención intenta resolver, en qué consiste, qué acredita la documentación disponible y qué queda sin acreditar.</w:t>
+      </w:r>
+    </w:p>
+    <w:p>
+      <w:pPr>
+        <w:jc w:val="both"/>
+      </w:pPr>
+      <w:r>
+        <w:t>La información procede de fuentes institucionales primarias, con corte de agosto de 2026, sin contraste</w:t>
+      </w:r>
+      <w:r>
+        <w:t xml:space="preserve"> institución por institución. El anexo A registra esa limitación.</w:t>
+      </w:r>
+    </w:p>
+    <w:p>
+      <w:pPr>
+        <w:pStyle w:val="Heading20"/>
+      </w:pPr>
+      <w:bookmarkStart w:id="83" w:name="_Toc240420722"/>
+      <w:r>
+        <w:t>C.1 University of Sydney · Australia</w:t>
+      </w:r>
+      <w:bookmarkEnd w:id="83"/>
+    </w:p>
+    <w:p>
+      <w:pPr>
+        <w:jc w:val="both"/>
+      </w:pPr>
+      <w:r>
+        <w:t>Aborda la pérdida de capacidad del trabajo escrito para acreditar desempeño individual.</w:t>
+      </w:r>
+    </w:p>
+    <w:p>
+      <w:pPr>
+        <w:jc w:val="both"/>
+      </w:pPr>
+      <w:r>
+        <w:t>Su intervención consiste en separar de manera declarada las instancias evaluativas en dos categorías, según admitan o excluyan el uso de inteligencia artificial, con la garantía del título administrada en el nivel del programa antes que en el de cada asign</w:t>
+      </w:r>
+      <w:r>
+        <w:t>atura.</w:t>
+      </w:r>
+    </w:p>
+    <w:p>
+      <w:pPr>
+        <w:jc w:val="both"/>
+      </w:pPr>
+      <w:r>
+        <w:t>La documentación acredita una política institucional publicada y operativa desde el primer semestre de 2025. Queda sin acreditar todo resultado de aprendizaje, porque no existe evaluación externa publicada.</w:t>
+      </w:r>
+    </w:p>
+    <w:p>
+      <w:pPr>
+        <w:pStyle w:val="Heading20"/>
+      </w:pPr>
+      <w:bookmarkStart w:id="84" w:name="_Toc240420723"/>
+      <w:r>
+        <w:t>C.2 Ohio State University · Estados Unidos</w:t>
+      </w:r>
+      <w:bookmarkEnd w:id="84"/>
+    </w:p>
+    <w:p>
+      <w:pPr>
+        <w:jc w:val="both"/>
+      </w:pPr>
+      <w:r>
+        <w:t>Aborda qué debe garantizar un título cuando producir trabajo escrito competente dejó de ser costoso.</w:t>
+      </w:r>
+    </w:p>
+    <w:p>
+      <w:pPr>
+        <w:jc w:val="both"/>
+      </w:pPr>
+      <w:r>
+        <w:t>Su intervención es un requisito transversal de egreso, con un seminario obligatorio de formación general que incorpora tres módulos nuevos, talleres integ</w:t>
+      </w:r>
+      <w:r>
+        <w:t>rados en la estructura de acompañamiento de primer año, y la obligación de que cada unidad académica publique su propio mapa de incorporación de la materia a la disciplina.</w:t>
+      </w:r>
+    </w:p>
+    <w:p>
+      <w:pPr>
+        <w:jc w:val="both"/>
+      </w:pPr>
+      <w:r>
+        <w:t>La documentación acredita un mecanismo curricular verificable en instrumentos de go</w:t>
+      </w:r>
+      <w:r>
+        <w:t>bierno académico. Queda sin acreditar cualquier resultado medido, y los mapas por facultad están comprometidos para fines de 2026 sin que conste su publicación.</w:t>
+      </w:r>
+    </w:p>
+    <w:p>
+      <w:pPr>
+        <w:pStyle w:val="Heading20"/>
+      </w:pPr>
+      <w:bookmarkStart w:id="85" w:name="_Toc240420724"/>
+      <w:r>
+        <w:t>C.3 Case Western Reserve University · Facultad de Derecho · Estados Unidos</w:t>
+      </w:r>
+      <w:bookmarkEnd w:id="85"/>
+    </w:p>
+    <w:p>
+      <w:pPr>
+        <w:jc w:val="both"/>
+      </w:pPr>
+      <w:r>
+        <w:t>Aborda la ausencia d</w:t>
+      </w:r>
+      <w:r>
+        <w:t>e enseñanza explícita sobre verificación en la formación jurídica inicial.</w:t>
+      </w:r>
+    </w:p>
+    <w:p>
+      <w:pPr>
+        <w:jc w:val="both"/>
+      </w:pPr>
+      <w:r>
+        <w:t>Su intervención es un curso obligatorio de inteligencia artificial para estudiantes de primer año, establecido en 2025 y ampliado en 2026. Es el primero de esa naturaleza en una fac</w:t>
+      </w:r>
+      <w:r>
+        <w:t>ultad de Derecho estadounidense.</w:t>
+      </w:r>
+    </w:p>
+    <w:p>
+      <w:pPr>
+        <w:jc w:val="both"/>
+      </w:pPr>
+      <w:r>
+        <w:t>La documentación acredita que el curso existe, es obligatorio y se imparte. Queda sin acreditar efecto alguno sobre la capacidad de verificar de sus estudiantes.</w:t>
+      </w:r>
+    </w:p>
+    <w:p>
+      <w:pPr>
+        <w:pStyle w:val="Heading20"/>
+      </w:pPr>
+      <w:bookmarkStart w:id="86" w:name="_Toc240420725"/>
+      <w:r>
+        <w:t>C.4 University of Bath · Reino Unido</w:t>
+      </w:r>
+      <w:bookmarkEnd w:id="86"/>
+    </w:p>
+    <w:p>
+      <w:pPr>
+        <w:jc w:val="both"/>
+      </w:pPr>
+      <w:r>
+        <w:t>Aborda el mismo problema</w:t>
+      </w:r>
+      <w:r>
+        <w:t xml:space="preserve"> que Sydney, y adopta un esquema equivalente de dos categorías evaluativas desde el curso 2026-27.</w:t>
+      </w:r>
+    </w:p>
+    <w:p>
+      <w:pPr>
+        <w:jc w:val="both"/>
+      </w:pPr>
+      <w:r>
+        <w:lastRenderedPageBreak/>
+        <w:t>La documentación acredita la decisión institucional publicada. Quedan sin acreditar resultados de cualquier tipo, porque la implantación es demasiado recient</w:t>
+      </w:r>
+      <w:r>
+        <w:t>e para haberlos producido.</w:t>
+      </w:r>
+    </w:p>
+    <w:p>
+      <w:pPr>
+        <w:pStyle w:val="Heading20"/>
+      </w:pPr>
+      <w:bookmarkStart w:id="87" w:name="_Toc240420726"/>
+      <w:r>
+        <w:t>C.5 Northeastern University · Estados Unidos</w:t>
+      </w:r>
+      <w:bookmarkEnd w:id="87"/>
+    </w:p>
+    <w:p>
+      <w:pPr>
+        <w:jc w:val="both"/>
+      </w:pPr>
+      <w:r>
+        <w:t>Aborda el riesgo de que un asistente que entrega la respuesta sustituya la práctica formativa.</w:t>
+      </w:r>
+    </w:p>
+    <w:p>
+      <w:pPr>
+        <w:jc w:val="both"/>
+      </w:pPr>
+      <w:r>
+        <w:t xml:space="preserve">Su intervención consiste en participar como socio de diseño en un despliegue que incluye </w:t>
+      </w:r>
+      <w:r>
+        <w:t>un modo de aprendizaje socrático, construido para retener la respuesta y devolver preguntas intermedias.</w:t>
+      </w:r>
+    </w:p>
+    <w:p>
+      <w:pPr>
+        <w:jc w:val="both"/>
+      </w:pPr>
+      <w:r>
+        <w:t>La documentación acredita que el despliegue existe y está en operación. Quedan sin acreditar sus efectos, porque ninguna medición fue localizada.</w:t>
+      </w:r>
+    </w:p>
+    <w:p>
+      <w:pPr>
+        <w:pStyle w:val="Heading20"/>
+      </w:pPr>
+      <w:bookmarkStart w:id="88" w:name="_Toc240420727"/>
+      <w:r>
+        <w:t>C.6 H</w:t>
+      </w:r>
+      <w:r>
+        <w:t>arvard University · Estados Unidos</w:t>
+      </w:r>
+      <w:bookmarkEnd w:id="88"/>
+    </w:p>
+    <w:p>
+      <w:pPr>
+        <w:jc w:val="both"/>
+      </w:pPr>
+      <w:r>
+        <w:t>Aborda si un tutor bien diseñado mejora el aprendizaje respecto de métodos activos ya establecidos. No se trata de una política institucional, sino de un experimento controlado en un curso de física, con alternancia seman</w:t>
+      </w:r>
+      <w:r>
+        <w:t>al entre condiciones.</w:t>
+      </w:r>
+    </w:p>
+    <w:p>
+      <w:pPr>
+        <w:jc w:val="both"/>
+      </w:pPr>
+      <w:r>
+        <w:t>La documentación acredita ganancias de aprendizaje duplicadas frente a la clase activa, con grupo de comparación. Queda sin acreditar que el resultado se extienda a otras disciplinas o instituciones, porque no hay réplica publicada.</w:t>
+      </w:r>
+    </w:p>
+    <w:p>
+      <w:pPr>
+        <w:pStyle w:val="Heading20"/>
+      </w:pPr>
+      <w:bookmarkStart w:id="89" w:name="_Toc240420728"/>
+      <w:r>
+        <w:t>C</w:t>
+      </w:r>
+      <w:r>
+        <w:t>.7 California State University · Estados Unidos</w:t>
+      </w:r>
+      <w:bookmarkEnd w:id="89"/>
+    </w:p>
+    <w:p>
+      <w:pPr>
+        <w:jc w:val="both"/>
+      </w:pPr>
+      <w:r>
+        <w:t>Aborda la desigualdad de acceso a estas herramientas entre estudiantes, mediante un despliegue a escala de sistema, el mayor del mundo universitario, contratado con un proveedor.</w:t>
+      </w:r>
+    </w:p>
+    <w:p>
+      <w:pPr>
+        <w:jc w:val="both"/>
+      </w:pPr>
+      <w:r>
+        <w:t>La documentación acredita que el contrato existe y el despliegue está en operación. Queda sin acreditar que el acceso mejore el aprendizaje: su propia encuesta interna arrojó resultados desfavorables, y es el único caso del corpus en que una institución pu</w:t>
+      </w:r>
+      <w:r>
+        <w:t>blicó una medición que no la favorece.</w:t>
+      </w:r>
+    </w:p>
+    <w:p>
+      <w:pPr>
+        <w:pStyle w:val="Heading20"/>
+      </w:pPr>
+      <w:bookmarkStart w:id="90" w:name="_Toc240420729"/>
+      <w:r>
+        <w:t>C.8 Qué permite observar el conjunto</w:t>
+      </w:r>
+      <w:bookmarkEnd w:id="90"/>
     </w:p>
     <w:p>
       <w:pPr>
@@ -15464,7 +16351,6 @@
           <w:sz w:val="20"/>
           <w:szCs w:val="20"/>
         </w:rPr>
-        <w:lastRenderedPageBreak/>
         <w:t xml:space="preserve">Tabla 5. </w:t>
       </w:r>
       <w:r>
@@ -15472,7 +16358,7 @@
           <w:sz w:val="20"/>
           <w:szCs w:val="20"/>
         </w:rPr>
-        <w:t>Problema abordado por cada intervención y qué queda sin acreditar</w:t>
+        <w:t>Las siete intervenciones, con su estado de implementación y la evidencia de resultados</w:t>
       </w:r>
     </w:p>
     <w:tbl>
@@ -15495,8 +16381,9 @@
       </w:tblPr>
       <w:tblGrid>
         <w:gridCol w:w="1758"/>
-        <w:gridCol w:w="3339"/>
-        <w:gridCol w:w="3691"/>
+        <w:gridCol w:w="2636"/>
+        <w:gridCol w:w="1933"/>
+        <w:gridCol w:w="2461"/>
       </w:tblGrid>
       <w:tr>
         <w:tblPrEx>
@@ -15543,7 +16430,7 @@
         </w:tc>
         <w:tc>
           <w:tcPr>
-            <w:tcW w:w="3339" w:type="dxa"/>
+            <w:tcW w:w="2636" w:type="dxa"/>
             <w:tcBorders>
               <w:top w:val="single" w:sz="8" w:space="0" w:color="404040"/>
               <w:left w:val="none" w:sz="0" w:space="0" w:color="FFFFFF"/>
@@ -15569,13 +16456,13 @@
                 <w:sz w:val="19"/>
                 <w:szCs w:val="19"/>
               </w:rPr>
-              <w:t>Problema que intenta resolver</w:t>
-            </w:r>
-          </w:p>
-        </w:tc>
-        <w:tc>
-          <w:tcPr>
-            <w:tcW w:w="3691" w:type="dxa"/>
+              <w:t>Intervención</w:t>
+            </w:r>
+          </w:p>
+        </w:tc>
+        <w:tc>
+          <w:tcPr>
+            <w:tcW w:w="1933" w:type="dxa"/>
             <w:tcBorders>
               <w:top w:val="single" w:sz="8" w:space="0" w:color="404040"/>
               <w:left w:val="none" w:sz="0" w:space="0" w:color="FFFFFF"/>
@@ -15601,7 +16488,39 @@
                 <w:sz w:val="19"/>
                 <w:szCs w:val="19"/>
               </w:rPr>
-              <w:t>Qué queda sin acreditar</w:t>
+              <w:t>Implementación</w:t>
+            </w:r>
+          </w:p>
+        </w:tc>
+        <w:tc>
+          <w:tcPr>
+            <w:tcW w:w="2461" w:type="dxa"/>
+            <w:tcBorders>
+              <w:top w:val="single" w:sz="8" w:space="0" w:color="404040"/>
+              <w:left w:val="none" w:sz="0" w:space="0" w:color="FFFFFF"/>
+              <w:bottom w:val="single" w:sz="8" w:space="0" w:color="404040"/>
+              <w:right w:val="none" w:sz="0" w:space="0" w:color="FFFFFF"/>
+            </w:tcBorders>
+            <w:shd w:val="clear" w:color="auto" w:fill="F2F1ED"/>
+            <w:tcMar>
+              <w:top w:w="45" w:type="dxa"/>
+              <w:left w:w="90" w:type="dxa"/>
+              <w:bottom w:w="45" w:type="dxa"/>
+              <w:right w:w="90" w:type="dxa"/>
+            </w:tcMar>
+          </w:tcPr>
+          <w:p>
+            <w:pPr>
+              <w:spacing w:after="0" w:line="240" w:lineRule="auto"/>
+            </w:pPr>
+            <w:r>
+              <w:rPr>
+                <w:b/>
+                <w:bCs/>
+                <w:sz w:val="19"/>
+                <w:szCs w:val="19"/>
+              </w:rPr>
+              <w:t>Evidencia de resultados</w:t>
             </w:r>
           </w:p>
         </w:tc>
@@ -15648,7 +16567,7 @@
         </w:tc>
         <w:tc>
           <w:tcPr>
-            <w:tcW w:w="3339" w:type="dxa"/>
+            <w:tcW w:w="2636" w:type="dxa"/>
             <w:tcBorders>
               <w:top w:val="none" w:sz="0" w:space="0" w:color="FFFFFF"/>
               <w:left w:val="none" w:sz="0" w:space="0" w:color="FFFFFF"/>
@@ -15671,13 +16590,13 @@
                 <w:sz w:val="19"/>
                 <w:szCs w:val="19"/>
               </w:rPr>
-              <w:t>Pérdida de capacidad del trabajo escrito para acreditar desempeño individual</w:t>
-            </w:r>
-          </w:p>
-        </w:tc>
-        <w:tc>
-          <w:tcPr>
-            <w:tcW w:w="3691" w:type="dxa"/>
+              <w:t>Separación declarada de instancias evaluativas</w:t>
+            </w:r>
+          </w:p>
+        </w:tc>
+        <w:tc>
+          <w:tcPr>
+            <w:tcW w:w="1933" w:type="dxa"/>
             <w:tcBorders>
               <w:top w:val="none" w:sz="0" w:space="0" w:color="FFFFFF"/>
               <w:left w:val="none" w:sz="0" w:space="0" w:color="FFFFFF"/>
@@ -15700,7 +16619,36 @@
                 <w:sz w:val="19"/>
                 <w:szCs w:val="19"/>
               </w:rPr>
-              <w:t>Todo resultado de aprendizaje; no hay evaluación externa publicada</w:t>
+              <w:t>Operativa desde 2025</w:t>
+            </w:r>
+          </w:p>
+        </w:tc>
+        <w:tc>
+          <w:tcPr>
+            <w:tcW w:w="2461" w:type="dxa"/>
+            <w:tcBorders>
+              <w:top w:val="none" w:sz="0" w:space="0" w:color="FFFFFF"/>
+              <w:left w:val="none" w:sz="0" w:space="0" w:color="FFFFFF"/>
+              <w:bottom w:val="single" w:sz="2" w:space="0" w:color="BFBFBF"/>
+              <w:right w:val="none" w:sz="0" w:space="0" w:color="FFFFFF"/>
+            </w:tcBorders>
+            <w:tcMar>
+              <w:top w:w="45" w:type="dxa"/>
+              <w:left w:w="90" w:type="dxa"/>
+              <w:bottom w:w="45" w:type="dxa"/>
+              <w:right w:w="90" w:type="dxa"/>
+            </w:tcMar>
+          </w:tcPr>
+          <w:p>
+            <w:pPr>
+              <w:spacing w:after="0" w:line="240" w:lineRule="auto"/>
+            </w:pPr>
+            <w:r>
+              <w:rPr>
+                <w:sz w:val="19"/>
+                <w:szCs w:val="19"/>
+              </w:rPr>
+              <w:t>Ninguna publicada</w:t>
             </w:r>
           </w:p>
         </w:tc>
@@ -15747,7 +16695,7 @@
         </w:tc>
         <w:tc>
           <w:tcPr>
-            <w:tcW w:w="3339" w:type="dxa"/>
+            <w:tcW w:w="2636" w:type="dxa"/>
             <w:tcBorders>
               <w:top w:val="none" w:sz="0" w:space="0" w:color="FFFFFF"/>
               <w:left w:val="none" w:sz="0" w:space="0" w:color="FFFFFF"/>
@@ -15770,13 +16718,13 @@
                 <w:sz w:val="19"/>
                 <w:szCs w:val="19"/>
               </w:rPr>
-              <w:t>Qué debe garantizar un título cuando producir texto competente dejó de ser costoso</w:t>
-            </w:r>
-          </w:p>
-        </w:tc>
-        <w:tc>
-          <w:tcPr>
-            <w:tcW w:w="3691" w:type="dxa"/>
+              <w:t>Requisito transversal de egreso</w:t>
+            </w:r>
+          </w:p>
+        </w:tc>
+        <w:tc>
+          <w:tcPr>
+            <w:tcW w:w="1933" w:type="dxa"/>
             <w:tcBorders>
               <w:top w:val="none" w:sz="0" w:space="0" w:color="FFFFFF"/>
               <w:left w:val="none" w:sz="0" w:space="0" w:color="FFFFFF"/>
@@ -15799,7 +16747,36 @@
                 <w:sz w:val="19"/>
                 <w:szCs w:val="19"/>
               </w:rPr>
-              <w:t>Cualquier resultado medido; los mapas por facultad están comprometidos para fines de 2026</w:t>
+              <w:t>Seminario y talleres en curso</w:t>
+            </w:r>
+          </w:p>
+        </w:tc>
+        <w:tc>
+          <w:tcPr>
+            <w:tcW w:w="2461" w:type="dxa"/>
+            <w:tcBorders>
+              <w:top w:val="none" w:sz="0" w:space="0" w:color="FFFFFF"/>
+              <w:left w:val="none" w:sz="0" w:space="0" w:color="FFFFFF"/>
+              <w:bottom w:val="single" w:sz="2" w:space="0" w:color="BFBFBF"/>
+              <w:right w:val="none" w:sz="0" w:space="0" w:color="FFFFFF"/>
+            </w:tcBorders>
+            <w:tcMar>
+              <w:top w:w="45" w:type="dxa"/>
+              <w:left w:w="90" w:type="dxa"/>
+              <w:bottom w:w="45" w:type="dxa"/>
+              <w:right w:w="90" w:type="dxa"/>
+            </w:tcMar>
+          </w:tcPr>
+          <w:p>
+            <w:pPr>
+              <w:spacing w:after="0" w:line="240" w:lineRule="auto"/>
+            </w:pPr>
+            <w:r>
+              <w:rPr>
+                <w:sz w:val="19"/>
+                <w:szCs w:val="19"/>
+              </w:rPr>
+              <w:t>Ninguna medición</w:t>
             </w:r>
           </w:p>
         </w:tc>
@@ -15846,7 +16823,7 @@
         </w:tc>
         <w:tc>
           <w:tcPr>
-            <w:tcW w:w="3339" w:type="dxa"/>
+            <w:tcW w:w="2636" w:type="dxa"/>
             <w:tcBorders>
               <w:top w:val="none" w:sz="0" w:space="0" w:color="FFFFFF"/>
               <w:left w:val="none" w:sz="0" w:space="0" w:color="FFFFFF"/>
@@ -15869,20 +16846,13 @@
                 <w:sz w:val="19"/>
                 <w:szCs w:val="19"/>
               </w:rPr>
-              <w:t xml:space="preserve">Ausencia de enseñanza explícita sobre verificación </w:t>
-            </w:r>
-            <w:r>
-              <w:rPr>
-                <w:sz w:val="19"/>
-                <w:szCs w:val="19"/>
-              </w:rPr>
-              <w:t>en la formación jurídica inicial</w:t>
-            </w:r>
-          </w:p>
-        </w:tc>
-        <w:tc>
-          <w:tcPr>
-            <w:tcW w:w="3691" w:type="dxa"/>
+              <w:t>Curso obligatorio de primer año</w:t>
+            </w:r>
+          </w:p>
+        </w:tc>
+        <w:tc>
+          <w:tcPr>
+            <w:tcW w:w="1933" w:type="dxa"/>
             <w:tcBorders>
               <w:top w:val="none" w:sz="0" w:space="0" w:color="FFFFFF"/>
               <w:left w:val="none" w:sz="0" w:space="0" w:color="FFFFFF"/>
@@ -15905,7 +16875,36 @@
                 <w:sz w:val="19"/>
                 <w:szCs w:val="19"/>
               </w:rPr>
-              <w:t>Efecto alguno sobre la capacidad de verificar de sus estudiantes</w:t>
+              <w:t>Vigente desde 2025</w:t>
+            </w:r>
+          </w:p>
+        </w:tc>
+        <w:tc>
+          <w:tcPr>
+            <w:tcW w:w="2461" w:type="dxa"/>
+            <w:tcBorders>
+              <w:top w:val="none" w:sz="0" w:space="0" w:color="FFFFFF"/>
+              <w:left w:val="none" w:sz="0" w:space="0" w:color="FFFFFF"/>
+              <w:bottom w:val="single" w:sz="2" w:space="0" w:color="BFBFBF"/>
+              <w:right w:val="none" w:sz="0" w:space="0" w:color="FFFFFF"/>
+            </w:tcBorders>
+            <w:tcMar>
+              <w:top w:w="45" w:type="dxa"/>
+              <w:left w:w="90" w:type="dxa"/>
+              <w:bottom w:w="45" w:type="dxa"/>
+              <w:right w:w="90" w:type="dxa"/>
+            </w:tcMar>
+          </w:tcPr>
+          <w:p>
+            <w:pPr>
+              <w:spacing w:after="0" w:line="240" w:lineRule="auto"/>
+            </w:pPr>
+            <w:r>
+              <w:rPr>
+                <w:sz w:val="19"/>
+                <w:szCs w:val="19"/>
+              </w:rPr>
+              <w:t>Ninguna</w:t>
             </w:r>
           </w:p>
         </w:tc>
@@ -15952,7 +16951,7 @@
         </w:tc>
         <w:tc>
           <w:tcPr>
-            <w:tcW w:w="3339" w:type="dxa"/>
+            <w:tcW w:w="2636" w:type="dxa"/>
             <w:tcBorders>
               <w:top w:val="none" w:sz="0" w:space="0" w:color="FFFFFF"/>
               <w:left w:val="none" w:sz="0" w:space="0" w:color="FFFFFF"/>
@@ -15975,13 +16974,13 @@
                 <w:sz w:val="19"/>
                 <w:szCs w:val="19"/>
               </w:rPr>
-              <w:t>El mismo que Sydney</w:t>
-            </w:r>
-          </w:p>
-        </w:tc>
-        <w:tc>
-          <w:tcPr>
-            <w:tcW w:w="3691" w:type="dxa"/>
+              <w:t>Esquema de dos categorías evaluativas</w:t>
+            </w:r>
+          </w:p>
+        </w:tc>
+        <w:tc>
+          <w:tcPr>
+            <w:tcW w:w="1933" w:type="dxa"/>
             <w:tcBorders>
               <w:top w:val="none" w:sz="0" w:space="0" w:color="FFFFFF"/>
               <w:left w:val="none" w:sz="0" w:space="0" w:color="FFFFFF"/>
@@ -16004,7 +17003,36 @@
                 <w:sz w:val="19"/>
                 <w:szCs w:val="19"/>
               </w:rPr>
-              <w:t>Resultados de cualquier tipo; la implantación es demasiado reciente</w:t>
+              <w:t>Desde el curso 2026-27</w:t>
+            </w:r>
+          </w:p>
+        </w:tc>
+        <w:tc>
+          <w:tcPr>
+            <w:tcW w:w="2461" w:type="dxa"/>
+            <w:tcBorders>
+              <w:top w:val="none" w:sz="0" w:space="0" w:color="FFFFFF"/>
+              <w:left w:val="none" w:sz="0" w:space="0" w:color="FFFFFF"/>
+              <w:bottom w:val="single" w:sz="2" w:space="0" w:color="BFBFBF"/>
+              <w:right w:val="none" w:sz="0" w:space="0" w:color="FFFFFF"/>
+            </w:tcBorders>
+            <w:tcMar>
+              <w:top w:w="45" w:type="dxa"/>
+              <w:left w:w="90" w:type="dxa"/>
+              <w:bottom w:w="45" w:type="dxa"/>
+              <w:right w:w="90" w:type="dxa"/>
+            </w:tcMar>
+          </w:tcPr>
+          <w:p>
+            <w:pPr>
+              <w:spacing w:after="0" w:line="240" w:lineRule="auto"/>
+            </w:pPr>
+            <w:r>
+              <w:rPr>
+                <w:sz w:val="19"/>
+                <w:szCs w:val="19"/>
+              </w:rPr>
+              <w:t>Implantación reciente</w:t>
             </w:r>
           </w:p>
         </w:tc>
@@ -16051,7 +17079,7 @@
         </w:tc>
         <w:tc>
           <w:tcPr>
-            <w:tcW w:w="3339" w:type="dxa"/>
+            <w:tcW w:w="2636" w:type="dxa"/>
             <w:tcBorders>
               <w:top w:val="none" w:sz="0" w:space="0" w:color="FFFFFF"/>
               <w:left w:val="none" w:sz="0" w:space="0" w:color="FFFFFF"/>
@@ -16074,13 +17102,13 @@
                 <w:sz w:val="19"/>
                 <w:szCs w:val="19"/>
               </w:rPr>
-              <w:t>Riesgo de que un asistente que entrega la respuesta sustituya la práctica formativa</w:t>
-            </w:r>
-          </w:p>
-        </w:tc>
-        <w:tc>
-          <w:tcPr>
-            <w:tcW w:w="3691" w:type="dxa"/>
+              <w:t>Despliegue con modo socrático</w:t>
+            </w:r>
+          </w:p>
+        </w:tc>
+        <w:tc>
+          <w:tcPr>
+            <w:tcW w:w="1933" w:type="dxa"/>
             <w:tcBorders>
               <w:top w:val="none" w:sz="0" w:space="0" w:color="FFFFFF"/>
               <w:left w:val="none" w:sz="0" w:space="0" w:color="FFFFFF"/>
@@ -16103,7 +17131,36 @@
                 <w:sz w:val="19"/>
                 <w:szCs w:val="19"/>
               </w:rPr>
-              <w:t>Efectos; ninguna medición fue localizada</w:t>
+              <w:t>En operación</w:t>
+            </w:r>
+          </w:p>
+        </w:tc>
+        <w:tc>
+          <w:tcPr>
+            <w:tcW w:w="2461" w:type="dxa"/>
+            <w:tcBorders>
+              <w:top w:val="none" w:sz="0" w:space="0" w:color="FFFFFF"/>
+              <w:left w:val="none" w:sz="0" w:space="0" w:color="FFFFFF"/>
+              <w:bottom w:val="single" w:sz="2" w:space="0" w:color="BFBFBF"/>
+              <w:right w:val="none" w:sz="0" w:space="0" w:color="FFFFFF"/>
+            </w:tcBorders>
+            <w:tcMar>
+              <w:top w:w="45" w:type="dxa"/>
+              <w:left w:w="90" w:type="dxa"/>
+              <w:bottom w:w="45" w:type="dxa"/>
+              <w:right w:w="90" w:type="dxa"/>
+            </w:tcMar>
+          </w:tcPr>
+          <w:p>
+            <w:pPr>
+              <w:spacing w:after="0" w:line="240" w:lineRule="auto"/>
+            </w:pPr>
+            <w:r>
+              <w:rPr>
+                <w:sz w:val="19"/>
+                <w:szCs w:val="19"/>
+              </w:rPr>
+              <w:t>Ninguna localizada</w:t>
             </w:r>
           </w:p>
         </w:tc>
@@ -16144,13 +17201,14 @@
                 <w:sz w:val="19"/>
                 <w:szCs w:val="19"/>
               </w:rPr>
+              <w:lastRenderedPageBreak/>
               <w:t>Harvard University</w:t>
             </w:r>
           </w:p>
         </w:tc>
         <w:tc>
           <w:tcPr>
-            <w:tcW w:w="3339" w:type="dxa"/>
+            <w:tcW w:w="2636" w:type="dxa"/>
             <w:tcBorders>
               <w:top w:val="none" w:sz="0" w:space="0" w:color="FFFFFF"/>
               <w:left w:val="none" w:sz="0" w:space="0" w:color="FFFFFF"/>
@@ -16173,13 +17231,13 @@
                 <w:sz w:val="19"/>
                 <w:szCs w:val="19"/>
               </w:rPr>
-              <w:t>Si un tutor bien diseñado mejora el aprendizaje frente a métodos activos establecidos</w:t>
-            </w:r>
-          </w:p>
-        </w:tc>
-        <w:tc>
-          <w:tcPr>
-            <w:tcW w:w="3691" w:type="dxa"/>
+              <w:t>Tutor con andamiaje en un curso</w:t>
+            </w:r>
+          </w:p>
+        </w:tc>
+        <w:tc>
+          <w:tcPr>
+            <w:tcW w:w="1933" w:type="dxa"/>
             <w:tcBorders>
               <w:top w:val="none" w:sz="0" w:space="0" w:color="FFFFFF"/>
               <w:left w:val="none" w:sz="0" w:space="0" w:color="FFFFFF"/>
@@ -16202,14 +17260,36 @@
                 <w:sz w:val="19"/>
                 <w:szCs w:val="19"/>
               </w:rPr>
-              <w:t>Que el resultado se extie</w:t>
-            </w:r>
-            <w:r>
-              <w:rPr>
-                <w:sz w:val="19"/>
-                <w:szCs w:val="19"/>
-              </w:rPr>
-              <w:t>nda a otras disciplinas; sin réplica publicada</w:t>
+              <w:t>Experimento, no política</w:t>
+            </w:r>
+          </w:p>
+        </w:tc>
+        <w:tc>
+          <w:tcPr>
+            <w:tcW w:w="2461" w:type="dxa"/>
+            <w:tcBorders>
+              <w:top w:val="none" w:sz="0" w:space="0" w:color="FFFFFF"/>
+              <w:left w:val="none" w:sz="0" w:space="0" w:color="FFFFFF"/>
+              <w:bottom w:val="single" w:sz="2" w:space="0" w:color="BFBFBF"/>
+              <w:right w:val="none" w:sz="0" w:space="0" w:color="FFFFFF"/>
+            </w:tcBorders>
+            <w:tcMar>
+              <w:top w:w="45" w:type="dxa"/>
+              <w:left w:w="90" w:type="dxa"/>
+              <w:bottom w:w="45" w:type="dxa"/>
+              <w:right w:w="90" w:type="dxa"/>
+            </w:tcMar>
+          </w:tcPr>
+          <w:p>
+            <w:pPr>
+              <w:spacing w:after="0" w:line="240" w:lineRule="auto"/>
+            </w:pPr>
+            <w:r>
+              <w:rPr>
+                <w:sz w:val="19"/>
+                <w:szCs w:val="19"/>
+              </w:rPr>
+              <w:t>Ganancias medidas</w:t>
             </w:r>
           </w:p>
         </w:tc>
@@ -16256,7 +17336,7 @@
         </w:tc>
         <w:tc>
           <w:tcPr>
-            <w:tcW w:w="3339" w:type="dxa"/>
+            <w:tcW w:w="2636" w:type="dxa"/>
             <w:tcBorders>
               <w:top w:val="none" w:sz="0" w:space="0" w:color="FFFFFF"/>
               <w:left w:val="none" w:sz="0" w:space="0" w:color="FFFFFF"/>
@@ -16279,13 +17359,13 @@
                 <w:sz w:val="19"/>
                 <w:szCs w:val="19"/>
               </w:rPr>
-              <w:t>Desigualdad de acceso a estas herramientas entre estudiantes</w:t>
-            </w:r>
-          </w:p>
-        </w:tc>
-        <w:tc>
-          <w:tcPr>
-            <w:tcW w:w="3691" w:type="dxa"/>
+              <w:t>Infraestructura de acceso</w:t>
+            </w:r>
+          </w:p>
+        </w:tc>
+        <w:tc>
+          <w:tcPr>
+            <w:tcW w:w="1933" w:type="dxa"/>
             <w:tcBorders>
               <w:top w:val="none" w:sz="0" w:space="0" w:color="FFFFFF"/>
               <w:left w:val="none" w:sz="0" w:space="0" w:color="FFFFFF"/>
@@ -16308,7 +17388,36 @@
                 <w:sz w:val="19"/>
                 <w:szCs w:val="19"/>
               </w:rPr>
-              <w:t>Que el acceso mejore el aprendizaje; su encuesta interna arrojó resultados desfavorables</w:t>
+              <w:t>Contrato vigente</w:t>
+            </w:r>
+          </w:p>
+        </w:tc>
+        <w:tc>
+          <w:tcPr>
+            <w:tcW w:w="2461" w:type="dxa"/>
+            <w:tcBorders>
+              <w:top w:val="none" w:sz="0" w:space="0" w:color="FFFFFF"/>
+              <w:left w:val="none" w:sz="0" w:space="0" w:color="FFFFFF"/>
+              <w:bottom w:val="single" w:sz="8" w:space="0" w:color="404040"/>
+              <w:right w:val="none" w:sz="0" w:space="0" w:color="FFFFFF"/>
+            </w:tcBorders>
+            <w:tcMar>
+              <w:top w:w="45" w:type="dxa"/>
+              <w:left w:w="90" w:type="dxa"/>
+              <w:bottom w:w="45" w:type="dxa"/>
+              <w:right w:w="90" w:type="dxa"/>
+            </w:tcMar>
+          </w:tcPr>
+          <w:p>
+            <w:pPr>
+              <w:spacing w:after="0" w:line="240" w:lineRule="auto"/>
+            </w:pPr>
+            <w:r>
+              <w:rPr>
+                <w:sz w:val="19"/>
+                <w:szCs w:val="19"/>
+              </w:rPr>
+              <w:t>Encuesta interna desfavorable</w:t>
             </w:r>
           </w:p>
         </w:tc>
@@ -16326,57 +17435,61 @@
           <w:sz w:val="17"/>
           <w:szCs w:val="17"/>
         </w:rPr>
-        <w:t>Fuente: Fuentes institucionales primarias del capítulo 17 del informe experto de base.</w:t>
-      </w:r>
-    </w:p>
-    <w:p>
-      <w:pPr>
-        <w:jc w:val="both"/>
-      </w:pPr>
-      <w:r>
-        <w:t>La tabla 5 reúne intervenciones que resuelven problemas distintos, de modo que ordenarlas de mejor a peor carecería de sentido. El capítulo VIII desarrolla los tres patr</w:t>
-      </w:r>
-      <w:r>
-        <w:t>ones que el conjunto permite observar.</w:t>
+        <w:t>Fuente: Fuentes institucionales primarias del capítulo 17 del informe experto de base. Corte de agosto de 2026.</w:t>
+      </w:r>
+    </w:p>
+    <w:p>
+      <w:pPr>
+        <w:jc w:val="both"/>
+      </w:pPr>
+      <w:r>
+        <w:t>Las siete intervenciones resuelven problemas distintos, de modo que ordenarlas de mejor a peor carecería de sentido. El capítulo VIII desarrolla</w:t>
+      </w:r>
+      <w:r>
+        <w:t xml:space="preserve"> los tres patrones que la tabla 5 permite observar: que cada institución intervino donde tenía capacidad de decisión, que la columna de evidencia está casi vacía, y que la institución con el despliegue más amplio es la única que publicó una medición desfav</w:t>
+      </w:r>
+      <w:r>
+        <w:t>orable sobre sí misma.</w:t>
       </w:r>
     </w:p>
     <w:p>
       <w:pPr>
         <w:pStyle w:val="Heading10"/>
       </w:pPr>
-      <w:bookmarkStart w:id="83" w:name="_Toc240419385"/>
-      <w:r>
+      <w:bookmarkStart w:id="91" w:name="_Toc240420730"/>
+      <w:r>
+        <w:lastRenderedPageBreak/>
         <w:t>Anexo D. Evidencia sobre enseñanza jurídica</w:t>
       </w:r>
-      <w:bookmarkEnd w:id="83"/>
-    </w:p>
-    <w:p>
-      <w:pPr>
-        <w:jc w:val="both"/>
-      </w:pPr>
-      <w:r>
-        <w:t>Material que completa el capítulo X, sin repetir las cifras que el cuerpo ya recoge.</w:t>
+      <w:bookmarkEnd w:id="91"/>
+    </w:p>
+    <w:p>
+      <w:pPr>
+        <w:jc w:val="both"/>
+      </w:pPr>
+      <w:r>
+        <w:t>Las cifras completas de las fuentes que sostienen el capítulo X, en forma de tabla, para quien quiera comprobarlas sin volver al cuerpo del informe.</w:t>
       </w:r>
     </w:p>
     <w:p>
       <w:pPr>
         <w:pStyle w:val="Heading20"/>
       </w:pPr>
-      <w:bookmarkStart w:id="84" w:name="_Toc240419386"/>
-      <w:r>
-        <w:t>D.1 Instrumentos de evaluación jurídica</w:t>
-      </w:r>
-      <w:bookmarkEnd w:id="84"/>
-    </w:p>
-    <w:p>
-      <w:pPr>
-        <w:jc w:val="both"/>
-      </w:pPr>
-      <w:r>
-        <w:t>Aplicación del criterio del capítulo III a los i</w:t>
-      </w:r>
-      <w:r>
-        <w:t>nstrumentos habituales de la enseñanza jurídica. Es una valoración del autor, no una medición.</w:t>
+      <w:bookmarkStart w:id="92" w:name="_Toc240420731"/>
+      <w:r>
+        <w:t>D.1 Fiabilidad de las herramientas juríd</w:t>
+      </w:r>
+      <w:r>
+        <w:t>icas profesionales</w:t>
+      </w:r>
+      <w:bookmarkEnd w:id="92"/>
+    </w:p>
+    <w:p>
+      <w:pPr>
+        <w:jc w:val="both"/>
+      </w:pPr>
+      <w:r>
+        <w:t>El estudio del RegLab y del instituto HAI de Stanford evaluó cuatro herramientas sobre un mismo conjunto de consultas jurídicas. Dos de ellas se comercializaban como libres de alucinaciones.</w:t>
       </w:r>
     </w:p>
     <w:p>
@@ -16392,6 +17505,1486 @@
           <w:szCs w:val="20"/>
         </w:rPr>
         <w:t xml:space="preserve">Tabla 6. </w:t>
+      </w:r>
+      <w:r>
+        <w:rPr>
+          <w:sz w:val="20"/>
+          <w:szCs w:val="20"/>
+        </w:rPr>
+        <w:t>Consultas con contenido inventado y c</w:t>
+      </w:r>
+      <w:r>
+        <w:rPr>
+          <w:sz w:val="20"/>
+          <w:szCs w:val="20"/>
+        </w:rPr>
+        <w:t>onsultas correctas, por herramienta</w:t>
+      </w:r>
+    </w:p>
+    <w:tbl>
+      <w:tblPr>
+        <w:tblW w:w="8788" w:type="dxa"/>
+        <w:tblInd w:w="80" w:type="dxa"/>
+        <w:tblBorders>
+          <w:top w:val="single" w:sz="4" w:space="0" w:color="auto"/>
+          <w:left w:val="single" w:sz="4" w:space="0" w:color="auto"/>
+          <w:bottom w:val="single" w:sz="4" w:space="0" w:color="auto"/>
+          <w:right w:val="single" w:sz="4" w:space="0" w:color="auto"/>
+          <w:insideH w:val="single" w:sz="4" w:space="0" w:color="auto"/>
+          <w:insideV w:val="single" w:sz="4" w:space="0" w:color="auto"/>
+        </w:tblBorders>
+        <w:tblCellMar>
+          <w:left w:w="10" w:type="dxa"/>
+          <w:right w:w="10" w:type="dxa"/>
+        </w:tblCellMar>
+        <w:tblLook w:val="04A0"/>
+      </w:tblPr>
+      <w:tblGrid>
+        <w:gridCol w:w="3690"/>
+        <w:gridCol w:w="2549"/>
+        <w:gridCol w:w="2549"/>
+      </w:tblGrid>
+      <w:tr>
+        <w:tblPrEx>
+          <w:tblCellMar>
+            <w:top w:w="0" w:type="dxa"/>
+            <w:bottom w:w="0" w:type="dxa"/>
+          </w:tblCellMar>
+        </w:tblPrEx>
+        <w:trPr>
+          <w:cantSplit/>
+          <w:tblHeader/>
+        </w:trPr>
+        <w:tc>
+          <w:tcPr>
+            <w:tcW w:w="3691" w:type="dxa"/>
+            <w:tcBorders>
+              <w:top w:val="single" w:sz="8" w:space="0" w:color="404040"/>
+              <w:left w:val="none" w:sz="0" w:space="0" w:color="FFFFFF"/>
+              <w:bottom w:val="single" w:sz="8" w:space="0" w:color="404040"/>
+              <w:right w:val="none" w:sz="0" w:space="0" w:color="FFFFFF"/>
+            </w:tcBorders>
+            <w:shd w:val="clear" w:color="auto" w:fill="F2F1ED"/>
+            <w:tcMar>
+              <w:top w:w="45" w:type="dxa"/>
+              <w:left w:w="90" w:type="dxa"/>
+              <w:bottom w:w="45" w:type="dxa"/>
+              <w:right w:w="90" w:type="dxa"/>
+            </w:tcMar>
+          </w:tcPr>
+          <w:p>
+            <w:pPr>
+              <w:spacing w:after="0" w:line="240" w:lineRule="auto"/>
+            </w:pPr>
+            <w:r>
+              <w:rPr>
+                <w:b/>
+                <w:bCs/>
+                <w:sz w:val="19"/>
+                <w:szCs w:val="19"/>
+              </w:rPr>
+              <w:t>Herramienta</w:t>
+            </w:r>
+          </w:p>
+        </w:tc>
+        <w:tc>
+          <w:tcPr>
+            <w:tcW w:w="2549" w:type="dxa"/>
+            <w:tcBorders>
+              <w:top w:val="single" w:sz="8" w:space="0" w:color="404040"/>
+              <w:left w:val="none" w:sz="0" w:space="0" w:color="FFFFFF"/>
+              <w:bottom w:val="single" w:sz="8" w:space="0" w:color="404040"/>
+              <w:right w:val="none" w:sz="0" w:space="0" w:color="FFFFFF"/>
+            </w:tcBorders>
+            <w:shd w:val="clear" w:color="auto" w:fill="F2F1ED"/>
+            <w:tcMar>
+              <w:top w:w="45" w:type="dxa"/>
+              <w:left w:w="90" w:type="dxa"/>
+              <w:bottom w:w="45" w:type="dxa"/>
+              <w:right w:w="90" w:type="dxa"/>
+            </w:tcMar>
+          </w:tcPr>
+          <w:p>
+            <w:pPr>
+              <w:spacing w:after="0" w:line="240" w:lineRule="auto"/>
+              <w:jc w:val="right"/>
+            </w:pPr>
+            <w:r>
+              <w:rPr>
+                <w:b/>
+                <w:bCs/>
+                <w:sz w:val="19"/>
+                <w:szCs w:val="19"/>
+              </w:rPr>
+              <w:t>Consultas con contenido inventado</w:t>
+            </w:r>
+          </w:p>
+        </w:tc>
+        <w:tc>
+          <w:tcPr>
+            <w:tcW w:w="2549" w:type="dxa"/>
+            <w:tcBorders>
+              <w:top w:val="single" w:sz="8" w:space="0" w:color="404040"/>
+              <w:left w:val="none" w:sz="0" w:space="0" w:color="FFFFFF"/>
+              <w:bottom w:val="single" w:sz="8" w:space="0" w:color="404040"/>
+              <w:right w:val="none" w:sz="0" w:space="0" w:color="FFFFFF"/>
+            </w:tcBorders>
+            <w:shd w:val="clear" w:color="auto" w:fill="F2F1ED"/>
+            <w:tcMar>
+              <w:top w:w="45" w:type="dxa"/>
+              <w:left w:w="90" w:type="dxa"/>
+              <w:bottom w:w="45" w:type="dxa"/>
+              <w:right w:w="90" w:type="dxa"/>
+            </w:tcMar>
+          </w:tcPr>
+          <w:p>
+            <w:pPr>
+              <w:spacing w:after="0" w:line="240" w:lineRule="auto"/>
+            </w:pPr>
+            <w:r>
+              <w:rPr>
+                <w:b/>
+                <w:bCs/>
+                <w:sz w:val="19"/>
+                <w:szCs w:val="19"/>
+              </w:rPr>
+              <w:t>Consultas correctas</w:t>
+            </w:r>
+          </w:p>
+        </w:tc>
+      </w:tr>
+      <w:tr>
+        <w:tblPrEx>
+          <w:tblCellMar>
+            <w:top w:w="0" w:type="dxa"/>
+            <w:bottom w:w="0" w:type="dxa"/>
+          </w:tblCellMar>
+        </w:tblPrEx>
+        <w:trPr>
+          <w:cantSplit/>
+          <w:tblHeader/>
+        </w:trPr>
+        <w:tc>
+          <w:tcPr>
+            <w:tcW w:w="3691" w:type="dxa"/>
+            <w:tcBorders>
+              <w:top w:val="none" w:sz="0" w:space="0" w:color="FFFFFF"/>
+              <w:left w:val="none" w:sz="0" w:space="0" w:color="FFFFFF"/>
+              <w:bottom w:val="single" w:sz="2" w:space="0" w:color="BFBFBF"/>
+              <w:right w:val="none" w:sz="0" w:space="0" w:color="FFFFFF"/>
+            </w:tcBorders>
+            <w:tcMar>
+              <w:top w:w="45" w:type="dxa"/>
+              <w:left w:w="90" w:type="dxa"/>
+              <w:bottom w:w="45" w:type="dxa"/>
+              <w:right w:w="90" w:type="dxa"/>
+            </w:tcMar>
+          </w:tcPr>
+          <w:p>
+            <w:pPr>
+              <w:spacing w:after="0" w:line="240" w:lineRule="auto"/>
+            </w:pPr>
+            <w:r>
+              <w:rPr>
+                <w:sz w:val="19"/>
+                <w:szCs w:val="19"/>
+              </w:rPr>
+              <w:t>Lexis+ AI</w:t>
+            </w:r>
+          </w:p>
+        </w:tc>
+        <w:tc>
+          <w:tcPr>
+            <w:tcW w:w="2549" w:type="dxa"/>
+            <w:tcBorders>
+              <w:top w:val="none" w:sz="0" w:space="0" w:color="FFFFFF"/>
+              <w:left w:val="none" w:sz="0" w:space="0" w:color="FFFFFF"/>
+              <w:bottom w:val="single" w:sz="2" w:space="0" w:color="BFBFBF"/>
+              <w:right w:val="none" w:sz="0" w:space="0" w:color="FFFFFF"/>
+            </w:tcBorders>
+            <w:tcMar>
+              <w:top w:w="45" w:type="dxa"/>
+              <w:left w:w="90" w:type="dxa"/>
+              <w:bottom w:w="45" w:type="dxa"/>
+              <w:right w:w="90" w:type="dxa"/>
+            </w:tcMar>
+          </w:tcPr>
+          <w:p>
+            <w:pPr>
+              <w:spacing w:after="0" w:line="240" w:lineRule="auto"/>
+              <w:jc w:val="right"/>
+            </w:pPr>
+            <w:r>
+              <w:rPr>
+                <w:sz w:val="19"/>
+                <w:szCs w:val="19"/>
+              </w:rPr>
+              <w:t>17 %</w:t>
+            </w:r>
+          </w:p>
+        </w:tc>
+        <w:tc>
+          <w:tcPr>
+            <w:tcW w:w="2549" w:type="dxa"/>
+            <w:tcBorders>
+              <w:top w:val="none" w:sz="0" w:space="0" w:color="FFFFFF"/>
+              <w:left w:val="none" w:sz="0" w:space="0" w:color="FFFFFF"/>
+              <w:bottom w:val="single" w:sz="2" w:space="0" w:color="BFBFBF"/>
+              <w:right w:val="none" w:sz="0" w:space="0" w:color="FFFFFF"/>
+            </w:tcBorders>
+            <w:tcMar>
+              <w:top w:w="45" w:type="dxa"/>
+              <w:left w:w="90" w:type="dxa"/>
+              <w:bottom w:w="45" w:type="dxa"/>
+              <w:right w:w="90" w:type="dxa"/>
+            </w:tcMar>
+          </w:tcPr>
+          <w:p>
+            <w:pPr>
+              <w:spacing w:after="0" w:line="240" w:lineRule="auto"/>
+            </w:pPr>
+            <w:r>
+              <w:rPr>
+                <w:sz w:val="19"/>
+                <w:szCs w:val="19"/>
+              </w:rPr>
+              <w:t>65 %</w:t>
+            </w:r>
+          </w:p>
+        </w:tc>
+      </w:tr>
+      <w:tr>
+        <w:tblPrEx>
+          <w:tblCellMar>
+            <w:top w:w="0" w:type="dxa"/>
+            <w:bottom w:w="0" w:type="dxa"/>
+          </w:tblCellMar>
+        </w:tblPrEx>
+        <w:trPr>
+          <w:cantSplit/>
+          <w:tblHeader/>
+        </w:trPr>
+        <w:tc>
+          <w:tcPr>
+            <w:tcW w:w="3691" w:type="dxa"/>
+            <w:tcBorders>
+              <w:top w:val="none" w:sz="0" w:space="0" w:color="FFFFFF"/>
+              <w:left w:val="none" w:sz="0" w:space="0" w:color="FFFFFF"/>
+              <w:bottom w:val="single" w:sz="2" w:space="0" w:color="BFBFBF"/>
+              <w:right w:val="none" w:sz="0" w:space="0" w:color="FFFFFF"/>
+            </w:tcBorders>
+            <w:tcMar>
+              <w:top w:w="45" w:type="dxa"/>
+              <w:left w:w="90" w:type="dxa"/>
+              <w:bottom w:w="45" w:type="dxa"/>
+              <w:right w:w="90" w:type="dxa"/>
+            </w:tcMar>
+          </w:tcPr>
+          <w:p>
+            <w:pPr>
+              <w:spacing w:after="0" w:line="240" w:lineRule="auto"/>
+            </w:pPr>
+            <w:r>
+              <w:rPr>
+                <w:sz w:val="19"/>
+                <w:szCs w:val="19"/>
+              </w:rPr>
+              <w:t>Westlaw AI-Assisted Research</w:t>
+            </w:r>
+          </w:p>
+        </w:tc>
+        <w:tc>
+          <w:tcPr>
+            <w:tcW w:w="2549" w:type="dxa"/>
+            <w:tcBorders>
+              <w:top w:val="none" w:sz="0" w:space="0" w:color="FFFFFF"/>
+              <w:left w:val="none" w:sz="0" w:space="0" w:color="FFFFFF"/>
+              <w:bottom w:val="single" w:sz="2" w:space="0" w:color="BFBFBF"/>
+              <w:right w:val="none" w:sz="0" w:space="0" w:color="FFFFFF"/>
+            </w:tcBorders>
+            <w:tcMar>
+              <w:top w:w="45" w:type="dxa"/>
+              <w:left w:w="90" w:type="dxa"/>
+              <w:bottom w:w="45" w:type="dxa"/>
+              <w:right w:w="90" w:type="dxa"/>
+            </w:tcMar>
+          </w:tcPr>
+          <w:p>
+            <w:pPr>
+              <w:spacing w:after="0" w:line="240" w:lineRule="auto"/>
+              <w:jc w:val="right"/>
+            </w:pPr>
+            <w:r>
+              <w:rPr>
+                <w:sz w:val="19"/>
+                <w:szCs w:val="19"/>
+              </w:rPr>
+              <w:t>33 %</w:t>
+            </w:r>
+          </w:p>
+        </w:tc>
+        <w:tc>
+          <w:tcPr>
+            <w:tcW w:w="2549" w:type="dxa"/>
+            <w:tcBorders>
+              <w:top w:val="none" w:sz="0" w:space="0" w:color="FFFFFF"/>
+              <w:left w:val="none" w:sz="0" w:space="0" w:color="FFFFFF"/>
+              <w:bottom w:val="single" w:sz="2" w:space="0" w:color="BFBFBF"/>
+              <w:right w:val="none" w:sz="0" w:space="0" w:color="FFFFFF"/>
+            </w:tcBorders>
+            <w:tcMar>
+              <w:top w:w="45" w:type="dxa"/>
+              <w:left w:w="90" w:type="dxa"/>
+              <w:bottom w:w="45" w:type="dxa"/>
+              <w:right w:w="90" w:type="dxa"/>
+            </w:tcMar>
+          </w:tcPr>
+          <w:p>
+            <w:pPr>
+              <w:spacing w:after="0" w:line="240" w:lineRule="auto"/>
+            </w:pPr>
+            <w:r>
+              <w:rPr>
+                <w:sz w:val="19"/>
+                <w:szCs w:val="19"/>
+              </w:rPr>
+              <w:t>42 %</w:t>
+            </w:r>
+          </w:p>
+        </w:tc>
+      </w:tr>
+      <w:tr>
+        <w:tblPrEx>
+          <w:tblCellMar>
+            <w:top w:w="0" w:type="dxa"/>
+            <w:bottom w:w="0" w:type="dxa"/>
+          </w:tblCellMar>
+        </w:tblPrEx>
+        <w:trPr>
+          <w:cantSplit/>
+          <w:tblHeader/>
+        </w:trPr>
+        <w:tc>
+          <w:tcPr>
+            <w:tcW w:w="3691" w:type="dxa"/>
+            <w:tcBorders>
+              <w:top w:val="none" w:sz="0" w:space="0" w:color="FFFFFF"/>
+              <w:left w:val="none" w:sz="0" w:space="0" w:color="FFFFFF"/>
+              <w:bottom w:val="single" w:sz="2" w:space="0" w:color="BFBFBF"/>
+              <w:right w:val="none" w:sz="0" w:space="0" w:color="FFFFFF"/>
+            </w:tcBorders>
+            <w:tcMar>
+              <w:top w:w="45" w:type="dxa"/>
+              <w:left w:w="90" w:type="dxa"/>
+              <w:bottom w:w="45" w:type="dxa"/>
+              <w:right w:w="90" w:type="dxa"/>
+            </w:tcMar>
+          </w:tcPr>
+          <w:p>
+            <w:pPr>
+              <w:spacing w:after="0" w:line="240" w:lineRule="auto"/>
+            </w:pPr>
+            <w:r>
+              <w:rPr>
+                <w:sz w:val="19"/>
+                <w:szCs w:val="19"/>
+              </w:rPr>
+              <w:t>GPT-4 sin recuperación jurídica especializada</w:t>
+            </w:r>
+          </w:p>
+        </w:tc>
+        <w:tc>
+          <w:tcPr>
+            <w:tcW w:w="2549" w:type="dxa"/>
+            <w:tcBorders>
+              <w:top w:val="none" w:sz="0" w:space="0" w:color="FFFFFF"/>
+              <w:left w:val="none" w:sz="0" w:space="0" w:color="FFFFFF"/>
+              <w:bottom w:val="single" w:sz="2" w:space="0" w:color="BFBFBF"/>
+              <w:right w:val="none" w:sz="0" w:space="0" w:color="FFFFFF"/>
+            </w:tcBorders>
+            <w:tcMar>
+              <w:top w:w="45" w:type="dxa"/>
+              <w:left w:w="90" w:type="dxa"/>
+              <w:bottom w:w="45" w:type="dxa"/>
+              <w:right w:w="90" w:type="dxa"/>
+            </w:tcMar>
+          </w:tcPr>
+          <w:p>
+            <w:pPr>
+              <w:spacing w:after="0" w:line="240" w:lineRule="auto"/>
+              <w:jc w:val="right"/>
+            </w:pPr>
+            <w:r>
+              <w:rPr>
+                <w:sz w:val="19"/>
+                <w:szCs w:val="19"/>
+              </w:rPr>
+              <w:t>43 %</w:t>
+            </w:r>
+          </w:p>
+        </w:tc>
+        <w:tc>
+          <w:tcPr>
+            <w:tcW w:w="2549" w:type="dxa"/>
+            <w:tcBorders>
+              <w:top w:val="none" w:sz="0" w:space="0" w:color="FFFFFF"/>
+              <w:left w:val="none" w:sz="0" w:space="0" w:color="FFFFFF"/>
+              <w:bottom w:val="single" w:sz="2" w:space="0" w:color="BFBFBF"/>
+              <w:right w:val="none" w:sz="0" w:space="0" w:color="FFFFFF"/>
+            </w:tcBorders>
+            <w:tcMar>
+              <w:top w:w="45" w:type="dxa"/>
+              <w:left w:w="90" w:type="dxa"/>
+              <w:bottom w:w="45" w:type="dxa"/>
+              <w:right w:w="90" w:type="dxa"/>
+            </w:tcMar>
+          </w:tcPr>
+          <w:p>
+            <w:pPr>
+              <w:spacing w:after="0" w:line="240" w:lineRule="auto"/>
+            </w:pPr>
+            <w:r>
+              <w:rPr>
+                <w:sz w:val="19"/>
+                <w:szCs w:val="19"/>
+              </w:rPr>
+              <w:t>—</w:t>
+            </w:r>
+          </w:p>
+        </w:tc>
+      </w:tr>
+      <w:tr>
+        <w:tblPrEx>
+          <w:tblCellMar>
+            <w:top w:w="0" w:type="dxa"/>
+            <w:bottom w:w="0" w:type="dxa"/>
+          </w:tblCellMar>
+        </w:tblPrEx>
+        <w:trPr>
+          <w:cantSplit/>
+          <w:tblHeader/>
+        </w:trPr>
+        <w:tc>
+          <w:tcPr>
+            <w:tcW w:w="3691" w:type="dxa"/>
+            <w:tcBorders>
+              <w:top w:val="none" w:sz="0" w:space="0" w:color="FFFFFF"/>
+              <w:left w:val="none" w:sz="0" w:space="0" w:color="FFFFFF"/>
+              <w:bottom w:val="single" w:sz="8" w:space="0" w:color="404040"/>
+              <w:right w:val="none" w:sz="0" w:space="0" w:color="FFFFFF"/>
+            </w:tcBorders>
+            <w:tcMar>
+              <w:top w:w="45" w:type="dxa"/>
+              <w:left w:w="90" w:type="dxa"/>
+              <w:bottom w:w="45" w:type="dxa"/>
+              <w:right w:w="90" w:type="dxa"/>
+            </w:tcMar>
+          </w:tcPr>
+          <w:p>
+            <w:pPr>
+              <w:spacing w:after="0" w:line="240" w:lineRule="auto"/>
+            </w:pPr>
+            <w:r>
+              <w:rPr>
+                <w:sz w:val="19"/>
+                <w:szCs w:val="19"/>
+              </w:rPr>
+              <w:t>Ask Practical Law AI</w:t>
+            </w:r>
+          </w:p>
+        </w:tc>
+        <w:tc>
+          <w:tcPr>
+            <w:tcW w:w="2549" w:type="dxa"/>
+            <w:tcBorders>
+              <w:top w:val="none" w:sz="0" w:space="0" w:color="FFFFFF"/>
+              <w:left w:val="none" w:sz="0" w:space="0" w:color="FFFFFF"/>
+              <w:bottom w:val="single" w:sz="8" w:space="0" w:color="404040"/>
+              <w:right w:val="none" w:sz="0" w:space="0" w:color="FFFFFF"/>
+            </w:tcBorders>
+            <w:tcMar>
+              <w:top w:w="45" w:type="dxa"/>
+              <w:left w:w="90" w:type="dxa"/>
+              <w:bottom w:w="45" w:type="dxa"/>
+              <w:right w:w="90" w:type="dxa"/>
+            </w:tcMar>
+          </w:tcPr>
+          <w:p>
+            <w:pPr>
+              <w:spacing w:after="0" w:line="240" w:lineRule="auto"/>
+              <w:jc w:val="right"/>
+            </w:pPr>
+            <w:r>
+              <w:rPr>
+                <w:sz w:val="19"/>
+                <w:szCs w:val="19"/>
+              </w:rPr>
+              <w:t>—</w:t>
+            </w:r>
+          </w:p>
+        </w:tc>
+        <w:tc>
+          <w:tcPr>
+            <w:tcW w:w="2549" w:type="dxa"/>
+            <w:tcBorders>
+              <w:top w:val="none" w:sz="0" w:space="0" w:color="FFFFFF"/>
+              <w:left w:val="none" w:sz="0" w:space="0" w:color="FFFFFF"/>
+              <w:bottom w:val="single" w:sz="8" w:space="0" w:color="404040"/>
+              <w:right w:val="none" w:sz="0" w:space="0" w:color="FFFFFF"/>
+            </w:tcBorders>
+            <w:tcMar>
+              <w:top w:w="45" w:type="dxa"/>
+              <w:left w:w="90" w:type="dxa"/>
+              <w:bottom w:w="45" w:type="dxa"/>
+              <w:right w:w="90" w:type="dxa"/>
+            </w:tcMar>
+          </w:tcPr>
+          <w:p>
+            <w:pPr>
+              <w:spacing w:after="0" w:line="240" w:lineRule="auto"/>
+            </w:pPr>
+            <w:r>
+              <w:rPr>
+                <w:sz w:val="19"/>
+                <w:szCs w:val="19"/>
+              </w:rPr>
+              <w:t>Respuestas incompletas en más del 60 %</w:t>
+            </w:r>
+          </w:p>
+        </w:tc>
+      </w:tr>
+    </w:tbl>
+    <w:p>
+      <w:pPr>
+        <w:spacing w:before="60" w:after="220"/>
+      </w:pPr>
+      <w:r>
+        <w:rPr>
+          <w:i/>
+          <w:iCs/>
+          <w:color w:val="52514E"/>
+          <w:sz w:val="17"/>
+          <w:szCs w:val="17"/>
+        </w:rPr>
+        <w:t>Fuente: Magesh, Surani, Dahl, Suzgun, Manning y Ho, Journal of Empirical Legal Studies (2025). Preprint: arXiv 2405.20362.</w:t>
+      </w:r>
+    </w:p>
+    <w:p>
+      <w:pPr>
+        <w:jc w:val="both"/>
+      </w:pPr>
+      <w:r>
+        <w:t>Los autores concluyen que las afirmaciones comerciales de los proveedores estaban sobredimens</w:t>
+      </w:r>
+      <w:r>
+        <w:t>ionadas. Para la enseñanza, el rasgo decisivo es que el error se presenta con la misma forma que el acierto.</w:t>
+      </w:r>
+    </w:p>
+    <w:p>
+      <w:pPr>
+        <w:pStyle w:val="Heading20"/>
+      </w:pPr>
+      <w:bookmarkStart w:id="93" w:name="_Toc240420732"/>
+      <w:r>
+        <w:t>D.2 Resoluciones judiciales con contenido inventado</w:t>
+      </w:r>
+      <w:bookmarkEnd w:id="93"/>
+    </w:p>
+    <w:p>
+      <w:pPr>
+        <w:jc w:val="both"/>
+      </w:pPr>
+      <w:r>
+        <w:t>El registro de Damien Charlotin en el Smart Law Hub de HEC Paris incluye únicamente resolucione</w:t>
+      </w:r>
+      <w:r>
+        <w:t>s en que un tribunal constató el uso de contenido inventado, y descarta las alegaciones no acreditadas. Esa regla de inclusión convierte cada cifra en un mínimo.</w:t>
+      </w:r>
+    </w:p>
+    <w:p>
+      <w:pPr>
+        <w:keepNext/>
+        <w:spacing w:before="200" w:after="80"/>
+      </w:pPr>
+      <w:r>
+        <w:rPr>
+          <w:b/>
+          <w:bCs/>
+          <w:sz w:val="20"/>
+          <w:szCs w:val="20"/>
+        </w:rPr>
+        <w:t xml:space="preserve">Tabla 7. </w:t>
+      </w:r>
+      <w:r>
+        <w:rPr>
+          <w:sz w:val="20"/>
+          <w:szCs w:val="20"/>
+        </w:rPr>
+        <w:t>Evolución del registro durante 2026</w:t>
+      </w:r>
+    </w:p>
+    <w:tbl>
+      <w:tblPr>
+        <w:tblW w:w="8788" w:type="dxa"/>
+        <w:tblInd w:w="80" w:type="dxa"/>
+        <w:tblBorders>
+          <w:top w:val="single" w:sz="4" w:space="0" w:color="auto"/>
+          <w:left w:val="single" w:sz="4" w:space="0" w:color="auto"/>
+          <w:bottom w:val="single" w:sz="4" w:space="0" w:color="auto"/>
+          <w:right w:val="single" w:sz="4" w:space="0" w:color="auto"/>
+          <w:insideH w:val="single" w:sz="4" w:space="0" w:color="auto"/>
+          <w:insideV w:val="single" w:sz="4" w:space="0" w:color="auto"/>
+        </w:tblBorders>
+        <w:tblCellMar>
+          <w:left w:w="10" w:type="dxa"/>
+          <w:right w:w="10" w:type="dxa"/>
+        </w:tblCellMar>
+        <w:tblLook w:val="04A0"/>
+      </w:tblPr>
+      <w:tblGrid>
+        <w:gridCol w:w="4394"/>
+        <w:gridCol w:w="4394"/>
+      </w:tblGrid>
+      <w:tr>
+        <w:tblPrEx>
+          <w:tblCellMar>
+            <w:top w:w="0" w:type="dxa"/>
+            <w:bottom w:w="0" w:type="dxa"/>
+          </w:tblCellMar>
+        </w:tblPrEx>
+        <w:trPr>
+          <w:cantSplit/>
+          <w:tblHeader/>
+        </w:trPr>
+        <w:tc>
+          <w:tcPr>
+            <w:tcW w:w="4394" w:type="dxa"/>
+            <w:tcBorders>
+              <w:top w:val="single" w:sz="8" w:space="0" w:color="404040"/>
+              <w:left w:val="none" w:sz="0" w:space="0" w:color="FFFFFF"/>
+              <w:bottom w:val="single" w:sz="8" w:space="0" w:color="404040"/>
+              <w:right w:val="none" w:sz="0" w:space="0" w:color="FFFFFF"/>
+            </w:tcBorders>
+            <w:shd w:val="clear" w:color="auto" w:fill="F2F1ED"/>
+            <w:tcMar>
+              <w:top w:w="45" w:type="dxa"/>
+              <w:left w:w="90" w:type="dxa"/>
+              <w:bottom w:w="45" w:type="dxa"/>
+              <w:right w:w="90" w:type="dxa"/>
+            </w:tcMar>
+          </w:tcPr>
+          <w:p>
+            <w:pPr>
+              <w:spacing w:after="0" w:line="240" w:lineRule="auto"/>
+            </w:pPr>
+            <w:r>
+              <w:rPr>
+                <w:b/>
+                <w:bCs/>
+                <w:sz w:val="19"/>
+                <w:szCs w:val="19"/>
+              </w:rPr>
+              <w:t>Fecha</w:t>
+            </w:r>
+          </w:p>
+        </w:tc>
+        <w:tc>
+          <w:tcPr>
+            <w:tcW w:w="4394" w:type="dxa"/>
+            <w:tcBorders>
+              <w:top w:val="single" w:sz="8" w:space="0" w:color="404040"/>
+              <w:left w:val="none" w:sz="0" w:space="0" w:color="FFFFFF"/>
+              <w:bottom w:val="single" w:sz="8" w:space="0" w:color="404040"/>
+              <w:right w:val="none" w:sz="0" w:space="0" w:color="FFFFFF"/>
+            </w:tcBorders>
+            <w:shd w:val="clear" w:color="auto" w:fill="F2F1ED"/>
+            <w:tcMar>
+              <w:top w:w="45" w:type="dxa"/>
+              <w:left w:w="90" w:type="dxa"/>
+              <w:bottom w:w="45" w:type="dxa"/>
+              <w:right w:w="90" w:type="dxa"/>
+            </w:tcMar>
+          </w:tcPr>
+          <w:p>
+            <w:pPr>
+              <w:spacing w:after="0" w:line="240" w:lineRule="auto"/>
+            </w:pPr>
+            <w:r>
+              <w:rPr>
+                <w:b/>
+                <w:bCs/>
+                <w:sz w:val="19"/>
+                <w:szCs w:val="19"/>
+              </w:rPr>
+              <w:t>Casos constatados</w:t>
+            </w:r>
+          </w:p>
+        </w:tc>
+      </w:tr>
+      <w:tr>
+        <w:tblPrEx>
+          <w:tblCellMar>
+            <w:top w:w="0" w:type="dxa"/>
+            <w:bottom w:w="0" w:type="dxa"/>
+          </w:tblCellMar>
+        </w:tblPrEx>
+        <w:trPr>
+          <w:cantSplit/>
+          <w:tblHeader/>
+        </w:trPr>
+        <w:tc>
+          <w:tcPr>
+            <w:tcW w:w="4394" w:type="dxa"/>
+            <w:tcBorders>
+              <w:top w:val="none" w:sz="0" w:space="0" w:color="FFFFFF"/>
+              <w:left w:val="none" w:sz="0" w:space="0" w:color="FFFFFF"/>
+              <w:bottom w:val="single" w:sz="2" w:space="0" w:color="BFBFBF"/>
+              <w:right w:val="none" w:sz="0" w:space="0" w:color="FFFFFF"/>
+            </w:tcBorders>
+            <w:tcMar>
+              <w:top w:w="45" w:type="dxa"/>
+              <w:left w:w="90" w:type="dxa"/>
+              <w:bottom w:w="45" w:type="dxa"/>
+              <w:right w:w="90" w:type="dxa"/>
+            </w:tcMar>
+          </w:tcPr>
+          <w:p>
+            <w:pPr>
+              <w:spacing w:after="0" w:line="240" w:lineRule="auto"/>
+            </w:pPr>
+            <w:r>
+              <w:rPr>
+                <w:sz w:val="19"/>
+                <w:szCs w:val="19"/>
+              </w:rPr>
+              <w:t>Comienzos de 2026</w:t>
+            </w:r>
+          </w:p>
+        </w:tc>
+        <w:tc>
+          <w:tcPr>
+            <w:tcW w:w="4394" w:type="dxa"/>
+            <w:tcBorders>
+              <w:top w:val="none" w:sz="0" w:space="0" w:color="FFFFFF"/>
+              <w:left w:val="none" w:sz="0" w:space="0" w:color="FFFFFF"/>
+              <w:bottom w:val="single" w:sz="2" w:space="0" w:color="BFBFBF"/>
+              <w:right w:val="none" w:sz="0" w:space="0" w:color="FFFFFF"/>
+            </w:tcBorders>
+            <w:tcMar>
+              <w:top w:w="45" w:type="dxa"/>
+              <w:left w:w="90" w:type="dxa"/>
+              <w:bottom w:w="45" w:type="dxa"/>
+              <w:right w:w="90" w:type="dxa"/>
+            </w:tcMar>
+          </w:tcPr>
+          <w:p>
+            <w:pPr>
+              <w:spacing w:after="0" w:line="240" w:lineRule="auto"/>
+            </w:pPr>
+            <w:r>
+              <w:rPr>
+                <w:sz w:val="19"/>
+                <w:szCs w:val="19"/>
+              </w:rPr>
+              <w:t>Más de 1.200</w:t>
+            </w:r>
+          </w:p>
+        </w:tc>
+      </w:tr>
+      <w:tr>
+        <w:tblPrEx>
+          <w:tblCellMar>
+            <w:top w:w="0" w:type="dxa"/>
+            <w:bottom w:w="0" w:type="dxa"/>
+          </w:tblCellMar>
+        </w:tblPrEx>
+        <w:trPr>
+          <w:cantSplit/>
+          <w:tblHeader/>
+        </w:trPr>
+        <w:tc>
+          <w:tcPr>
+            <w:tcW w:w="4394" w:type="dxa"/>
+            <w:tcBorders>
+              <w:top w:val="none" w:sz="0" w:space="0" w:color="FFFFFF"/>
+              <w:left w:val="none" w:sz="0" w:space="0" w:color="FFFFFF"/>
+              <w:bottom w:val="single" w:sz="2" w:space="0" w:color="BFBFBF"/>
+              <w:right w:val="none" w:sz="0" w:space="0" w:color="FFFFFF"/>
+            </w:tcBorders>
+            <w:tcMar>
+              <w:top w:w="45" w:type="dxa"/>
+              <w:left w:w="90" w:type="dxa"/>
+              <w:bottom w:w="45" w:type="dxa"/>
+              <w:right w:w="90" w:type="dxa"/>
+            </w:tcMar>
+          </w:tcPr>
+          <w:p>
+            <w:pPr>
+              <w:spacing w:after="0" w:line="240" w:lineRule="auto"/>
+            </w:pPr>
+            <w:r>
+              <w:rPr>
+                <w:sz w:val="19"/>
+                <w:szCs w:val="19"/>
+              </w:rPr>
+              <w:t>Julio de 2026</w:t>
+            </w:r>
+          </w:p>
+        </w:tc>
+        <w:tc>
+          <w:tcPr>
+            <w:tcW w:w="4394" w:type="dxa"/>
+            <w:tcBorders>
+              <w:top w:val="none" w:sz="0" w:space="0" w:color="FFFFFF"/>
+              <w:left w:val="none" w:sz="0" w:space="0" w:color="FFFFFF"/>
+              <w:bottom w:val="single" w:sz="2" w:space="0" w:color="BFBFBF"/>
+              <w:right w:val="none" w:sz="0" w:space="0" w:color="FFFFFF"/>
+            </w:tcBorders>
+            <w:tcMar>
+              <w:top w:w="45" w:type="dxa"/>
+              <w:left w:w="90" w:type="dxa"/>
+              <w:bottom w:w="45" w:type="dxa"/>
+              <w:right w:w="90" w:type="dxa"/>
+            </w:tcMar>
+          </w:tcPr>
+          <w:p>
+            <w:pPr>
+              <w:spacing w:after="0" w:line="240" w:lineRule="auto"/>
+            </w:pPr>
+            <w:r>
+              <w:rPr>
+                <w:sz w:val="19"/>
+                <w:szCs w:val="19"/>
+              </w:rPr>
+              <w:t>1.668</w:t>
+            </w:r>
+          </w:p>
+        </w:tc>
+      </w:tr>
+      <w:tr>
+        <w:tblPrEx>
+          <w:tblCellMar>
+            <w:top w:w="0" w:type="dxa"/>
+            <w:bottom w:w="0" w:type="dxa"/>
+          </w:tblCellMar>
+        </w:tblPrEx>
+        <w:trPr>
+          <w:cantSplit/>
+          <w:tblHeader/>
+        </w:trPr>
+        <w:tc>
+          <w:tcPr>
+            <w:tcW w:w="4394" w:type="dxa"/>
+            <w:tcBorders>
+              <w:top w:val="none" w:sz="0" w:space="0" w:color="FFFFFF"/>
+              <w:left w:val="none" w:sz="0" w:space="0" w:color="FFFFFF"/>
+              <w:bottom w:val="single" w:sz="8" w:space="0" w:color="404040"/>
+              <w:right w:val="none" w:sz="0" w:space="0" w:color="FFFFFF"/>
+            </w:tcBorders>
+            <w:tcMar>
+              <w:top w:w="45" w:type="dxa"/>
+              <w:left w:w="90" w:type="dxa"/>
+              <w:bottom w:w="45" w:type="dxa"/>
+              <w:right w:w="90" w:type="dxa"/>
+            </w:tcMar>
+          </w:tcPr>
+          <w:p>
+            <w:pPr>
+              <w:spacing w:after="0" w:line="240" w:lineRule="auto"/>
+            </w:pPr>
+            <w:r>
+              <w:rPr>
+                <w:sz w:val="19"/>
+                <w:szCs w:val="19"/>
+              </w:rPr>
+              <w:t>28 de agosto de 2026</w:t>
+            </w:r>
+          </w:p>
+        </w:tc>
+        <w:tc>
+          <w:tcPr>
+            <w:tcW w:w="4394" w:type="dxa"/>
+            <w:tcBorders>
+              <w:top w:val="none" w:sz="0" w:space="0" w:color="FFFFFF"/>
+              <w:left w:val="none" w:sz="0" w:space="0" w:color="FFFFFF"/>
+              <w:bottom w:val="single" w:sz="8" w:space="0" w:color="404040"/>
+              <w:right w:val="none" w:sz="0" w:space="0" w:color="FFFFFF"/>
+            </w:tcBorders>
+            <w:tcMar>
+              <w:top w:w="45" w:type="dxa"/>
+              <w:left w:w="90" w:type="dxa"/>
+              <w:bottom w:w="45" w:type="dxa"/>
+              <w:right w:w="90" w:type="dxa"/>
+            </w:tcMar>
+          </w:tcPr>
+          <w:p>
+            <w:pPr>
+              <w:spacing w:after="0" w:line="240" w:lineRule="auto"/>
+            </w:pPr>
+            <w:r>
+              <w:rPr>
+                <w:sz w:val="19"/>
+                <w:szCs w:val="19"/>
+              </w:rPr>
+              <w:t>1.981</w:t>
+            </w:r>
+          </w:p>
+        </w:tc>
+      </w:tr>
+    </w:tbl>
+    <w:p>
+      <w:pPr>
+        <w:spacing w:before="60" w:after="220"/>
+      </w:pPr>
+      <w:r>
+        <w:rPr>
+          <w:i/>
+          <w:iCs/>
+          <w:color w:val="52514E"/>
+          <w:sz w:val="17"/>
+          <w:szCs w:val="17"/>
+        </w:rPr>
+        <w:t>Fuente: Charlotin, AI Hallucination Cases Database, Smart Law Hub de HEC Paris.</w:t>
+      </w:r>
+    </w:p>
+    <w:p>
+      <w:pPr>
+        <w:jc w:val="both"/>
+      </w:pPr>
+      <w:r>
+        <w:t>La serie mezcla mayor uso de la herramienta, mayor escrutinio judicial y mejor cobertura del propio registro, de modo que no constituye una tasa de error.</w:t>
+      </w:r>
+    </w:p>
+    <w:p>
+      <w:pPr>
+        <w:pStyle w:val="Heading20"/>
+      </w:pPr>
+      <w:bookmarkStart w:id="94" w:name="_Toc240420733"/>
+      <w:r>
+        <w:t>D.3 Efectos sobre el análisis jurídico</w:t>
+      </w:r>
+      <w:bookmarkEnd w:id="94"/>
+    </w:p>
+    <w:p>
+      <w:pPr>
+        <w:jc w:val="both"/>
+      </w:pPr>
+      <w:r>
+        <w:t>Jonathan Choi y Daniel Schwarcz realizaron el primer ensayo al</w:t>
+      </w:r>
+      <w:r>
+        <w:t>eatorizado sobre asistencia de inteligencia artificial en análisis jurídico, con corrección ciega y medición de tiempos.</w:t>
+      </w:r>
+    </w:p>
+    <w:p>
+      <w:pPr>
+        <w:keepNext/>
+        <w:spacing w:before="200" w:after="80"/>
+      </w:pPr>
+      <w:r>
+        <w:rPr>
+          <w:b/>
+          <w:bCs/>
+          <w:sz w:val="20"/>
+          <w:szCs w:val="20"/>
+        </w:rPr>
+        <w:lastRenderedPageBreak/>
+        <w:t xml:space="preserve">Tabla 8. </w:t>
+      </w:r>
+      <w:r>
+        <w:rPr>
+          <w:sz w:val="20"/>
+          <w:szCs w:val="20"/>
+        </w:rPr>
+        <w:t>Efectos según desempeño previo del estudiante</w:t>
+      </w:r>
+    </w:p>
+    <w:tbl>
+      <w:tblPr>
+        <w:tblW w:w="8788" w:type="dxa"/>
+        <w:tblInd w:w="80" w:type="dxa"/>
+        <w:tblBorders>
+          <w:top w:val="single" w:sz="4" w:space="0" w:color="auto"/>
+          <w:left w:val="single" w:sz="4" w:space="0" w:color="auto"/>
+          <w:bottom w:val="single" w:sz="4" w:space="0" w:color="auto"/>
+          <w:right w:val="single" w:sz="4" w:space="0" w:color="auto"/>
+          <w:insideH w:val="single" w:sz="4" w:space="0" w:color="auto"/>
+          <w:insideV w:val="single" w:sz="4" w:space="0" w:color="auto"/>
+        </w:tblBorders>
+        <w:tblCellMar>
+          <w:left w:w="10" w:type="dxa"/>
+          <w:right w:w="10" w:type="dxa"/>
+        </w:tblCellMar>
+        <w:tblLook w:val="04A0"/>
+      </w:tblPr>
+      <w:tblGrid>
+        <w:gridCol w:w="2988"/>
+        <w:gridCol w:w="3164"/>
+        <w:gridCol w:w="2636"/>
+      </w:tblGrid>
+      <w:tr>
+        <w:tblPrEx>
+          <w:tblCellMar>
+            <w:top w:w="0" w:type="dxa"/>
+            <w:bottom w:w="0" w:type="dxa"/>
+          </w:tblCellMar>
+        </w:tblPrEx>
+        <w:trPr>
+          <w:cantSplit/>
+          <w:tblHeader/>
+        </w:trPr>
+        <w:tc>
+          <w:tcPr>
+            <w:tcW w:w="2988" w:type="dxa"/>
+            <w:tcBorders>
+              <w:top w:val="single" w:sz="8" w:space="0" w:color="404040"/>
+              <w:left w:val="none" w:sz="0" w:space="0" w:color="FFFFFF"/>
+              <w:bottom w:val="single" w:sz="8" w:space="0" w:color="404040"/>
+              <w:right w:val="none" w:sz="0" w:space="0" w:color="FFFFFF"/>
+            </w:tcBorders>
+            <w:shd w:val="clear" w:color="auto" w:fill="F2F1ED"/>
+            <w:tcMar>
+              <w:top w:w="45" w:type="dxa"/>
+              <w:left w:w="90" w:type="dxa"/>
+              <w:bottom w:w="45" w:type="dxa"/>
+              <w:right w:w="90" w:type="dxa"/>
+            </w:tcMar>
+          </w:tcPr>
+          <w:p>
+            <w:pPr>
+              <w:spacing w:after="0" w:line="240" w:lineRule="auto"/>
+            </w:pPr>
+            <w:r>
+              <w:rPr>
+                <w:b/>
+                <w:bCs/>
+                <w:sz w:val="19"/>
+                <w:szCs w:val="19"/>
+              </w:rPr>
+              <w:t>Grupo</w:t>
+            </w:r>
+          </w:p>
+        </w:tc>
+        <w:tc>
+          <w:tcPr>
+            <w:tcW w:w="3164" w:type="dxa"/>
+            <w:tcBorders>
+              <w:top w:val="single" w:sz="8" w:space="0" w:color="404040"/>
+              <w:left w:val="none" w:sz="0" w:space="0" w:color="FFFFFF"/>
+              <w:bottom w:val="single" w:sz="8" w:space="0" w:color="404040"/>
+              <w:right w:val="none" w:sz="0" w:space="0" w:color="FFFFFF"/>
+            </w:tcBorders>
+            <w:shd w:val="clear" w:color="auto" w:fill="F2F1ED"/>
+            <w:tcMar>
+              <w:top w:w="45" w:type="dxa"/>
+              <w:left w:w="90" w:type="dxa"/>
+              <w:bottom w:w="45" w:type="dxa"/>
+              <w:right w:w="90" w:type="dxa"/>
+            </w:tcMar>
+          </w:tcPr>
+          <w:p>
+            <w:pPr>
+              <w:spacing w:after="0" w:line="240" w:lineRule="auto"/>
+            </w:pPr>
+            <w:r>
+              <w:rPr>
+                <w:b/>
+                <w:bCs/>
+                <w:sz w:val="19"/>
+                <w:szCs w:val="19"/>
+              </w:rPr>
+              <w:t>Efecto sobre la calidad</w:t>
+            </w:r>
+          </w:p>
+        </w:tc>
+        <w:tc>
+          <w:tcPr>
+            <w:tcW w:w="2636" w:type="dxa"/>
+            <w:tcBorders>
+              <w:top w:val="single" w:sz="8" w:space="0" w:color="404040"/>
+              <w:left w:val="none" w:sz="0" w:space="0" w:color="FFFFFF"/>
+              <w:bottom w:val="single" w:sz="8" w:space="0" w:color="404040"/>
+              <w:right w:val="none" w:sz="0" w:space="0" w:color="FFFFFF"/>
+            </w:tcBorders>
+            <w:shd w:val="clear" w:color="auto" w:fill="F2F1ED"/>
+            <w:tcMar>
+              <w:top w:w="45" w:type="dxa"/>
+              <w:left w:w="90" w:type="dxa"/>
+              <w:bottom w:w="45" w:type="dxa"/>
+              <w:right w:w="90" w:type="dxa"/>
+            </w:tcMar>
+          </w:tcPr>
+          <w:p>
+            <w:pPr>
+              <w:spacing w:after="0" w:line="240" w:lineRule="auto"/>
+            </w:pPr>
+            <w:r>
+              <w:rPr>
+                <w:b/>
+                <w:bCs/>
+                <w:sz w:val="19"/>
+                <w:szCs w:val="19"/>
+              </w:rPr>
+              <w:t>Efecto sobre la velocidad</w:t>
+            </w:r>
+          </w:p>
+        </w:tc>
+      </w:tr>
+      <w:tr>
+        <w:tblPrEx>
+          <w:tblCellMar>
+            <w:top w:w="0" w:type="dxa"/>
+            <w:bottom w:w="0" w:type="dxa"/>
+          </w:tblCellMar>
+        </w:tblPrEx>
+        <w:trPr>
+          <w:cantSplit/>
+          <w:tblHeader/>
+        </w:trPr>
+        <w:tc>
+          <w:tcPr>
+            <w:tcW w:w="2988" w:type="dxa"/>
+            <w:tcBorders>
+              <w:top w:val="none" w:sz="0" w:space="0" w:color="FFFFFF"/>
+              <w:left w:val="none" w:sz="0" w:space="0" w:color="FFFFFF"/>
+              <w:bottom w:val="single" w:sz="2" w:space="0" w:color="BFBFBF"/>
+              <w:right w:val="none" w:sz="0" w:space="0" w:color="FFFFFF"/>
+            </w:tcBorders>
+            <w:tcMar>
+              <w:top w:w="45" w:type="dxa"/>
+              <w:left w:w="90" w:type="dxa"/>
+              <w:bottom w:w="45" w:type="dxa"/>
+              <w:right w:w="90" w:type="dxa"/>
+            </w:tcMar>
+          </w:tcPr>
+          <w:p>
+            <w:pPr>
+              <w:spacing w:after="0" w:line="240" w:lineRule="auto"/>
+            </w:pPr>
+            <w:r>
+              <w:rPr>
+                <w:sz w:val="19"/>
+                <w:szCs w:val="19"/>
+              </w:rPr>
+              <w:t>Estudiantes de peor desempeño previo</w:t>
+            </w:r>
+          </w:p>
+        </w:tc>
+        <w:tc>
+          <w:tcPr>
+            <w:tcW w:w="3164" w:type="dxa"/>
+            <w:tcBorders>
+              <w:top w:val="none" w:sz="0" w:space="0" w:color="FFFFFF"/>
+              <w:left w:val="none" w:sz="0" w:space="0" w:color="FFFFFF"/>
+              <w:bottom w:val="single" w:sz="2" w:space="0" w:color="BFBFBF"/>
+              <w:right w:val="none" w:sz="0" w:space="0" w:color="FFFFFF"/>
+            </w:tcBorders>
+            <w:tcMar>
+              <w:top w:w="45" w:type="dxa"/>
+              <w:left w:w="90" w:type="dxa"/>
+              <w:bottom w:w="45" w:type="dxa"/>
+              <w:right w:w="90" w:type="dxa"/>
+            </w:tcMar>
+          </w:tcPr>
+          <w:p>
+            <w:pPr>
+              <w:spacing w:after="0" w:line="240" w:lineRule="auto"/>
+            </w:pPr>
+            <w:r>
+              <w:rPr>
+                <w:sz w:val="19"/>
+                <w:szCs w:val="19"/>
+              </w:rPr>
+              <w:t>Ganancia de unos 45 puntos percentiles</w:t>
+            </w:r>
+          </w:p>
+        </w:tc>
+        <w:tc>
+          <w:tcPr>
+            <w:tcW w:w="2636" w:type="dxa"/>
+            <w:tcBorders>
+              <w:top w:val="none" w:sz="0" w:space="0" w:color="FFFFFF"/>
+              <w:left w:val="none" w:sz="0" w:space="0" w:color="FFFFFF"/>
+              <w:bottom w:val="single" w:sz="2" w:space="0" w:color="BFBFBF"/>
+              <w:right w:val="none" w:sz="0" w:space="0" w:color="FFFFFF"/>
+            </w:tcBorders>
+            <w:tcMar>
+              <w:top w:w="45" w:type="dxa"/>
+              <w:left w:w="90" w:type="dxa"/>
+              <w:bottom w:w="45" w:type="dxa"/>
+              <w:right w:w="90" w:type="dxa"/>
+            </w:tcMar>
+          </w:tcPr>
+          <w:p>
+            <w:pPr>
+              <w:spacing w:after="0" w:line="240" w:lineRule="auto"/>
+            </w:pPr>
+            <w:r>
+              <w:rPr>
+                <w:sz w:val="19"/>
+                <w:szCs w:val="19"/>
+              </w:rPr>
+              <w:t>Aumento amplio</w:t>
+            </w:r>
+          </w:p>
+        </w:tc>
+      </w:tr>
+      <w:tr>
+        <w:tblPrEx>
+          <w:tblCellMar>
+            <w:top w:w="0" w:type="dxa"/>
+            <w:bottom w:w="0" w:type="dxa"/>
+          </w:tblCellMar>
+        </w:tblPrEx>
+        <w:trPr>
+          <w:cantSplit/>
+          <w:tblHeader/>
+        </w:trPr>
+        <w:tc>
+          <w:tcPr>
+            <w:tcW w:w="2988" w:type="dxa"/>
+            <w:tcBorders>
+              <w:top w:val="none" w:sz="0" w:space="0" w:color="FFFFFF"/>
+              <w:left w:val="none" w:sz="0" w:space="0" w:color="FFFFFF"/>
+              <w:bottom w:val="single" w:sz="2" w:space="0" w:color="BFBFBF"/>
+              <w:right w:val="none" w:sz="0" w:space="0" w:color="FFFFFF"/>
+            </w:tcBorders>
+            <w:tcMar>
+              <w:top w:w="45" w:type="dxa"/>
+              <w:left w:w="90" w:type="dxa"/>
+              <w:bottom w:w="45" w:type="dxa"/>
+              <w:right w:w="90" w:type="dxa"/>
+            </w:tcMar>
+          </w:tcPr>
+          <w:p>
+            <w:pPr>
+              <w:spacing w:after="0" w:line="240" w:lineRule="auto"/>
+            </w:pPr>
+            <w:r>
+              <w:rPr>
+                <w:sz w:val="19"/>
+                <w:szCs w:val="19"/>
+              </w:rPr>
+              <w:t>Estudiantes de mejor desempeño previo</w:t>
+            </w:r>
+          </w:p>
+        </w:tc>
+        <w:tc>
+          <w:tcPr>
+            <w:tcW w:w="3164" w:type="dxa"/>
+            <w:tcBorders>
+              <w:top w:val="none" w:sz="0" w:space="0" w:color="FFFFFF"/>
+              <w:left w:val="none" w:sz="0" w:space="0" w:color="FFFFFF"/>
+              <w:bottom w:val="single" w:sz="2" w:space="0" w:color="BFBFBF"/>
+              <w:right w:val="none" w:sz="0" w:space="0" w:color="FFFFFF"/>
+            </w:tcBorders>
+            <w:tcMar>
+              <w:top w:w="45" w:type="dxa"/>
+              <w:left w:w="90" w:type="dxa"/>
+              <w:bottom w:w="45" w:type="dxa"/>
+              <w:right w:w="90" w:type="dxa"/>
+            </w:tcMar>
+          </w:tcPr>
+          <w:p>
+            <w:pPr>
+              <w:spacing w:after="0" w:line="240" w:lineRule="auto"/>
+            </w:pPr>
+            <w:r>
+              <w:rPr>
+                <w:sz w:val="19"/>
+                <w:szCs w:val="19"/>
+              </w:rPr>
+              <w:t>Peores calificaciones con acceso</w:t>
+            </w:r>
+          </w:p>
+        </w:tc>
+        <w:tc>
+          <w:tcPr>
+            <w:tcW w:w="2636" w:type="dxa"/>
+            <w:tcBorders>
+              <w:top w:val="none" w:sz="0" w:space="0" w:color="FFFFFF"/>
+              <w:left w:val="none" w:sz="0" w:space="0" w:color="FFFFFF"/>
+              <w:bottom w:val="single" w:sz="2" w:space="0" w:color="BFBFBF"/>
+              <w:right w:val="none" w:sz="0" w:space="0" w:color="FFFFFF"/>
+            </w:tcBorders>
+            <w:tcMar>
+              <w:top w:w="45" w:type="dxa"/>
+              <w:left w:w="90" w:type="dxa"/>
+              <w:bottom w:w="45" w:type="dxa"/>
+              <w:right w:w="90" w:type="dxa"/>
+            </w:tcMar>
+          </w:tcPr>
+          <w:p>
+            <w:pPr>
+              <w:spacing w:after="0" w:line="240" w:lineRule="auto"/>
+            </w:pPr>
+            <w:r>
+              <w:rPr>
+                <w:sz w:val="19"/>
+                <w:szCs w:val="19"/>
+              </w:rPr>
+              <w:t>Aumento amplio</w:t>
+            </w:r>
+          </w:p>
+        </w:tc>
+      </w:tr>
+      <w:tr>
+        <w:tblPrEx>
+          <w:tblCellMar>
+            <w:top w:w="0" w:type="dxa"/>
+            <w:bottom w:w="0" w:type="dxa"/>
+          </w:tblCellMar>
+        </w:tblPrEx>
+        <w:trPr>
+          <w:cantSplit/>
+          <w:tblHeader/>
+        </w:trPr>
+        <w:tc>
+          <w:tcPr>
+            <w:tcW w:w="2988" w:type="dxa"/>
+            <w:tcBorders>
+              <w:top w:val="none" w:sz="0" w:space="0" w:color="FFFFFF"/>
+              <w:left w:val="none" w:sz="0" w:space="0" w:color="FFFFFF"/>
+              <w:bottom w:val="single" w:sz="8" w:space="0" w:color="404040"/>
+              <w:right w:val="none" w:sz="0" w:space="0" w:color="FFFFFF"/>
+            </w:tcBorders>
+            <w:tcMar>
+              <w:top w:w="45" w:type="dxa"/>
+              <w:left w:w="90" w:type="dxa"/>
+              <w:bottom w:w="45" w:type="dxa"/>
+              <w:right w:w="90" w:type="dxa"/>
+            </w:tcMar>
+          </w:tcPr>
+          <w:p>
+            <w:pPr>
+              <w:spacing w:after="0" w:line="240" w:lineRule="auto"/>
+            </w:pPr>
+            <w:r>
+              <w:rPr>
+                <w:sz w:val="19"/>
+                <w:szCs w:val="19"/>
+              </w:rPr>
+              <w:t>Conjunto de la muestra</w:t>
+            </w:r>
+          </w:p>
+        </w:tc>
+        <w:tc>
+          <w:tcPr>
+            <w:tcW w:w="3164" w:type="dxa"/>
+            <w:tcBorders>
+              <w:top w:val="none" w:sz="0" w:space="0" w:color="FFFFFF"/>
+              <w:left w:val="none" w:sz="0" w:space="0" w:color="FFFFFF"/>
+              <w:bottom w:val="single" w:sz="8" w:space="0" w:color="404040"/>
+              <w:right w:val="none" w:sz="0" w:space="0" w:color="FFFFFF"/>
+            </w:tcBorders>
+            <w:tcMar>
+              <w:top w:w="45" w:type="dxa"/>
+              <w:left w:w="90" w:type="dxa"/>
+              <w:bottom w:w="45" w:type="dxa"/>
+              <w:right w:w="90" w:type="dxa"/>
+            </w:tcMar>
+          </w:tcPr>
+          <w:p>
+            <w:pPr>
+              <w:spacing w:after="0" w:line="240" w:lineRule="auto"/>
+            </w:pPr>
+            <w:r>
+              <w:rPr>
+                <w:sz w:val="19"/>
+                <w:szCs w:val="19"/>
+              </w:rPr>
+              <w:t>Mejora ligera e inconsistente</w:t>
+            </w:r>
+          </w:p>
+        </w:tc>
+        <w:tc>
+          <w:tcPr>
+            <w:tcW w:w="2636" w:type="dxa"/>
+            <w:tcBorders>
+              <w:top w:val="none" w:sz="0" w:space="0" w:color="FFFFFF"/>
+              <w:left w:val="none" w:sz="0" w:space="0" w:color="FFFFFF"/>
+              <w:bottom w:val="single" w:sz="8" w:space="0" w:color="404040"/>
+              <w:right w:val="none" w:sz="0" w:space="0" w:color="FFFFFF"/>
+            </w:tcBorders>
+            <w:tcMar>
+              <w:top w:w="45" w:type="dxa"/>
+              <w:left w:w="90" w:type="dxa"/>
+              <w:bottom w:w="45" w:type="dxa"/>
+              <w:right w:w="90" w:type="dxa"/>
+            </w:tcMar>
+          </w:tcPr>
+          <w:p>
+            <w:pPr>
+              <w:spacing w:after="0" w:line="240" w:lineRule="auto"/>
+            </w:pPr>
+            <w:r>
+              <w:rPr>
+                <w:sz w:val="19"/>
+                <w:szCs w:val="19"/>
+              </w:rPr>
+              <w:t>Aumento amplio y consistente</w:t>
+            </w:r>
+          </w:p>
+        </w:tc>
+      </w:tr>
+    </w:tbl>
+    <w:p>
+      <w:pPr>
+        <w:spacing w:before="60" w:after="220"/>
+      </w:pPr>
+      <w:r>
+        <w:rPr>
+          <w:i/>
+          <w:iCs/>
+          <w:color w:val="52514E"/>
+          <w:sz w:val="17"/>
+          <w:szCs w:val="17"/>
+        </w:rPr>
+        <w:t>Fuente: Choi y Schwarcz, «AI Assistance in Legal Analysis: An Empirical Study», Journal of Legal Education. SSRN 4539836.</w:t>
+      </w:r>
+    </w:p>
+    <w:p>
+      <w:pPr>
+        <w:jc w:val="both"/>
+      </w:pPr>
+      <w:r>
+        <w:t>Un trabajo relacionado del mismo equipo, publicado en la Minnesota Law Review, encuentra aumento de velocidad en tareas jurídicas aplicadas sin daño a la calidad.</w:t>
+      </w:r>
+    </w:p>
+    <w:p>
+      <w:pPr>
+        <w:pStyle w:val="Heading20"/>
+      </w:pPr>
+      <w:bookmarkStart w:id="95" w:name="_Toc240420734"/>
+      <w:r>
+        <w:t>D.4 Instrumentos de evaluación jurídica</w:t>
+      </w:r>
+      <w:bookmarkEnd w:id="95"/>
+    </w:p>
+    <w:p>
+      <w:pPr>
+        <w:jc w:val="both"/>
+      </w:pPr>
+      <w:r>
+        <w:t>Aplicación del criterio del capítulo III a los instru</w:t>
+      </w:r>
+      <w:r>
+        <w:t>mentos habituales de la enseñanza jurídica. Es una valoración del autor, no una medición.</w:t>
+      </w:r>
+    </w:p>
+    <w:p>
+      <w:pPr>
+        <w:keepNext/>
+        <w:spacing w:before="200" w:after="80"/>
+      </w:pPr>
+      <w:r>
+        <w:rPr>
+          <w:b/>
+          <w:bCs/>
+          <w:sz w:val="20"/>
+          <w:szCs w:val="20"/>
+        </w:rPr>
+        <w:t xml:space="preserve">Tabla 9. </w:t>
       </w:r>
       <w:r>
         <w:rPr>
@@ -17245,192 +19838,153 @@
       <w:pPr>
         <w:pStyle w:val="Heading20"/>
       </w:pPr>
-      <w:bookmarkStart w:id="85" w:name="_Toc240419387"/>
+      <w:bookmarkStart w:id="96" w:name="_Toc240420735"/>
+      <w:r>
+        <w:t>D.5 Contexto profesional</w:t>
+      </w:r>
+      <w:bookmarkEnd w:id="96"/>
+    </w:p>
+    <w:p>
+      <w:pPr>
+        <w:jc w:val="both"/>
+      </w:pPr>
+      <w:r>
+        <w:t xml:space="preserve">La National Conference of Bar Examiners de Estados Unidos fijó el debut de su nuevo examen de acceso en julio de 2026, con adopción escalonada por jurisdicción. El Legal Writing Institute ha publicado material sobre el desplazamiento de la enseñanza de la </w:t>
+      </w:r>
+      <w:r>
+        <w:t>escritura jurídica desde la composición hacia la crítica de textos existentes.</w:t>
+      </w:r>
+    </w:p>
+    <w:p>
+      <w:pPr>
+        <w:jc w:val="both"/>
+      </w:pPr>
+      <w:r>
+        <w:t>En Iberoamérica, la Facultad de Derecho de la Universidad de Valparaíso mantiene un laboratorio de innovación docente en la materia. El informe experto de base registra activida</w:t>
+      </w:r>
+      <w:r>
+        <w:t>des aisladas en varios países, sin oferta estructurada ni continuidad acreditada entre cohortes.</w:t>
+      </w:r>
+    </w:p>
+    <w:p>
+      <w:pPr>
+        <w:pStyle w:val="Heading20"/>
+      </w:pPr>
+      <w:bookmarkStart w:id="97" w:name="_Toc240420736"/>
+      <w:r>
+        <w:t>D.6 Antecedente de la propia Escuela</w:t>
+      </w:r>
+      <w:bookmarkEnd w:id="97"/>
+    </w:p>
+    <w:p>
+      <w:pPr>
+        <w:jc w:val="both"/>
+      </w:pPr>
+      <w:r>
+        <w:t>Faúndez-Ugalde, Mellado-Silva, Aldunate-Lizana y Benfeld publicaron en 2024 un trabajo que midió el efecto de asistentes v</w:t>
+      </w:r>
+      <w:r>
+        <w:t>irtuales sobre el aprendizaje jurídico en cuatro casos de asignatura de esta Escuela, entre 2019 y 2022, con grupo experimental, grupo de control y medición antes y después.</w:t>
+      </w:r>
+    </w:p>
+    <w:p>
+      <w:pPr>
+        <w:jc w:val="both"/>
+      </w:pPr>
       <w:r>
         <w:lastRenderedPageBreak/>
-        <w:t>D.2 Precisiones sobre las fuentes del capítulo X</w:t>
-      </w:r>
-      <w:bookmarkEnd w:id="85"/>
-    </w:p>
-    <w:p>
-      <w:pPr>
-        <w:jc w:val="both"/>
-      </w:pPr>
-      <w:r>
-        <w:t>El estudio de Stanford sobre herramientas jurídicas añade un dato que el cuerpo no recoge: Ask Practical Law AI entrega respuestas incompletas en más del 60 % de las consultas, además de las tasas de contenido inventado de las otras tres herramientas.</w:t>
-      </w:r>
-    </w:p>
-    <w:p>
-      <w:pPr>
-        <w:jc w:val="both"/>
-      </w:pPr>
-      <w:r>
-        <w:t>El r</w:t>
-      </w:r>
-      <w:r>
-        <w:t>egistro de Charlotin incluye únicamente resoluciones en que un tribunal constató el uso de contenido inventado, y descarta las alegaciones no acreditadas. Esa regla de inclusión convierte cada cifra en un mínimo.</w:t>
-      </w:r>
-    </w:p>
-    <w:p>
-      <w:pPr>
-        <w:jc w:val="both"/>
-      </w:pPr>
-      <w:r>
-        <w:t>El trabajo de Choi y Schwarcz tiene un comp</w:t>
-      </w:r>
-      <w:r>
-        <w:t>lemento del mismo equipo, publicado en la Minnesota Law Review, que encuentra aumento de velocidad en tareas jurídicas aplicadas sin daño a la calidad.</w:t>
-      </w:r>
+        <w:t xml:space="preserve">Sus límites, registrados con la misma precisión que sus méritos: las herramientas </w:t>
+      </w:r>
+      <w:r>
+        <w:t>son anteriores a la inteligencia artificial generativa, la unidad de observación es la asignatura, las muestras van de dieciséis a cincuenta y seis estudiantes, y solo el tercer caso informa prueba estadística.</w:t>
+      </w:r>
+    </w:p>
+    <w:p>
+      <w:pPr>
+        <w:jc w:val="both"/>
+      </w:pPr>
+      <w:r>
+        <w:t>El autor de este informe figura entre los ayu</w:t>
+      </w:r>
+      <w:r>
+        <w:t>dantes de investigación agradecidos en esa publicación.</w:t>
+      </w:r>
+    </w:p>
+    <w:p>
+      <w:pPr>
+        <w:pStyle w:val="Heading10"/>
+      </w:pPr>
+      <w:bookmarkStart w:id="98" w:name="_Toc240420737"/>
+      <w:r>
+        <w:lastRenderedPageBreak/>
+        <w:t>Anexo E. Declaración de uso de inteligencia artificial</w:t>
+      </w:r>
+      <w:bookmarkEnd w:id="98"/>
+    </w:p>
+    <w:p>
+      <w:pPr>
+        <w:jc w:val="both"/>
+      </w:pPr>
+      <w:r>
+        <w:t xml:space="preserve">En la elaboración de este informe se utilizaron herramientas de inteligencia artificial como apoyo para la búsqueda preliminar de literatura, la </w:t>
+      </w:r>
+      <w:r>
+        <w:t>organización del material reunido y la redacción de versiones de trabajo.</w:t>
+      </w:r>
+    </w:p>
+    <w:p>
+      <w:pPr>
+        <w:jc w:val="both"/>
+      </w:pPr>
+      <w:r>
+        <w:t>La selección de fuentes, la interpretación de los resultados, la estructura argumental y las conclusiones fueron objeto de revisión del autor. Las cifras y referencias del cuerpo pri</w:t>
+      </w:r>
+      <w:r>
+        <w:t xml:space="preserve">ncipal se contrastaron con las fuentes indicadas, con las dos excepciones que el anexo A registra y que quedan consignadas en el documento de verificaciones pendientes. El autor asignó además el nivel demostrativo de cada afirmación central según la regla </w:t>
+      </w:r>
+      <w:r>
+        <w:t>del apartado A.6, y declaró su relación con el trabajo de 2024 citado en el capítulo XI.</w:t>
+      </w:r>
+    </w:p>
+    <w:p>
+      <w:pPr>
+        <w:jc w:val="both"/>
+      </w:pPr>
+      <w:r>
+        <w:t>El uso de estas herramientas no sustituye la responsabilidad del autor sobre el contenido del documento.</w:t>
+      </w:r>
+    </w:p>
+    <w:p>
+      <w:pPr>
+        <w:jc w:val="both"/>
+      </w:pPr>
+      <w:r>
+        <w:t>Se incluye porque el capítulo XI plantea la cuestión de exigir declaraciones equivalentes en los trabajos de los estudiantes, exigencia que carecería de fundamento si los documentos institucionales no la cumplieran primero.</w:t>
+      </w:r>
+    </w:p>
+    <w:p>
+      <w:pPr>
+        <w:pStyle w:val="Heading10"/>
+      </w:pPr>
+      <w:bookmarkStart w:id="99" w:name="_Toc240420738"/>
+      <w:r>
+        <w:lastRenderedPageBreak/>
+        <w:t>Anexo F. Referencias</w:t>
+      </w:r>
+      <w:bookmarkEnd w:id="99"/>
     </w:p>
     <w:p>
       <w:pPr>
         <w:pStyle w:val="Heading20"/>
       </w:pPr>
-      <w:bookmarkStart w:id="86" w:name="_Toc240419388"/>
-      <w:r>
-        <w:t>D.3 Contexto profesional</w:t>
-      </w:r>
-      <w:bookmarkEnd w:id="86"/>
-    </w:p>
-    <w:p>
-      <w:pPr>
-        <w:jc w:val="both"/>
-      </w:pPr>
-      <w:r>
-        <w:t>La National Conference of Bar Examiners de Estados Unidos fijó el debut de su n</w:t>
-      </w:r>
-      <w:r>
-        <w:t>uevo examen de acceso en julio de 2026, con adopción escalonada por jurisdicción. El Legal Writing Institute ha publicado material sobre el desplazamiento de la enseñanza de la escritura jurídica desde la composición hacia la crítica de textos existentes.</w:t>
-      </w:r>
-    </w:p>
-    <w:p>
-      <w:pPr>
-        <w:jc w:val="both"/>
-      </w:pPr>
-      <w:r>
-        <w:t>En Iberoamérica, la Facultad de Derecho de la Universidad de Valparaíso mantiene un laboratorio de innovación docente en la materia. El informe experto de base registra actividades aisladas en varios países, sin oferta estructurada ni continuidad acreditad</w:t>
-      </w:r>
-      <w:r>
-        <w:t>a entre cohortes.</w:t>
-      </w:r>
-    </w:p>
-    <w:p>
-      <w:pPr>
-        <w:pStyle w:val="Heading20"/>
-      </w:pPr>
-      <w:bookmarkStart w:id="87" w:name="_Toc240419389"/>
-      <w:r>
-        <w:t>D.4 Antecedente de la propia Escuela</w:t>
-      </w:r>
-      <w:bookmarkEnd w:id="87"/>
-    </w:p>
-    <w:p>
-      <w:pPr>
-        <w:jc w:val="both"/>
-      </w:pPr>
-      <w:r>
-        <w:t>Faúndez-Ugalde, Mellado-Silva, Aldunate-Lizana y Benfeld publicaron en 2024 un trabajo que midió el efecto de asistentes virtuales sobre el aprendizaje jurídico en cuatro casos de asignatura de esta Es</w:t>
-      </w:r>
-      <w:r>
-        <w:t>cuela, entre 2019 y 2022, con grupo experimental, grupo de control y medición antes y después.</w:t>
-      </w:r>
-    </w:p>
-    <w:p>
-      <w:pPr>
-        <w:jc w:val="both"/>
-      </w:pPr>
-      <w:r>
-        <w:t>Sus límites, registrados con la misma precisión que sus méritos: las herramientas son anteriores a la inteligencia artificial generativa, la unidad de observació</w:t>
-      </w:r>
-      <w:r>
-        <w:t>n es la asignatura, las muestras van de dieciséis a cincuenta y seis estudiantes, y solo el tercer caso informa prueba estadística.</w:t>
-      </w:r>
-    </w:p>
-    <w:p>
-      <w:pPr>
-        <w:jc w:val="both"/>
-      </w:pPr>
-      <w:r>
-        <w:t>El autor de este informe figura entre los ayudantes de investigación agradecidos en esa publicación.</w:t>
-      </w:r>
-    </w:p>
-    <w:p>
-      <w:pPr>
-        <w:pStyle w:val="Heading10"/>
-      </w:pPr>
-      <w:bookmarkStart w:id="88" w:name="_Toc240419390"/>
-      <w:r>
-        <w:t>Anexo E. Declaración de uso de inteligencia artificial</w:t>
-      </w:r>
-      <w:bookmarkEnd w:id="88"/>
-    </w:p>
-    <w:p>
-      <w:pPr>
-        <w:jc w:val="both"/>
-      </w:pPr>
-      <w:r>
-        <w:t>En la elaboración de este informe se utilizaron herramientas de inteligencia artificial como apoyo para la búsqueda preliminar de literatura, la organización del material reunido y la redacción de vers</w:t>
-      </w:r>
-      <w:r>
-        <w:t>iones de trabajo.</w:t>
-      </w:r>
-    </w:p>
-    <w:p>
-      <w:pPr>
-        <w:jc w:val="both"/>
-      </w:pPr>
-      <w:r>
-        <w:t>La selección de fuentes, la interpretación de los resultados, la estructura argumental y las conclusiones fueron objeto de revisión del autor. Las cifras y referencias del cuerpo principal se contrastaron con las fuentes indicadas, con la</w:t>
-      </w:r>
-      <w:r>
-        <w:t xml:space="preserve">s dos excepciones que el anexo A registra y </w:t>
-      </w:r>
-      <w:r>
-        <w:lastRenderedPageBreak/>
-        <w:t>que quedan consignadas en el documento de verificaciones pendientes. El autor asignó además el nivel demostrativo de cada afirmación central según la regla del apartado A.6, y declaró su relación con el trabajo d</w:t>
-      </w:r>
-      <w:r>
-        <w:t>e 2024 citado en el capítulo XI.</w:t>
-      </w:r>
-    </w:p>
-    <w:p>
-      <w:pPr>
-        <w:jc w:val="both"/>
-      </w:pPr>
-      <w:r>
-        <w:t>El uso de estas herramientas no sustituye la responsabilidad del autor sobre el contenido del documento.</w:t>
-      </w:r>
-    </w:p>
-    <w:p>
-      <w:pPr>
-        <w:jc w:val="both"/>
-      </w:pPr>
-      <w:r>
-        <w:t>Esta declaración figura en anexo por indicación expresa de la Dirección de la Escuela, y se incluye porque el capítulo</w:t>
-      </w:r>
-      <w:r>
-        <w:t xml:space="preserve"> XI plantea la cuestión de exigir declaraciones equivalentes en los trabajos de los estudiantes.</w:t>
-      </w:r>
-    </w:p>
-    <w:p>
-      <w:pPr>
-        <w:pStyle w:val="Heading10"/>
-      </w:pPr>
-      <w:bookmarkStart w:id="89" w:name="_Toc240419391"/>
-      <w:r>
-        <w:t>Anexo F. Referencias</w:t>
-      </w:r>
-      <w:bookmarkEnd w:id="89"/>
-    </w:p>
-    <w:p>
-      <w:pPr>
-        <w:pStyle w:val="Heading20"/>
-      </w:pPr>
-      <w:bookmarkStart w:id="90" w:name="_Toc240419392"/>
-      <w:r>
-        <w:t>F.1 Literatura académica</w:t>
-      </w:r>
-      <w:bookmarkEnd w:id="90"/>
+      <w:bookmarkStart w:id="100" w:name="_Toc240420739"/>
+      <w:r>
+        <w:t>F.1 Literat</w:t>
+      </w:r>
+      <w:r>
+        <w:t>ura académica</w:t>
+      </w:r>
+      <w:bookmarkEnd w:id="100"/>
     </w:p>
     <w:p>
       <w:pPr>
@@ -17438,10 +19992,7 @@
         <w:ind w:left="567" w:hanging="567"/>
       </w:pPr>
       <w:r>
-        <w:t xml:space="preserve">Bastani, H., Bastani, O., Sungu, A., Ge, H., Kabakcı, Ö., y Mariman, R. (2025). Generative AI without guardrails </w:t>
-      </w:r>
-      <w:r>
-        <w:t xml:space="preserve">can harm learning: Evidence from high school mathematics. </w:t>
+        <w:t xml:space="preserve">Bastani, H., Bastani, O., Sungu, A., Ge, H., Kabakcı, Ö., y Mariman, R. (2025). Generative AI without guardrails can harm learning: Evidence from high school mathematics. </w:t>
       </w:r>
       <w:r>
         <w:rPr>
@@ -17451,7 +20002,10 @@
         <w:t>Proceedings of the National Academy of Sciences</w:t>
       </w:r>
       <w:r>
-        <w:t>. Versión previa: SSRN 4895486.</w:t>
+        <w:t>. Versión previa: SSRN 4</w:t>
+      </w:r>
+      <w:r>
+        <w:t>895486.</w:t>
       </w:r>
     </w:p>
     <w:p>
@@ -17489,7 +20043,10 @@
         <w:t>Journal of Legal Education</w:t>
       </w:r>
       <w:r>
-        <w:t>. SSRN 4539836.</w:t>
+        <w:t>. SSRN 453983</w:t>
+      </w:r>
+      <w:r>
+        <w:t>6.</w:t>
       </w:r>
     </w:p>
     <w:p>
@@ -17498,10 +20055,7 @@
         <w:ind w:left="567" w:hanging="567"/>
       </w:pPr>
       <w:r>
-        <w:t>Doshi, A. R., y Hauser, O. P. (2024). Generative AI enhances individual creativity but reduces the collective diversity of n</w:t>
-      </w:r>
-      <w:r>
-        <w:t xml:space="preserve">ovel content. </w:t>
+        <w:t xml:space="preserve">Doshi, A. R., y Hauser, O. P. (2024). Generative AI enhances individual creativity but reduces the collective diversity of novel content. </w:t>
       </w:r>
       <w:r>
         <w:rPr>
@@ -17520,21 +20074,17 @@
         <w:ind w:left="567" w:hanging="567"/>
       </w:pPr>
       <w:r>
-        <w:t xml:space="preserve">Faúndez-Ugalde, A., Mellado-Silva, R., Aldunate-Lizana, E., y Benfeld, J. (2024). La enseñanza-aprendizaje del derecho a través de asistentes virtuales. </w:t>
+        <w:t>Faúndez-Ugalde, A., Mellado-Silva, R., Aldunate-Lizana, E., y Benfeld, J. (2024</w:t>
+      </w:r>
+      <w:r>
+        <w:t xml:space="preserve">). La enseñanza-aprendizaje del derecho a través de asistentes virtuales. </w:t>
       </w:r>
       <w:r>
         <w:rPr>
           <w:i/>
           <w:iCs/>
         </w:rPr>
-        <w:t>Revista Pedagogía Universitaria y Didáctica del Derec</w:t>
-      </w:r>
-      <w:r>
-        <w:rPr>
-          <w:i/>
-          <w:iCs/>
-        </w:rPr>
-        <w:t>ho, 11</w:t>
+        <w:t>Revista Pedagogía Universitaria y Didáctica del Derecho, 11</w:t>
       </w:r>
       <w:r>
         <w:t>(1), 31-48.</w:t>
@@ -17565,7 +20115,10 @@
         <w:ind w:left="567" w:hanging="567"/>
       </w:pPr>
       <w:r>
-        <w:t xml:space="preserve">Kestin, G., Miller, K., Klales, A., Milbourne, T., y Ponti, G. (2025). AI tutoring outperforms in-class active learning: An RCT introducing a novel research-based design in an authentic educational setting. </w:t>
+        <w:t>Kestin,</w:t>
+      </w:r>
+      <w:r>
+        <w:t xml:space="preserve"> G., Miller, K., Klales, A., Milbourne, T., y Ponti, G. (2025). AI tutoring outperforms in-class active learning: An RCT introducing a novel research-based design in an authentic educational setting. </w:t>
       </w:r>
       <w:r>
         <w:rPr>
@@ -17591,14 +20144,14 @@
           <w:i/>
           <w:iCs/>
         </w:rPr>
-        <w:t>Y</w:t>
+        <w:t>Your bra</w:t>
       </w:r>
       <w:r>
         <w:rPr>
           <w:i/>
           <w:iCs/>
         </w:rPr>
-        <w:t>our brain on ChatGPT: Accumulation of cognitive debt when using an AI assistant for essay writing task</w:t>
+        <w:t>in on ChatGPT: Accumulation of cognitive debt when using an AI assistant for essay writing task</w:t>
       </w:r>
       <w:r>
         <w:t>. arXiv 2506.08872. Preprint con limitaciones metodológicas documentadas; comentario crítico en arXiv 2601.00856.</w:t>
@@ -17610,10 +20163,7 @@
         <w:ind w:left="567" w:hanging="567"/>
       </w:pPr>
       <w:r>
-        <w:t>Liang, W., Yuksekgonul, M., Mao, Y., Wu,</w:t>
-      </w:r>
-      <w:r>
-        <w:t xml:space="preserve"> E., y Zou, J. (2023). GPT detectors are biased against non-native English writers. </w:t>
+        <w:t xml:space="preserve">Liang, W., Yuksekgonul, M., Mao, Y., Wu, E., y Zou, J. (2023). GPT detectors are biased against non-native English writers. </w:t>
       </w:r>
       <w:r>
         <w:rPr>
@@ -17632,10 +20182,10 @@
         <w:ind w:left="567" w:hanging="567"/>
       </w:pPr>
       <w:r>
-        <w:t xml:space="preserve">Magesh, V., Surani, F., Dahl, M., Suzgun, M., Manning, C. D., y Ho, D. E. (2025). Hallucination-free? Assessing the reliability of leading AI legal </w:t>
-      </w:r>
-      <w:r>
-        <w:t xml:space="preserve">research tools. </w:t>
+        <w:t>Magesh, V., Surani, F., Dahl, M., Suzgun, M., Manning, C. D., y Ho, D. E. (2025). Hallucination-free? Assess</w:t>
+      </w:r>
+      <w:r>
+        <w:t xml:space="preserve">ing the reliability of leading AI legal research tools. </w:t>
       </w:r>
       <w:r>
         <w:rPr>
@@ -17664,7 +20214,10 @@
         <w:t>Global evidence on gender gaps and generative AI</w:t>
       </w:r>
       <w:r>
-        <w:t xml:space="preserve"> (Working Paper 25-023). Harvard Business School.</w:t>
+        <w:t xml:space="preserve"> (Working Paper 25-023). H</w:t>
+      </w:r>
+      <w:r>
+        <w:t>arvard Business School.</w:t>
       </w:r>
     </w:p>
     <w:p>
@@ -17673,11 +20226,7 @@
         <w:ind w:left="567" w:hanging="567"/>
       </w:pPr>
       <w:r>
-        <w:lastRenderedPageBreak/>
-        <w:t>Scarfe, P., Watc</w:t>
-      </w:r>
-      <w:r>
-        <w:t xml:space="preserve">ham, K., Clarke, A., y Roesch, E. (2024). A real-world test of artificial intelligence infiltration of a university examinations system: A Turing test case study. </w:t>
+        <w:t xml:space="preserve">Scarfe, P., Watcham, K., Clarke, A., y Roesch, E. (2024). A real-world test of artificial intelligence infiltration of a university examinations system: A Turing test case study. </w:t>
       </w:r>
       <w:r>
         <w:rPr>
@@ -17696,10 +20245,10 @@
         <w:ind w:left="567" w:hanging="567"/>
       </w:pPr>
       <w:r>
-        <w:t>Wang, J., y Fan, W. (2025). The effect of ChatGPT on students' lea</w:t>
-      </w:r>
-      <w:r>
-        <w:t xml:space="preserve">rning performance, learning perception, and higher-order thinking: Insights from a meta-analysis. </w:t>
+        <w:t>Wang, J., y Fan, W. (2025)</w:t>
+      </w:r>
+      <w:r>
+        <w:t xml:space="preserve">. The effect of ChatGPT on students' learning performance, learning perception, and higher-order thinking: Insights from a meta-analysis. </w:t>
       </w:r>
       <w:r>
         <w:rPr>
@@ -17709,21 +20258,17 @@
         <w:t>Humanities and Social Sciences Communications, 12</w:t>
       </w:r>
       <w:r>
-        <w:t xml:space="preserve">, art. 621. Retractado el 22 de abril de 2026; nota de retractación en </w:t>
+        <w:t>, art. 621. Retractado el 22 de abril de 2026; nota de retractación e</w:t>
+      </w:r>
+      <w:r>
+        <w:t xml:space="preserve">n </w:t>
       </w:r>
       <w:r>
         <w:rPr>
           <w:i/>
           <w:iCs/>
         </w:rPr>
-        <w:t>Humanities and Social Sciences Communi</w:t>
-      </w:r>
-      <w:r>
-        <w:rPr>
-          <w:i/>
-          <w:iCs/>
-        </w:rPr>
-        <w:t>cations, 13</w:t>
+        <w:t>Humanities and Social Sciences Communications, 13</w:t>
       </w:r>
       <w:r>
         <w:t xml:space="preserve"> (2026), doi 10.1057/s41599-026-07310-z.</w:t>
@@ -17754,10 +20299,11 @@
         <w:ind w:left="567" w:hanging="567"/>
       </w:pPr>
       <w:r>
-        <w:t>Zhang, Y., et al. (2026). A review of generati</w:t>
-      </w:r>
-      <w:r>
-        <w:t xml:space="preserve">ve AI integration in design education: Macro and micro perspectives on university policies and course practices. </w:t>
+        <w:lastRenderedPageBreak/>
+        <w:t>Zhang,</w:t>
+      </w:r>
+      <w:r>
+        <w:t xml:space="preserve"> Y., et al. (2026). A review of generative AI integration in design education: Macro and micro perspectives on university policies and course practices. </w:t>
       </w:r>
       <w:r>
         <w:rPr>
@@ -17774,11 +20320,14 @@
       <w:pPr>
         <w:pStyle w:val="Heading20"/>
       </w:pPr>
-      <w:bookmarkStart w:id="91" w:name="_Toc240419393"/>
-      <w:r>
-        <w:t>F.2 Organismos públicos e internacionales</w:t>
-      </w:r>
-      <w:bookmarkEnd w:id="91"/>
+      <w:bookmarkStart w:id="101" w:name="_Toc240420740"/>
+      <w:r>
+        <w:t>F.2 Organismos públicos e internacion</w:t>
+      </w:r>
+      <w:r>
+        <w:t>ales</w:t>
+      </w:r>
+      <w:bookmarkEnd w:id="101"/>
     </w:p>
     <w:p>
       <w:pPr>
@@ -17786,10 +20335,7 @@
         <w:ind w:left="567" w:hanging="567"/>
       </w:pPr>
       <w:r>
-        <w:t xml:space="preserve">Banco Interamericano de Desarrollo </w:t>
-      </w:r>
-      <w:r>
-        <w:t xml:space="preserve">y Ceibal. (2025). </w:t>
+        <w:t xml:space="preserve">Banco Interamericano de Desarrollo y Ceibal. (2025). </w:t>
       </w:r>
       <w:r>
         <w:rPr>
@@ -17815,14 +20361,14 @@
           <w:i/>
           <w:iCs/>
         </w:rPr>
-        <w:t>Canaries in the coal mine? Six facts about the recent employment effects of a</w:t>
+        <w:t xml:space="preserve">Canaries in the coal mine? Six facts </w:t>
       </w:r>
       <w:r>
         <w:rPr>
           <w:i/>
           <w:iCs/>
         </w:rPr>
-        <w:t>rtificial intelligence</w:t>
+        <w:t>about the recent employment effects of artificial intelligence</w:t>
       </w:r>
       <w:r>
         <w:t>. Stanford Digital Economy Lab. Actualización de agosto de 2026.</w:t>
@@ -17853,21 +20399,17 @@
         <w:ind w:left="567" w:hanging="567"/>
       </w:pPr>
       <w:r>
-        <w:t xml:space="preserve">Higher Education Policy Institute. (2026). </w:t>
+        <w:t>Higher Educatio</w:t>
+      </w:r>
+      <w:r>
+        <w:t xml:space="preserve">n Policy Institute. (2026). </w:t>
       </w:r>
       <w:r>
         <w:rPr>
           <w:i/>
           <w:iCs/>
         </w:rPr>
-        <w:t>Student gene</w:t>
-      </w:r>
-      <w:r>
-        <w:rPr>
-          <w:i/>
-          <w:iCs/>
-        </w:rPr>
-        <w:t>rative AI survey 2026</w:t>
+        <w:t>Student generative AI survey 2026</w:t>
       </w:r>
       <w:r>
         <w:t xml:space="preserve"> (Informe 199). Trabajo de campo de Savanta, diciembre de 2025, n = 1.054.</w:t>
@@ -17889,7 +20431,10 @@
         <w:t>Measuring the impact of early-2025 AI on experienced open-source developer productivity</w:t>
       </w:r>
       <w:r>
-        <w:t>. Con actualización de febrero de 2026.</w:t>
+        <w:t>. Con actualización</w:t>
+      </w:r>
+      <w:r>
+        <w:t xml:space="preserve"> de febrero de 2026.</w:t>
       </w:r>
     </w:p>
     <w:p>
@@ -17934,7 +20479,14 @@
           <w:i/>
           <w:iCs/>
         </w:rPr>
-        <w:t>Enacting assessment reform in a time of artificial intelligence</w:t>
+        <w:t>Enacting assessment reform in a time of artif</w:t>
+      </w:r>
+      <w:r>
+        <w:rPr>
+          <w:i/>
+          <w:iCs/>
+        </w:rPr>
+        <w:t>icial intelligence</w:t>
       </w:r>
       <w:r>
         <w:t>.</w:t>
@@ -17946,10 +20498,7 @@
         <w:ind w:left="567" w:hanging="567"/>
       </w:pPr>
       <w:r>
-        <w:t>U</w:t>
-      </w:r>
-      <w:r>
-        <w:t xml:space="preserve">nesco. (2024). </w:t>
+        <w:t xml:space="preserve">Unesco. (2024). </w:t>
       </w:r>
       <w:r>
         <w:rPr>
@@ -17976,11 +20525,11 @@
       <w:pPr>
         <w:pStyle w:val="Heading20"/>
       </w:pPr>
-      <w:bookmarkStart w:id="92" w:name="_Toc240419394"/>
+      <w:bookmarkStart w:id="102" w:name="_Toc240420741"/>
       <w:r>
         <w:t>F.3 Fuentes universitarias primarias</w:t>
       </w:r>
-      <w:bookmarkEnd w:id="92"/>
+      <w:bookmarkEnd w:id="102"/>
     </w:p>
     <w:p>
       <w:pPr>
@@ -18007,10 +20556,7 @@
         <w:ind w:left="567" w:hanging="567"/>
       </w:pPr>
       <w:r>
-        <w:t xml:space="preserve">Case Western Reserve </w:t>
-      </w:r>
-      <w:r>
-        <w:t xml:space="preserve">University School of Law. (2026). </w:t>
+        <w:t xml:space="preserve">Case Western Reserve University School of Law. (2026). </w:t>
       </w:r>
       <w:r>
         <w:rPr>
@@ -18036,14 +20582,14 @@
           <w:i/>
           <w:iCs/>
         </w:rPr>
-        <w:t>Critique v. composition: Rethinking memos, motions, and briefs in the era of AI</w:t>
+        <w:t>Critique v. composition: Rethinking memos, motions, and br</w:t>
       </w:r>
       <w:r>
         <w:rPr>
           <w:i/>
           <w:iCs/>
         </w:rPr>
-        <w:t xml:space="preserve"> and the NextGen bar</w:t>
+        <w:t>iefs in the era of AI and the NextGen bar</w:t>
       </w:r>
       <w:r>
         <w:t>.</w:t>
@@ -18055,7 +20601,6 @@
         <w:ind w:left="567" w:hanging="567"/>
       </w:pPr>
       <w:r>
-        <w:lastRenderedPageBreak/>
         <w:t xml:space="preserve">National Conference of Bar Examiners. (2026). </w:t>
       </w:r>
       <w:r>
@@ -18085,7 +20630,10 @@
         <w:t>AI fluency initiative</w:t>
       </w:r>
       <w:r>
-        <w:t>. Actualización de febrero de 2026.</w:t>
+        <w:t>. Actualización de febrero d</w:t>
+      </w:r>
+      <w:r>
+        <w:t>e 2026.</w:t>
       </w:r>
     </w:p>
     <w:p>
@@ -18139,14 +20687,7 @@
           <w:i/>
           <w:iCs/>
         </w:rPr>
-        <w:t xml:space="preserve">Política </w:t>
-      </w:r>
-      <w:r>
-        <w:rPr>
-          <w:i/>
-          <w:iCs/>
-        </w:rPr>
-        <w:t>de inteligencia artificial y evaluación: modelo de dos carriles</w:t>
+        <w:t>Política de inteligencia artificial y evaluación: modelo de dos carriles</w:t>
       </w:r>
       <w:r>
         <w:t>.</w:t>
@@ -18158,6 +20699,7 @@
         <w:ind w:left="567" w:hanging="567"/>
       </w:pPr>
       <w:r>
+        <w:lastRenderedPageBreak/>
         <w:t xml:space="preserve">Vanderbilt University. (2023). </w:t>
       </w:r>
       <w:r>
@@ -18175,11 +20717,11 @@
       <w:pPr>
         <w:pStyle w:val="Heading20"/>
       </w:pPr>
-      <w:bookmarkStart w:id="93" w:name="_Toc240419395"/>
+      <w:bookmarkStart w:id="103" w:name="_Toc240420742"/>
       <w:r>
         <w:t>F.4 Fuentes complementarias</w:t>
       </w:r>
-      <w:bookmarkEnd w:id="93"/>
+      <w:bookmarkEnd w:id="103"/>
     </w:p>
     <w:p>
       <w:pPr>
@@ -18194,13 +20736,17 @@
           <w:i/>
           <w:iCs/>
         </w:rPr>
-        <w:t>AI hallucination cases database</w:t>
-      </w:r>
-      <w:r>
-        <w:t>. Smar</w:t>
-      </w:r>
-      <w:r>
-        <w:t>t Law Hub, HEC Paris. 1.981 casos al 28 de agosto de 2026.</w:t>
+        <w:t>AI hallucination cases datab</w:t>
+      </w:r>
+      <w:r>
+        <w:rPr>
+          <w:i/>
+          <w:iCs/>
+        </w:rPr>
+        <w:t>ase</w:t>
+      </w:r>
+      <w:r>
+        <w:t>. Smart Law Hub, HEC Paris. 1.981 casos al 28 de agosto de 2026.</w:t>
       </w:r>
     </w:p>
     <w:p>
@@ -18245,14 +20791,14 @@
           <w:i/>
           <w:iCs/>
         </w:rPr>
-        <w:t>The impact of A</w:t>
+        <w:t>The im</w:t>
       </w:r>
       <w:r>
         <w:rPr>
           <w:i/>
           <w:iCs/>
         </w:rPr>
-        <w:t>I on work in higher education</w:t>
+        <w:t>pact of AI on work in higher education</w:t>
       </w:r>
       <w:r>
         <w:t>.</w:t>
@@ -18351,7 +20897,7 @@
         <w:sz w:val="18"/>
         <w:szCs w:val="18"/>
       </w:rPr>
-      <w:t>3</w:t>
+      <w:t>4</w:t>
     </w:r>
     <w:r>
       <w:rPr>
@@ -18402,7 +20948,7 @@
         <w:sz w:val="18"/>
         <w:szCs w:val="18"/>
       </w:rPr>
-      <w:t>37</w:t>
+      <w:t>51</w:t>
     </w:r>
     <w:r>
       <w:rPr>
@@ -18464,7 +21010,7 @@
           <w:sz w:val="18"/>
           <w:szCs w:val="18"/>
         </w:rPr>
-        <w:t xml:space="preserve">Revista Pedagogía Universitaria y Didáctica del </w:t>
+        <w:t>Revista Pedagogía Universitaria y Didác</w:t>
       </w:r>
       <w:r>
         <w:rPr>
@@ -18473,7 +21019,7 @@
           <w:sz w:val="18"/>
           <w:szCs w:val="18"/>
         </w:rPr>
-        <w:t>Derecho</w:t>
+        <w:t>tica del Derecho</w:t>
       </w:r>
       <w:r>
         <w:rPr>
@@ -18521,7 +21067,7 @@
         <w:sz w:val="16"/>
         <w:szCs w:val="16"/>
       </w:rPr>
-      <w:t xml:space="preserve">Transformaciones </w:t>
+      <w:t>Transfor</w:t>
     </w:r>
     <w:r>
       <w:rPr>
@@ -18530,7 +21076,7 @@
         <w:sz w:val="16"/>
         <w:szCs w:val="16"/>
       </w:rPr>
-      <w:t>de la enseñanza universitaria · 2026 · Anexos</w:t>
+      <w:t>maciones de la enseñanza universitaria · 2026 · Anexos</w:t>
     </w:r>
   </w:p>
 </w:hdr>
@@ -18539,10 +21085,10 @@
 <file path=word/numbering.xml><?xml version="1.0" encoding="utf-8"?>
 <w:numbering xmlns:ve="http://schemas.openxmlformats.org/markup-compatibility/2006" xmlns:o="urn:schemas-microsoft-com:office:office" xmlns:r="http://schemas.openxmlformats.org/officeDocument/2006/relationships" xmlns:m="http://schemas.openxmlformats.org/officeDocument/2006/math" xmlns:v="urn:schemas-microsoft-com:vml" xmlns:wp="http://schemas.openxmlformats.org/drawingml/2006/wordprocessingDrawing" xmlns:w10="urn:schemas-microsoft-com:office:word" xmlns:w="http://schemas.openxmlformats.org/wordprocessingml/2006/main" xmlns:wne="http://schemas.microsoft.com/office/word/2006/wordml">
   <w:abstractNum w:abstractNumId="0">
-    <w:nsid w:val="27227C84"/>
+    <w:nsid w:val="13C05905"/>
     <w:multiLevelType w:val="hybridMultilevel"/>
-    <w:tmpl w:val="6B6EE95E"/>
-    <w:lvl w:ilvl="0" w:tplc="7916A794">
+    <w:tmpl w:val="0ABAE500"/>
+    <w:lvl w:ilvl="0" w:tplc="EF6A5A94">
       <w:start w:val="1"/>
       <w:numFmt w:val="bullet"/>
       <w:lvlText w:val="●"/>
@@ -18551,7 +21097,7 @@
         <w:ind w:left="720" w:hanging="360"/>
       </w:pPr>
     </w:lvl>
-    <w:lvl w:ilvl="1" w:tplc="701203FC">
+    <w:lvl w:ilvl="1" w:tplc="71F680AA">
       <w:start w:val="1"/>
       <w:numFmt w:val="bullet"/>
       <w:lvlText w:val="○"/>
@@ -18560,7 +21106,7 @@
         <w:ind w:left="1440" w:hanging="360"/>
       </w:pPr>
     </w:lvl>
-    <w:lvl w:ilvl="2" w:tplc="36304630">
+    <w:lvl w:ilvl="2" w:tplc="62F4B994">
       <w:start w:val="1"/>
       <w:numFmt w:val="bullet"/>
       <w:lvlText w:val="■"/>
@@ -18569,7 +21115,7 @@
         <w:ind w:left="2160" w:hanging="360"/>
       </w:pPr>
     </w:lvl>
-    <w:lvl w:ilvl="3" w:tplc="0590E8FA">
+    <w:lvl w:ilvl="3" w:tplc="1400878A">
       <w:start w:val="1"/>
       <w:numFmt w:val="bullet"/>
       <w:lvlText w:val="●"/>
@@ -18578,7 +21124,7 @@
         <w:ind w:left="2880" w:hanging="360"/>
       </w:pPr>
     </w:lvl>
-    <w:lvl w:ilvl="4" w:tplc="62389BD4">
+    <w:lvl w:ilvl="4" w:tplc="20FA58F6">
       <w:start w:val="1"/>
       <w:numFmt w:val="bullet"/>
       <w:lvlText w:val="○"/>
@@ -18587,7 +21133,7 @@
         <w:ind w:left="3600" w:hanging="360"/>
       </w:pPr>
     </w:lvl>
-    <w:lvl w:ilvl="5" w:tplc="80047A14">
+    <w:lvl w:ilvl="5" w:tplc="2C7259B6">
       <w:start w:val="1"/>
       <w:numFmt w:val="bullet"/>
       <w:lvlText w:val="■"/>
@@ -18596,7 +21142,7 @@
         <w:ind w:left="4320" w:hanging="360"/>
       </w:pPr>
     </w:lvl>
-    <w:lvl w:ilvl="6" w:tplc="CB9A7AFE">
+    <w:lvl w:ilvl="6" w:tplc="2006FF2A">
       <w:start w:val="1"/>
       <w:numFmt w:val="bullet"/>
       <w:lvlText w:val="●"/>
@@ -18605,7 +21151,7 @@
         <w:ind w:left="5040" w:hanging="360"/>
       </w:pPr>
     </w:lvl>
-    <w:lvl w:ilvl="7" w:tplc="D8280F50">
+    <w:lvl w:ilvl="7" w:tplc="BD48204E">
       <w:start w:val="1"/>
       <w:numFmt w:val="bullet"/>
       <w:lvlText w:val="●"/>
@@ -18614,7 +21160,7 @@
         <w:ind w:left="5760" w:hanging="360"/>
       </w:pPr>
     </w:lvl>
-    <w:lvl w:ilvl="8" w:tplc="DF185ACC">
+    <w:lvl w:ilvl="8" w:tplc="D7323542">
       <w:start w:val="1"/>
       <w:numFmt w:val="bullet"/>
       <w:lvlText w:val="●"/>
@@ -18625,108 +21171,108 @@
     </w:lvl>
   </w:abstractNum>
   <w:abstractNum w:abstractNumId="1">
-    <w:nsid w:val="6A21328A"/>
+    <w:nsid w:val="43C8073A"/>
     <w:multiLevelType w:val="hybridMultilevel"/>
-    <w:tmpl w:val="2DF22234"/>
-    <w:lvl w:ilvl="0" w:tplc="6F1E5C1E">
+    <w:tmpl w:val="FBE64FA8"/>
+    <w:lvl w:ilvl="0" w:tplc="59D26832">
       <w:start w:val="1"/>
-      <w:numFmt w:val="decimal"/>
-      <w:lvlText w:val="%1."/>
+      <w:numFmt w:val="bullet"/>
+      <w:lvlText w:val="•"/>
       <w:lvlJc w:val="left"/>
       <w:pPr>
-        <w:ind w:left="567" w:hanging="340"/>
+        <w:ind w:left="567" w:hanging="284"/>
       </w:pPr>
     </w:lvl>
-    <w:lvl w:ilvl="1" w:tplc="853CCD1E">
+    <w:lvl w:ilvl="1" w:tplc="E1A88E8E">
       <w:numFmt w:val="decimal"/>
       <w:lvlText w:val=""/>
       <w:lvlJc w:val="left"/>
     </w:lvl>
-    <w:lvl w:ilvl="2" w:tplc="7848E25E">
+    <w:lvl w:ilvl="2" w:tplc="599E9452">
       <w:numFmt w:val="decimal"/>
       <w:lvlText w:val=""/>
       <w:lvlJc w:val="left"/>
     </w:lvl>
-    <w:lvl w:ilvl="3" w:tplc="D41E16F4">
+    <w:lvl w:ilvl="3" w:tplc="76C4BDBE">
       <w:numFmt w:val="decimal"/>
       <w:lvlText w:val=""/>
       <w:lvlJc w:val="left"/>
     </w:lvl>
-    <w:lvl w:ilvl="4" w:tplc="043850D2">
+    <w:lvl w:ilvl="4" w:tplc="CBB6B64A">
       <w:numFmt w:val="decimal"/>
       <w:lvlText w:val=""/>
       <w:lvlJc w:val="left"/>
     </w:lvl>
-    <w:lvl w:ilvl="5" w:tplc="E7404926">
+    <w:lvl w:ilvl="5" w:tplc="A40617E2">
       <w:numFmt w:val="decimal"/>
       <w:lvlText w:val=""/>
       <w:lvlJc w:val="left"/>
     </w:lvl>
-    <w:lvl w:ilvl="6" w:tplc="88E66340">
+    <w:lvl w:ilvl="6" w:tplc="98AA184A">
       <w:numFmt w:val="decimal"/>
       <w:lvlText w:val=""/>
       <w:lvlJc w:val="left"/>
     </w:lvl>
-    <w:lvl w:ilvl="7" w:tplc="1ABE3128">
+    <w:lvl w:ilvl="7" w:tplc="11BCDC92">
       <w:numFmt w:val="decimal"/>
       <w:lvlText w:val=""/>
       <w:lvlJc w:val="left"/>
     </w:lvl>
-    <w:lvl w:ilvl="8" w:tplc="23D8966E">
+    <w:lvl w:ilvl="8" w:tplc="670EFC0A">
       <w:numFmt w:val="decimal"/>
       <w:lvlText w:val=""/>
       <w:lvlJc w:val="left"/>
     </w:lvl>
   </w:abstractNum>
   <w:abstractNum w:abstractNumId="2">
-    <w:nsid w:val="6B45026E"/>
+    <w:nsid w:val="55B54E79"/>
     <w:multiLevelType w:val="hybridMultilevel"/>
-    <w:tmpl w:val="A84638CC"/>
-    <w:lvl w:ilvl="0" w:tplc="6CD236C0">
+    <w:tmpl w:val="6C9ADD7A"/>
+    <w:lvl w:ilvl="0" w:tplc="0CBA8042">
       <w:start w:val="1"/>
-      <w:numFmt w:val="bullet"/>
-      <w:lvlText w:val="•"/>
+      <w:numFmt w:val="decimal"/>
+      <w:lvlText w:val="%1."/>
       <w:lvlJc w:val="left"/>
       <w:pPr>
-        <w:ind w:left="567" w:hanging="284"/>
+        <w:ind w:left="567" w:hanging="340"/>
       </w:pPr>
     </w:lvl>
-    <w:lvl w:ilvl="1" w:tplc="F2D6906A">
+    <w:lvl w:ilvl="1" w:tplc="020CD698">
       <w:numFmt w:val="decimal"/>
       <w:lvlText w:val=""/>
       <w:lvlJc w:val="left"/>
     </w:lvl>
-    <w:lvl w:ilvl="2" w:tplc="DD80FEF0">
+    <w:lvl w:ilvl="2" w:tplc="36640186">
       <w:numFmt w:val="decimal"/>
       <w:lvlText w:val=""/>
       <w:lvlJc w:val="left"/>
     </w:lvl>
-    <w:lvl w:ilvl="3" w:tplc="CEAA003A">
+    <w:lvl w:ilvl="3" w:tplc="E702F6D4">
       <w:numFmt w:val="decimal"/>
       <w:lvlText w:val=""/>
       <w:lvlJc w:val="left"/>
     </w:lvl>
-    <w:lvl w:ilvl="4" w:tplc="F050BAD0">
+    <w:lvl w:ilvl="4" w:tplc="C67E83FC">
       <w:numFmt w:val="decimal"/>
       <w:lvlText w:val=""/>
       <w:lvlJc w:val="left"/>
     </w:lvl>
-    <w:lvl w:ilvl="5" w:tplc="34FE77B8">
+    <w:lvl w:ilvl="5" w:tplc="BE0C47C4">
       <w:numFmt w:val="decimal"/>
       <w:lvlText w:val=""/>
       <w:lvlJc w:val="left"/>
     </w:lvl>
-    <w:lvl w:ilvl="6" w:tplc="6B841AC2">
+    <w:lvl w:ilvl="6" w:tplc="77B28510">
       <w:numFmt w:val="decimal"/>
       <w:lvlText w:val=""/>
       <w:lvlJc w:val="left"/>
     </w:lvl>
-    <w:lvl w:ilvl="7" w:tplc="F0A69B98">
+    <w:lvl w:ilvl="7" w:tplc="4F6C67DE">
       <w:numFmt w:val="decimal"/>
       <w:lvlText w:val=""/>
       <w:lvlJc w:val="left"/>
     </w:lvl>
-    <w:lvl w:ilvl="8" w:tplc="8C368D44">
+    <w:lvl w:ilvl="8" w:tplc="3BF6ABFA">
       <w:numFmt w:val="decimal"/>
       <w:lvlText w:val=""/>
       <w:lvlJc w:val="left"/>
@@ -18932,7 +21478,7 @@
   <w:style w:type="paragraph" w:styleId="Ttulo">
     <w:name w:val="Title"/>
     <w:qFormat/>
-    <w:rsid w:val="008975AF"/>
+    <w:rsid w:val="006A32DA"/>
     <w:rPr>
       <w:sz w:val="56"/>
       <w:szCs w:val="56"/>
@@ -18941,7 +21487,7 @@
   <w:style w:type="paragraph" w:customStyle="1" w:styleId="Heading1">
     <w:name w:val="Heading 1"/>
     <w:qFormat/>
-    <w:rsid w:val="008975AF"/>
+    <w:rsid w:val="006A32DA"/>
     <w:rPr>
       <w:color w:val="2E74B5"/>
       <w:sz w:val="32"/>
@@ -18951,7 +21497,7 @@
   <w:style w:type="paragraph" w:customStyle="1" w:styleId="Heading2">
     <w:name w:val="Heading 2"/>
     <w:qFormat/>
-    <w:rsid w:val="008975AF"/>
+    <w:rsid w:val="006A32DA"/>
     <w:rPr>
       <w:color w:val="2E74B5"/>
       <w:sz w:val="26"/>
@@ -18961,7 +21507,7 @@
   <w:style w:type="paragraph" w:customStyle="1" w:styleId="Heading3">
     <w:name w:val="Heading 3"/>
     <w:qFormat/>
-    <w:rsid w:val="008975AF"/>
+    <w:rsid w:val="006A32DA"/>
     <w:rPr>
       <w:color w:val="1F4D78"/>
       <w:sz w:val="24"/>
@@ -18971,7 +21517,7 @@
   <w:style w:type="paragraph" w:customStyle="1" w:styleId="Heading4">
     <w:name w:val="Heading 4"/>
     <w:qFormat/>
-    <w:rsid w:val="008975AF"/>
+    <w:rsid w:val="006A32DA"/>
     <w:rPr>
       <w:i/>
       <w:iCs/>
@@ -18981,7 +21527,7 @@
   <w:style w:type="paragraph" w:customStyle="1" w:styleId="Heading5">
     <w:name w:val="Heading 5"/>
     <w:qFormat/>
-    <w:rsid w:val="008975AF"/>
+    <w:rsid w:val="006A32DA"/>
     <w:rPr>
       <w:color w:val="2E74B5"/>
     </w:rPr>
@@ -18989,7 +21535,7 @@
   <w:style w:type="paragraph" w:customStyle="1" w:styleId="Heading6">
     <w:name w:val="Heading 6"/>
     <w:qFormat/>
-    <w:rsid w:val="008975AF"/>
+    <w:rsid w:val="006A32DA"/>
     <w:rPr>
       <w:color w:val="1F4D78"/>
     </w:rPr>
@@ -18997,7 +21543,7 @@
   <w:style w:type="paragraph" w:customStyle="1" w:styleId="Textoennegrita1">
     <w:name w:val="Texto en negrita1"/>
     <w:qFormat/>
-    <w:rsid w:val="008975AF"/>
+    <w:rsid w:val="006A32DA"/>
     <w:rPr>
       <w:b/>
       <w:bCs/>
@@ -19006,13 +21552,13 @@
   <w:style w:type="paragraph" w:styleId="Prrafodelista">
     <w:name w:val="List Paragraph"/>
     <w:qFormat/>
-    <w:rsid w:val="008975AF"/>
+    <w:rsid w:val="006A32DA"/>
   </w:style>
   <w:style w:type="character" w:styleId="Hipervnculo">
     <w:name w:val="Hyperlink"/>
     <w:uiPriority w:val="99"/>
     <w:unhideWhenUsed/>
-    <w:rsid w:val="008975AF"/>
+    <w:rsid w:val="006A32DA"/>
     <w:rPr>
       <w:color w:val="0563C1"/>
       <w:u w:val="single"/>
@@ -19023,7 +21569,7 @@
     <w:uiPriority w:val="99"/>
     <w:semiHidden/>
     <w:unhideWhenUsed/>
-    <w:rsid w:val="008975AF"/>
+    <w:rsid w:val="006A32DA"/>
     <w:rPr>
       <w:vertAlign w:val="superscript"/>
     </w:rPr>
@@ -19034,7 +21580,7 @@
     <w:uiPriority w:val="99"/>
     <w:semiHidden/>
     <w:unhideWhenUsed/>
-    <w:rsid w:val="008975AF"/>
+    <w:rsid w:val="006A32DA"/>
     <w:pPr>
       <w:spacing w:after="0" w:line="240" w:lineRule="auto"/>
     </w:pPr>
@@ -19049,7 +21595,7 @@
     <w:uiPriority w:val="99"/>
     <w:semiHidden/>
     <w:unhideWhenUsed/>
-    <w:rsid w:val="008975AF"/>
+    <w:rsid w:val="006A32DA"/>
     <w:rPr>
       <w:sz w:val="20"/>
       <w:szCs w:val="20"/>
@@ -19060,7 +21606,7 @@
     <w:uiPriority w:val="99"/>
     <w:semiHidden/>
     <w:unhideWhenUsed/>
-    <w:rsid w:val="008975AF"/>
+    <w:rsid w:val="006A32DA"/>
     <w:rPr>
       <w:vertAlign w:val="superscript"/>
     </w:rPr>
@@ -19071,7 +21617,7 @@
     <w:uiPriority w:val="99"/>
     <w:semiHidden/>
     <w:unhideWhenUsed/>
-    <w:rsid w:val="008975AF"/>
+    <w:rsid w:val="006A32DA"/>
     <w:pPr>
       <w:spacing w:after="0" w:line="240" w:lineRule="auto"/>
     </w:pPr>
@@ -19086,7 +21632,7 @@
     <w:uiPriority w:val="99"/>
     <w:semiHidden/>
     <w:unhideWhenUsed/>
-    <w:rsid w:val="008975AF"/>
+    <w:rsid w:val="006A32DA"/>
     <w:rPr>
       <w:sz w:val="20"/>
       <w:szCs w:val="20"/>
@@ -19095,10 +21641,11 @@
   <w:style w:type="paragraph" w:customStyle="1" w:styleId="Heading10">
     <w:name w:val="Heading 1"/>
     <w:qFormat/>
-    <w:rsid w:val="008975AF"/>
+    <w:rsid w:val="006A32DA"/>
     <w:pPr>
       <w:keepNext/>
       <w:keepLines/>
+      <w:pageBreakBefore/>
       <w:spacing w:after="280"/>
       <w:outlineLvl w:val="0"/>
     </w:pPr>
@@ -19113,7 +21660,7 @@
   <w:style w:type="paragraph" w:customStyle="1" w:styleId="Heading20">
     <w:name w:val="Heading 2"/>
     <w:qFormat/>
-    <w:rsid w:val="008975AF"/>
+    <w:rsid w:val="006A32DA"/>
     <w:pPr>
       <w:keepNext/>
       <w:keepLines/>
@@ -19131,7 +21678,7 @@
   <w:style w:type="paragraph" w:customStyle="1" w:styleId="Heading30">
     <w:name w:val="Heading 3"/>
     <w:qFormat/>
-    <w:rsid w:val="008975AF"/>
+    <w:rsid w:val="006A32DA"/>
     <w:pPr>
       <w:keepNext/>
       <w:keepLines/>
@@ -19153,7 +21700,7 @@
     <w:autoRedefine/>
     <w:uiPriority w:val="39"/>
     <w:unhideWhenUsed/>
-    <w:rsid w:val="009D5578"/>
+    <w:rsid w:val="00300BB0"/>
     <w:pPr>
       <w:spacing w:after="100"/>
     </w:pPr>
@@ -19165,7 +21712,7 @@
     <w:autoRedefine/>
     <w:uiPriority w:val="39"/>
     <w:unhideWhenUsed/>
-    <w:rsid w:val="009D5578"/>
+    <w:rsid w:val="00300BB0"/>
     <w:pPr>
       <w:spacing w:after="100"/>
       <w:ind w:left="220"/>
@@ -19178,7 +21725,7 @@
     <w:autoRedefine/>
     <w:uiPriority w:val="39"/>
     <w:unhideWhenUsed/>
-    <w:rsid w:val="009D5578"/>
+    <w:rsid w:val="00300BB0"/>
     <w:pPr>
       <w:spacing w:after="100" w:line="276" w:lineRule="auto"/>
       <w:ind w:left="440"/>
@@ -19194,7 +21741,7 @@
     <w:autoRedefine/>
     <w:uiPriority w:val="39"/>
     <w:unhideWhenUsed/>
-    <w:rsid w:val="009D5578"/>
+    <w:rsid w:val="00300BB0"/>
     <w:pPr>
       <w:spacing w:after="100" w:line="276" w:lineRule="auto"/>
       <w:ind w:left="660"/>
@@ -19210,7 +21757,7 @@
     <w:autoRedefine/>
     <w:uiPriority w:val="39"/>
     <w:unhideWhenUsed/>
-    <w:rsid w:val="009D5578"/>
+    <w:rsid w:val="00300BB0"/>
     <w:pPr>
       <w:spacing w:after="100" w:line="276" w:lineRule="auto"/>
       <w:ind w:left="880"/>
@@ -19226,7 +21773,7 @@
     <w:autoRedefine/>
     <w:uiPriority w:val="39"/>
     <w:unhideWhenUsed/>
-    <w:rsid w:val="009D5578"/>
+    <w:rsid w:val="00300BB0"/>
     <w:pPr>
       <w:spacing w:after="100" w:line="276" w:lineRule="auto"/>
       <w:ind w:left="1100"/>
@@ -19242,7 +21789,7 @@
     <w:autoRedefine/>
     <w:uiPriority w:val="39"/>
     <w:unhideWhenUsed/>
-    <w:rsid w:val="009D5578"/>
+    <w:rsid w:val="00300BB0"/>
     <w:pPr>
       <w:spacing w:after="100" w:line="276" w:lineRule="auto"/>
       <w:ind w:left="1320"/>
@@ -19258,7 +21805,7 @@
     <w:autoRedefine/>
     <w:uiPriority w:val="39"/>
     <w:unhideWhenUsed/>
-    <w:rsid w:val="009D5578"/>
+    <w:rsid w:val="00300BB0"/>
     <w:pPr>
       <w:spacing w:after="100" w:line="276" w:lineRule="auto"/>
       <w:ind w:left="1540"/>
@@ -19274,7 +21821,7 @@
     <w:autoRedefine/>
     <w:uiPriority w:val="39"/>
     <w:unhideWhenUsed/>
-    <w:rsid w:val="009D5578"/>
+    <w:rsid w:val="00300BB0"/>
     <w:pPr>
       <w:spacing w:after="100" w:line="276" w:lineRule="auto"/>
       <w:ind w:left="1760"/>
@@ -19290,7 +21837,7 @@
     <w:uiPriority w:val="99"/>
     <w:semiHidden/>
     <w:unhideWhenUsed/>
-    <w:rsid w:val="009D5578"/>
+    <w:rsid w:val="00300BB0"/>
     <w:pPr>
       <w:spacing w:after="0" w:line="240" w:lineRule="auto"/>
     </w:pPr>
@@ -19306,7 +21853,7 @@
     <w:link w:val="Textodeglobo"/>
     <w:uiPriority w:val="99"/>
     <w:semiHidden/>
-    <w:rsid w:val="009D5578"/>
+    <w:rsid w:val="00300BB0"/>
     <w:rPr>
       <w:rFonts w:ascii="Tahoma" w:hAnsi="Tahoma" w:cs="Tahoma"/>
       <w:sz w:val="16"/>
